--- a/document-merge-service/kt_ag/templatefiles/form.docx
+++ b/document-merge-service/kt_ag/templatefiles/form.docx
@@ -1,276 +1,95 @@
 
 <file path=word/document.xml><?xml version="1.0" encoding="utf-8"?>
-<w:document xmlns:o="urn:schemas-microsoft-com:office:office" xmlns:r="http://schemas.openxmlformats.org/officeDocument/2006/relationships" xmlns:v="urn:schemas-microsoft-com:vml" xmlns:w="http://schemas.openxmlformats.org/wordprocessingml/2006/main" xmlns:w10="urn:schemas-microsoft-com:office:word" xmlns:wp="http://schemas.openxmlformats.org/drawingml/2006/wordprocessingDrawing" xmlns:pic="http://schemas.openxmlformats.org/drawingml/2006/picture" xmlns:wps="http://schemas.microsoft.com/office/word/2010/wordprocessingShape" xmlns:wpg="http://schemas.microsoft.com/office/word/2010/wordprocessingGroup" xmlns:mc="http://schemas.openxmlformats.org/markup-compatibility/2006" xmlns:wp14="http://schemas.microsoft.com/office/word/2010/wordprocessingDrawing" xmlns:w14="http://schemas.microsoft.com/office/word/2010/wordml" xmlns:w15="http://schemas.microsoft.com/office/word/2012/wordml" mc:Ignorable="w14 wp14 w15">
+<w:document xmlns:o="urn:schemas-microsoft-com:office:office" xmlns:r="http://schemas.openxmlformats.org/officeDocument/2006/relationships" xmlns:v="urn:schemas-microsoft-com:vml" xmlns:w="http://schemas.openxmlformats.org/wordprocessingml/2006/main" xmlns:w10="urn:schemas-microsoft-com:office:word" xmlns:wp="http://schemas.openxmlformats.org/drawingml/2006/wordprocessingDrawing" xmlns:wps="http://schemas.microsoft.com/office/word/2010/wordprocessingShape" xmlns:wpg="http://schemas.microsoft.com/office/word/2010/wordprocessingGroup" xmlns:mc="http://schemas.openxmlformats.org/markup-compatibility/2006" xmlns:wp14="http://schemas.microsoft.com/office/word/2010/wordprocessingDrawing" xmlns:w14="http://schemas.microsoft.com/office/word/2010/wordml" xmlns:w15="http://schemas.microsoft.com/office/word/2012/wordml" mc:Ignorable="w14 wp14 w15">
   <w:body>
     <w:p>
       <w:pPr>
         <w:pStyle w:val="Title"/>
-        <w:widowControl w:val="false"/>
-        <w:suppressAutoHyphens w:val="true"/>
-        <w:bidi w:val="0"/>
-        <w:spacing w:before="0" w:after="0"/>
-        <w:ind w:hanging="0" w:left="4229" w:right="0"/>
+        <w:spacing w:before="2160" w:after="288"/>
         <w:jc w:val="left"/>
         <w:rPr>
           <w:rFonts w:ascii="Arial" w:hAnsi="Arial"/>
         </w:rPr>
       </w:pPr>
       <w:r>
-        <w:rPr>
-          <w:rFonts w:cs="Arial" w:ascii="Arial" w:hAnsi="Arial"/>
-          <w:sz w:val="48"/>
-          <w:szCs w:val="44"/>
-          <w:lang w:val="fr-CH"/>
-        </w:rPr>
-        <w:t>{{ caseType }}</w:t>
-        <w:br/>
-        <w:t xml:space="preserve">{{ </w:t>
-      </w:r>
-      <w:r>
-        <w:rPr>
-          <w:rFonts w:eastAsia="Noto Sans CJK SC Regular" w:cs="Arial" w:ascii="Arial" w:hAnsi="Arial"/>
-          <w:b/>
-          <w:bCs/>
-          <w:color w:val="auto"/>
-          <w:kern w:val="2"/>
-          <w:sz w:val="48"/>
-          <w:szCs w:val="44"/>
-          <w:lang w:val="fr-CH" w:eastAsia="zh-CN" w:bidi="hi-IN"/>
-        </w:rPr>
-        <w:t>dossierNr</w:t>
-      </w:r>
-      <w:r>
-        <w:rPr>
-          <w:rFonts w:cs="Arial" w:ascii="Arial" w:hAnsi="Arial"/>
-          <w:sz w:val="48"/>
-          <w:szCs w:val="44"/>
-          <w:lang w:val="fr-CH"/>
-        </w:rPr>
-        <w:t xml:space="preserve"> }}</w:t>
-        <w:br/>
-      </w:r>
-      <w:r>
-        <w:rPr>
-          <w:rFonts w:cs="Arial" w:ascii="Arial" w:hAnsi="Arial"/>
-          <w:color w:val="808080"/>
-          <w:sz w:val="32"/>
-          <w:szCs w:val="32"/>
-          <w:lang w:val="fr-CH"/>
-        </w:rPr>
-        <w:t>{% if formType %}{{ formType }}</w:t>
-        <w:br/>
-        <w:t>{% endif %}</w:t>
+        <w:rPr/>
+        <w:t>{{ caseType }} {{ dossierNr }}</w:t>
       </w:r>
     </w:p>
     <w:p>
       <w:pPr>
-        <w:pStyle w:val="FrameContentsuser"/>
-        <w:suppressAutoHyphens w:val="true"/>
-        <w:overflowPunct w:val="false"/>
-        <w:bidi w:val="0"/>
-        <w:spacing w:before="114" w:after="114"/>
-        <w:ind w:hanging="0" w:left="4229" w:right="0"/>
-        <w:jc w:val="left"/>
-        <w:rPr>
-          <w:rFonts w:ascii="Arial" w:hAnsi="Arial"/>
-        </w:rPr>
+        <w:pStyle w:val="Subtitle"/>
+        <w:rPr/>
       </w:pPr>
       <w:r>
-        <w:rPr>
-          <w:rFonts w:cs="Arial" w:ascii="Arial" w:hAnsi="Arial"/>
-          <w:b w:val="false"/>
-          <w:bCs w:val="false"/>
-          <w:color w:val="808080"/>
-          <w:sz w:val="18"/>
-          <w:szCs w:val="18"/>
-          <w:lang w:val="fr-CH"/>
-        </w:rPr>
+        <w:rPr/>
         <w:t>{{ createdAt }}</w:t>
-      </w:r>
-    </w:p>
-    <w:p>
-      <w:pPr>
-        <w:pStyle w:val="FrameContentsuser"/>
-        <w:widowControl w:val="false"/>
-        <w:suppressAutoHyphens w:val="true"/>
-        <w:overflowPunct w:val="false"/>
-        <w:bidi w:val="0"/>
-        <w:spacing w:before="114" w:after="114"/>
-        <w:ind w:hanging="0" w:left="4229" w:right="0"/>
-        <w:jc w:val="left"/>
-        <w:rPr>
-          <w:rFonts w:ascii="Arial" w:hAnsi="Arial"/>
-        </w:rPr>
-      </w:pPr>
-      <w:r>
-        <w:rPr>
-          <w:rFonts w:cs="Arial" w:ascii="Arial" w:hAnsi="Arial"/>
-          <w:b w:val="false"/>
-          <w:bCs w:val="false"/>
-          <w:color w:val="808080"/>
-          <w:sz w:val="18"/>
-          <w:szCs w:val="18"/>
-          <w:lang w:val="fr-CH"/>
-        </w:rPr>
+        <w:br/>
         <w:t>{{ modifiedAt }}</w:t>
-      </w:r>
-    </w:p>
-    <w:p>
-      <w:pPr>
-        <w:pStyle w:val="FrameContentsuser"/>
-        <w:widowControl w:val="false"/>
-        <w:suppressAutoHyphens w:val="true"/>
-        <w:overflowPunct w:val="false"/>
-        <w:bidi w:val="0"/>
-        <w:spacing w:before="114" w:after="114"/>
-        <w:ind w:hanging="0" w:left="4229" w:right="0"/>
-        <w:jc w:val="left"/>
-        <w:rPr>
-          <w:rFonts w:ascii="Arial" w:hAnsi="Arial"/>
-        </w:rPr>
-      </w:pPr>
-      <w:r>
-        <w:rPr>
-          <w:rFonts w:cs="Arial" w:ascii="Arial" w:hAnsi="Arial"/>
-          <w:b w:val="false"/>
-          <w:bCs w:val="false"/>
-          <w:color w:val="808080"/>
-          <w:sz w:val="18"/>
-          <w:szCs w:val="18"/>
-          <w:lang w:val="fr-CH"/>
-        </w:rPr>
+        <w:br/>
         <w:t>{{ generatedAt }}</w:t>
-      </w:r>
-    </w:p>
-    <w:p>
-      <w:pPr>
-        <w:pStyle w:val="Title"/>
-        <w:widowControl w:val="false"/>
-        <w:suppressAutoHyphens w:val="true"/>
-        <w:bidi w:val="0"/>
-        <w:spacing w:before="0" w:after="15"/>
-        <w:ind w:hanging="0" w:left="4229" w:right="0"/>
-        <w:jc w:val="left"/>
-        <w:rPr>
-          <w:rFonts w:ascii="Arial" w:hAnsi="Arial"/>
-          <w:sz w:val="12"/>
-          <w:szCs w:val="12"/>
-        </w:rPr>
-      </w:pPr>
-      <w:r>
-        <w:rPr>
-          <w:rFonts w:ascii="Arial" w:hAnsi="Arial"/>
-          <w:sz w:val="12"/>
-          <w:szCs w:val="12"/>
-        </w:rPr>
       </w:r>
     </w:p>
     <w:tbl>
       <w:tblPr>
-        <w:tblW w:w="8929" w:type="dxa"/>
+        <w:tblW w:w="5000" w:type="pct"/>
         <w:jc w:val="left"/>
-        <w:tblInd w:w="55" w:type="dxa"/>
+        <w:tblInd w:w="0" w:type="dxa"/>
         <w:tblLayout w:type="fixed"/>
         <w:tblCellMar>
-          <w:top w:w="55" w:type="dxa"/>
-          <w:left w:w="55" w:type="dxa"/>
-          <w:bottom w:w="55" w:type="dxa"/>
-          <w:right w:w="55" w:type="dxa"/>
+          <w:top w:w="72" w:type="dxa"/>
+          <w:left w:w="0" w:type="dxa"/>
+          <w:bottom w:w="72" w:type="dxa"/>
+          <w:right w:w="72" w:type="dxa"/>
         </w:tblCellMar>
       </w:tblPr>
       <w:tblGrid>
-        <w:gridCol w:w="3868"/>
-        <w:gridCol w:w="275"/>
-        <w:gridCol w:w="4786"/>
+        <w:gridCol w:w="4818"/>
+        <w:gridCol w:w="4819"/>
       </w:tblGrid>
       <w:tr>
         <w:trPr/>
         <w:tc>
           <w:tcPr>
-            <w:tcW w:w="3868" w:type="dxa"/>
+            <w:tcW w:w="4818" w:type="dxa"/>
             <w:tcBorders/>
           </w:tcPr>
           <w:p>
             <w:pPr>
-              <w:pStyle w:val="Heading3"/>
-              <w:widowControl w:val="false"/>
+              <w:pStyle w:val="TableHeading"/>
               <w:numPr>
                 <w:ilvl w:val="2"/>
-                <w:numId w:val="3"/>
+                <w:numId w:val="5"/>
               </w:numPr>
-              <w:suppressAutoHyphens w:val="true"/>
-              <w:spacing w:before="0" w:after="0"/>
-              <w:ind w:hanging="0" w:right="176"/>
-              <w:rPr>
-                <w:rFonts w:ascii="Arial" w:hAnsi="Arial"/>
-              </w:rPr>
-            </w:pPr>
-            <w:r>
-              <w:rPr>
-                <w:rFonts w:cs="Arial" w:ascii="Arial" w:hAnsi="Arial"/>
-                <w:sz w:val="18"/>
-                <w:szCs w:val="18"/>
-                <w:lang w:val="fr-CH"/>
-              </w:rPr>
+              <w:rPr/>
+            </w:pPr>
+            <w:r>
+              <w:rPr/>
               <w:t>{{ addressHeaderLabel }}</w:t>
             </w:r>
           </w:p>
         </w:tc>
         <w:tc>
           <w:tcPr>
-            <w:tcW w:w="275" w:type="dxa"/>
+            <w:tcW w:w="4819" w:type="dxa"/>
             <w:tcBorders/>
+            <w:tcMar>
+              <w:left w:w="72" w:type="dxa"/>
+              <w:right w:w="0" w:type="dxa"/>
+            </w:tcMar>
           </w:tcPr>
           <w:p>
             <w:pPr>
-              <w:pStyle w:val="Heading3"/>
-              <w:widowControl w:val="false"/>
+              <w:pStyle w:val="TableHeading"/>
               <w:numPr>
                 <w:ilvl w:val="2"/>
-                <w:numId w:val="3"/>
+                <w:numId w:val="5"/>
               </w:numPr>
-              <w:suppressAutoHyphens w:val="true"/>
-              <w:spacing w:before="0" w:after="0"/>
-              <w:ind w:hanging="0" w:right="176"/>
-              <w:rPr>
-                <w:rFonts w:ascii="Arial" w:hAnsi="Arial"/>
-              </w:rPr>
-            </w:pPr>
-            <w:r>
-              <w:rPr>
-                <w:rFonts w:ascii="Arial" w:hAnsi="Arial"/>
-              </w:rPr>
-            </w:r>
-          </w:p>
-        </w:tc>
-        <w:tc>
-          <w:tcPr>
-            <w:tcW w:w="4786" w:type="dxa"/>
-            <w:tcBorders/>
-          </w:tcPr>
-          <w:p>
-            <w:pPr>
-              <w:pStyle w:val="Heading3"/>
-              <w:widowControl w:val="false"/>
-              <w:numPr>
-                <w:ilvl w:val="2"/>
-                <w:numId w:val="3"/>
-              </w:numPr>
-              <w:suppressAutoHyphens w:val="true"/>
-              <w:spacing w:before="0" w:after="0"/>
-              <w:ind w:hanging="0" w:right="176"/>
-              <w:rPr>
-                <w:rFonts w:ascii="Arial" w:hAnsi="Arial"/>
-              </w:rPr>
-            </w:pPr>
-            <w:r>
-              <w:rPr>
-                <w:rFonts w:cs="Arial" w:ascii="Arial" w:hAnsi="Arial"/>
-                <w:sz w:val="18"/>
-                <w:szCs w:val="18"/>
-                <w:lang w:val="fr-CH"/>
-              </w:rPr>
-              <w:t>{{ plotsHeaderLabel }}</w:t>
+              <w:rPr/>
+            </w:pPr>
+            <w:r>
+              <w:rPr/>
+              <w:t>{{ applicantHeaderLabel }}</w:t>
             </w:r>
           </w:p>
         </w:tc>
@@ -279,91 +98,47 @@
         <w:trPr/>
         <w:tc>
           <w:tcPr>
-            <w:tcW w:w="3868" w:type="dxa"/>
+            <w:tcW w:w="4818" w:type="dxa"/>
             <w:tcBorders/>
           </w:tcPr>
           <w:p>
             <w:pPr>
               <w:pStyle w:val="TableContents"/>
-              <w:widowControl w:val="false"/>
-              <w:rPr>
-                <w:rFonts w:ascii="Arial" w:hAnsi="Arial"/>
-              </w:rPr>
-            </w:pPr>
-            <w:r>
-              <w:rPr>
-                <w:rFonts w:eastAsia="Noto Sans CJK SC Regular" w:cs="Arial" w:ascii="Arial" w:hAnsi="Arial"/>
-                <w:b w:val="false"/>
-                <w:bCs w:val="false"/>
-                <w:color w:val="auto"/>
-                <w:kern w:val="2"/>
-                <w:sz w:val="18"/>
-                <w:szCs w:val="18"/>
-                <w:lang w:val="fr-CH" w:eastAsia="zh-CN" w:bidi="hi-IN"/>
-              </w:rPr>
+              <w:rPr/>
+            </w:pPr>
+            <w:r>
+              <w:rPr/>
               <w:t>{% if addressHeader %}{{ addressHeader }}{% else%}-{% endif %}</w:t>
             </w:r>
           </w:p>
         </w:tc>
         <w:tc>
           <w:tcPr>
-            <w:tcW w:w="275" w:type="dxa"/>
+            <w:tcW w:w="4819" w:type="dxa"/>
             <w:tcBorders/>
+            <w:tcMar>
+              <w:left w:w="72" w:type="dxa"/>
+              <w:right w:w="0" w:type="dxa"/>
+            </w:tcMar>
           </w:tcPr>
           <w:p>
             <w:pPr>
               <w:pStyle w:val="TableContents"/>
-              <w:widowControl w:val="false"/>
-              <w:rPr>
-                <w:rFonts w:ascii="Arial" w:hAnsi="Arial" w:eastAsia="Noto Sans CJK SC Regular" w:cs="Arial"/>
-                <w:b w:val="false"/>
-                <w:bCs w:val="false"/>
-                <w:color w:val="auto"/>
-                <w:kern w:val="2"/>
-                <w:sz w:val="18"/>
-                <w:szCs w:val="18"/>
-                <w:lang w:val="fr-CH" w:eastAsia="zh-CN" w:bidi="hi-IN"/>
-              </w:rPr>
-            </w:pPr>
-            <w:r>
-              <w:rPr>
-                <w:rFonts w:eastAsia="Noto Sans CJK SC Regular" w:cs="Arial" w:ascii="Arial" w:hAnsi="Arial"/>
-                <w:b w:val="false"/>
-                <w:bCs w:val="false"/>
-                <w:color w:val="auto"/>
-                <w:kern w:val="2"/>
-                <w:sz w:val="18"/>
-                <w:szCs w:val="18"/>
-                <w:lang w:val="fr-CH" w:eastAsia="zh-CN" w:bidi="hi-IN"/>
-              </w:rPr>
-            </w:r>
-          </w:p>
-        </w:tc>
-        <w:tc>
-          <w:tcPr>
-            <w:tcW w:w="4786" w:type="dxa"/>
-            <w:tcBorders/>
-          </w:tcPr>
+              <w:rPr/>
+            </w:pPr>
+            <w:r>
+              <w:rPr/>
+              <w:t>{% if applicants %}{% for person in applicants %}{{ person.full_name }}, {{ person.full_address }}{% if not loop.last %}</w:t>
+            </w:r>
+          </w:p>
           <w:p>
             <w:pPr>
               <w:pStyle w:val="TableContents"/>
-              <w:widowControl w:val="false"/>
-              <w:rPr>
-                <w:rFonts w:ascii="Arial" w:hAnsi="Arial"/>
-              </w:rPr>
-            </w:pPr>
-            <w:r>
-              <w:rPr>
-                <w:rFonts w:eastAsia="Noto Sans CJK SC Regular" w:cs="Arial" w:ascii="Arial" w:hAnsi="Arial"/>
-                <w:b w:val="false"/>
-                <w:bCs w:val="false"/>
-                <w:color w:val="auto"/>
-                <w:kern w:val="2"/>
-                <w:sz w:val="18"/>
-                <w:szCs w:val="18"/>
-                <w:lang w:val="fr-CH" w:eastAsia="zh-CN" w:bidi="hi-IN"/>
-              </w:rPr>
-              <w:t>{% if plotsHeader%}{{ plotsHeader }}{% else %}-{% endif%}</w:t>
+              <w:rPr/>
+            </w:pPr>
+            <w:r>
+              <w:rPr/>
+              <w:t>{% endif %}{% endfor %}{% else %}-{% endif%}</w:t>
             </w:r>
           </w:p>
         </w:tc>
@@ -372,89 +147,45 @@
         <w:trPr/>
         <w:tc>
           <w:tcPr>
-            <w:tcW w:w="3868" w:type="dxa"/>
+            <w:tcW w:w="4818" w:type="dxa"/>
             <w:tcBorders/>
           </w:tcPr>
           <w:p>
             <w:pPr>
-              <w:pStyle w:val="TableContents"/>
-              <w:widowControl w:val="false"/>
-              <w:rPr>
-                <w:rFonts w:ascii="Arial" w:hAnsi="Arial" w:eastAsia="Noto Sans CJK SC Regular" w:cs="Arial"/>
-                <w:b w:val="false"/>
-                <w:bCs w:val="false"/>
-                <w:color w:val="auto"/>
-                <w:kern w:val="2"/>
-                <w:sz w:val="18"/>
-                <w:szCs w:val="18"/>
-                <w:lang w:val="fr-CH" w:eastAsia="zh-CN" w:bidi="hi-IN"/>
-              </w:rPr>
-            </w:pPr>
-            <w:r>
-              <w:rPr>
-                <w:rFonts w:eastAsia="Noto Sans CJK SC Regular" w:cs="Arial" w:ascii="Arial" w:hAnsi="Arial"/>
-                <w:b w:val="false"/>
-                <w:bCs w:val="false"/>
-                <w:color w:val="auto"/>
-                <w:kern w:val="2"/>
-                <w:sz w:val="18"/>
-                <w:szCs w:val="18"/>
-                <w:lang w:val="fr-CH" w:eastAsia="zh-CN" w:bidi="hi-IN"/>
-              </w:rPr>
+              <w:pStyle w:val="TableHeading"/>
+              <w:numPr>
+                <w:ilvl w:val="3"/>
+                <w:numId w:val="5"/>
+              </w:numPr>
+              <w:rPr/>
+            </w:pPr>
+            <w:r>
+              <w:rPr/>
+              <w:t>{{ municipalityHeaderLabel }}</w:t>
             </w:r>
           </w:p>
         </w:tc>
         <w:tc>
           <w:tcPr>
-            <w:tcW w:w="275" w:type="dxa"/>
+            <w:tcW w:w="4819" w:type="dxa"/>
             <w:tcBorders/>
+            <w:tcMar>
+              <w:left w:w="72" w:type="dxa"/>
+              <w:right w:w="0" w:type="dxa"/>
+            </w:tcMar>
           </w:tcPr>
           <w:p>
             <w:pPr>
-              <w:pStyle w:val="TableContents"/>
-              <w:widowControl w:val="false"/>
-              <w:rPr>
-                <w:rFonts w:ascii="Arial" w:hAnsi="Arial" w:eastAsia="Noto Sans CJK SC Regular" w:cs="Arial"/>
-                <w:b w:val="false"/>
-                <w:bCs w:val="false"/>
-                <w:color w:val="auto"/>
-                <w:kern w:val="2"/>
-                <w:sz w:val="18"/>
-                <w:szCs w:val="18"/>
-                <w:lang w:val="fr-CH" w:eastAsia="zh-CN" w:bidi="hi-IN"/>
-              </w:rPr>
-            </w:pPr>
-            <w:r>
-              <w:rPr>
-                <w:rFonts w:eastAsia="Noto Sans CJK SC Regular" w:cs="Arial" w:ascii="Arial" w:hAnsi="Arial"/>
-                <w:b w:val="false"/>
-                <w:bCs w:val="false"/>
-                <w:color w:val="auto"/>
-                <w:kern w:val="2"/>
-                <w:sz w:val="18"/>
-                <w:szCs w:val="18"/>
-                <w:lang w:val="fr-CH" w:eastAsia="zh-CN" w:bidi="hi-IN"/>
-              </w:rPr>
-            </w:r>
-          </w:p>
-        </w:tc>
-        <w:tc>
-          <w:tcPr>
-            <w:tcW w:w="4786" w:type="dxa"/>
-            <w:tcBorders/>
-          </w:tcPr>
-          <w:p>
-            <w:pPr>
-              <w:pStyle w:val="TableContents"/>
-              <w:widowControl w:val="false"/>
-              <w:rPr>
-                <w:rFonts w:ascii="Arial" w:hAnsi="Arial"/>
-              </w:rPr>
-            </w:pPr>
-            <w:r>
-              <w:rPr>
-                <w:rFonts w:ascii="Arial" w:hAnsi="Arial"/>
-              </w:rPr>
+              <w:pStyle w:val="TableHeading"/>
+              <w:numPr>
+                <w:ilvl w:val="3"/>
+                <w:numId w:val="5"/>
+              </w:numPr>
+              <w:rPr/>
+            </w:pPr>
+            <w:r>
+              <w:rPr/>
+              <w:t>{{ landownerHeaderLabel }}</w:t>
             </w:r>
           </w:p>
         </w:tc>
@@ -463,98 +194,73 @@
         <w:trPr/>
         <w:tc>
           <w:tcPr>
-            <w:tcW w:w="3868" w:type="dxa"/>
+            <w:tcW w:w="4818" w:type="dxa"/>
             <w:tcBorders/>
           </w:tcPr>
           <w:p>
             <w:pPr>
-              <w:pStyle w:val="Heading3"/>
-              <w:widowControl w:val="false"/>
+              <w:pStyle w:val="TableContents"/>
               <w:numPr>
-                <w:ilvl w:val="2"/>
-                <w:numId w:val="3"/>
+                <w:ilvl w:val="3"/>
+                <w:numId w:val="5"/>
               </w:numPr>
-              <w:suppressAutoHyphens w:val="true"/>
-              <w:spacing w:before="0" w:after="0"/>
-              <w:ind w:hanging="0" w:right="176"/>
-              <w:rPr>
-                <w:rFonts w:ascii="Arial" w:hAnsi="Arial"/>
-              </w:rPr>
-            </w:pPr>
-            <w:r>
-              <w:rPr>
-                <w:rFonts w:eastAsia="Noto Sans CJK SC Regular" w:cs="Arial" w:ascii="Arial" w:hAnsi="Arial"/>
-                <w:b/>
-                <w:bCs/>
-                <w:color w:val="auto"/>
-                <w:kern w:val="2"/>
-                <w:sz w:val="18"/>
-                <w:szCs w:val="18"/>
+              <w:rPr/>
+            </w:pPr>
+            <w:r>
+              <w:rPr>
                 <w:lang w:val="fr-CH" w:eastAsia="zh-CN" w:bidi="hi-IN"/>
               </w:rPr>
-              <w:t>{{ applicantHeaderLabel }}</w:t>
+              <w:t>{% if municipalityHeader %}</w:t>
+            </w:r>
+            <w:r>
+              <w:rPr>
+                <w:lang w:val="fr-CH"/>
+              </w:rPr>
+              <w:t>{{ municipalityHeader }}</w:t>
+            </w:r>
+            <w:r>
+              <w:rPr>
+                <w:lang w:val="fr-CH" w:eastAsia="zh-CN" w:bidi="hi-IN"/>
+              </w:rPr>
+              <w:t>{% else %}-{% endif%}</w:t>
             </w:r>
           </w:p>
         </w:tc>
         <w:tc>
           <w:tcPr>
-            <w:tcW w:w="275" w:type="dxa"/>
+            <w:tcW w:w="4819" w:type="dxa"/>
             <w:tcBorders/>
+            <w:tcMar>
+              <w:left w:w="72" w:type="dxa"/>
+              <w:right w:w="0" w:type="dxa"/>
+            </w:tcMar>
           </w:tcPr>
           <w:p>
             <w:pPr>
-              <w:pStyle w:val="Heading3"/>
-              <w:widowControl w:val="false"/>
+              <w:pStyle w:val="TableContents"/>
               <w:numPr>
-                <w:ilvl w:val="2"/>
-                <w:numId w:val="3"/>
+                <w:ilvl w:val="3"/>
+                <w:numId w:val="5"/>
               </w:numPr>
-              <w:suppressAutoHyphens w:val="true"/>
-              <w:spacing w:before="0" w:after="0"/>
-              <w:ind w:hanging="0" w:right="176"/>
-              <w:rPr>
-                <w:rFonts w:ascii="Arial" w:hAnsi="Arial"/>
-              </w:rPr>
-            </w:pPr>
-            <w:r>
-              <w:rPr>
-                <w:rFonts w:ascii="Arial" w:hAnsi="Arial"/>
-              </w:rPr>
-            </w:r>
-          </w:p>
-        </w:tc>
-        <w:tc>
-          <w:tcPr>
-            <w:tcW w:w="4786" w:type="dxa"/>
-            <w:tcBorders/>
-          </w:tcPr>
-          <w:p>
-            <w:pPr>
-              <w:pStyle w:val="Heading3"/>
-              <w:widowControl w:val="false"/>
+              <w:rPr/>
+            </w:pPr>
+            <w:r>
+              <w:rPr/>
+              <w:t>{% if landowners %}{% for person in landowners %}{{ person.full_name }}, {{ person.full_address }}{% if not loop.last %}</w:t>
+            </w:r>
+          </w:p>
+          <w:p>
+            <w:pPr>
+              <w:pStyle w:val="TableContents"/>
               <w:numPr>
-                <w:ilvl w:val="2"/>
-                <w:numId w:val="3"/>
+                <w:ilvl w:val="3"/>
+                <w:numId w:val="5"/>
               </w:numPr>
-              <w:suppressAutoHyphens w:val="true"/>
-              <w:spacing w:before="0" w:after="0"/>
-              <w:ind w:hanging="0" w:right="176"/>
-              <w:rPr>
-                <w:rFonts w:ascii="Arial" w:hAnsi="Arial"/>
-              </w:rPr>
-            </w:pPr>
-            <w:r>
-              <w:rPr>
-                <w:rFonts w:eastAsia="Noto Sans CJK SC Regular" w:cs="Arial" w:ascii="Arial" w:hAnsi="Arial"/>
-                <w:b/>
-                <w:bCs/>
-                <w:color w:val="auto"/>
-                <w:kern w:val="2"/>
-                <w:sz w:val="18"/>
-                <w:szCs w:val="18"/>
-                <w:lang w:val="fr-CH" w:eastAsia="zh-CN" w:bidi="hi-IN"/>
-              </w:rPr>
-              <w:t>{{ tagHeaderLabel }}</w:t>
+              <w:rPr/>
+            </w:pPr>
+            <w:r>
+              <w:rPr/>
+              <w:t>{% endif %}{% endfor %}{% elif applicants %}Gesuchsteller/in ist Grundeigentümer/in{% else %}-{% endif%}</w:t>
             </w:r>
           </w:p>
         </w:tc>
@@ -563,88 +269,45 @@
         <w:trPr/>
         <w:tc>
           <w:tcPr>
-            <w:tcW w:w="3868" w:type="dxa"/>
+            <w:tcW w:w="4818" w:type="dxa"/>
             <w:tcBorders/>
           </w:tcPr>
           <w:p>
             <w:pPr>
-              <w:pStyle w:val="TableContents"/>
-              <w:widowControl w:val="false"/>
-              <w:rPr>
-                <w:rFonts w:ascii="Arial" w:hAnsi="Arial"/>
-              </w:rPr>
-            </w:pPr>
-            <w:r>
-              <w:rPr>
-                <w:rFonts w:eastAsia="Noto Sans CJK SC Regular" w:cs="Arial" w:ascii="Arial" w:hAnsi="Arial"/>
-                <w:b w:val="false"/>
-                <w:bCs w:val="false"/>
-                <w:color w:val="auto"/>
-                <w:kern w:val="2"/>
-                <w:sz w:val="18"/>
-                <w:szCs w:val="18"/>
-                <w:lang w:val="fr-CH" w:eastAsia="zh-CN" w:bidi="hi-IN"/>
-              </w:rPr>
-              <w:t>{% if applicantHeader %}{{ applicantHeader }}{% else %}-{% endif%}</w:t>
+              <w:pStyle w:val="TableHeading"/>
+              <w:numPr>
+                <w:ilvl w:val="2"/>
+                <w:numId w:val="5"/>
+              </w:numPr>
+              <w:rPr/>
+            </w:pPr>
+            <w:r>
+              <w:rPr/>
+              <w:t>{{ plotsHeaderLabel }}</w:t>
             </w:r>
           </w:p>
         </w:tc>
         <w:tc>
           <w:tcPr>
-            <w:tcW w:w="275" w:type="dxa"/>
+            <w:tcW w:w="4819" w:type="dxa"/>
             <w:tcBorders/>
+            <w:tcMar>
+              <w:left w:w="72" w:type="dxa"/>
+              <w:right w:w="0" w:type="dxa"/>
+            </w:tcMar>
           </w:tcPr>
           <w:p>
             <w:pPr>
-              <w:pStyle w:val="Heading3"/>
-              <w:widowControl w:val="false"/>
+              <w:pStyle w:val="TableHeading"/>
               <w:numPr>
                 <w:ilvl w:val="2"/>
-                <w:numId w:val="3"/>
+                <w:numId w:val="5"/>
               </w:numPr>
-              <w:suppressAutoHyphens w:val="true"/>
-              <w:spacing w:before="0" w:after="0"/>
-              <w:ind w:hanging="0" w:right="176"/>
-              <w:rPr>
-                <w:rFonts w:ascii="Arial" w:hAnsi="Arial"/>
-                <w:b w:val="false"/>
-                <w:bCs w:val="false"/>
-              </w:rPr>
-            </w:pPr>
-            <w:r>
-              <w:rPr>
-                <w:rFonts w:ascii="Arial" w:hAnsi="Arial"/>
-                <w:b w:val="false"/>
-                <w:bCs w:val="false"/>
-              </w:rPr>
-            </w:r>
-          </w:p>
-        </w:tc>
-        <w:tc>
-          <w:tcPr>
-            <w:tcW w:w="4786" w:type="dxa"/>
-            <w:tcBorders/>
-          </w:tcPr>
-          <w:p>
-            <w:pPr>
-              <w:pStyle w:val="TableContents"/>
-              <w:widowControl w:val="false"/>
-              <w:rPr>
-                <w:rFonts w:ascii="Arial" w:hAnsi="Arial"/>
-              </w:rPr>
-            </w:pPr>
-            <w:r>
-              <w:rPr>
-                <w:rFonts w:eastAsia="Noto Sans CJK SC Regular" w:cs="Arial" w:ascii="Arial" w:hAnsi="Arial"/>
-                <w:b w:val="false"/>
-                <w:bCs w:val="false"/>
-                <w:color w:val="auto"/>
-                <w:kern w:val="2"/>
-                <w:sz w:val="18"/>
-                <w:szCs w:val="18"/>
-                <w:lang w:val="fr-CH" w:eastAsia="zh-CN" w:bidi="hi-IN"/>
-              </w:rPr>
-              <w:t>{% if tagHeader %}{{ tagHeader }}{% else %}-{% endif%}</w:t>
+              <w:rPr/>
+            </w:pPr>
+            <w:r>
+              <w:rPr/>
+              <w:t>{{ projectAuthorHeaderLabel }}</w:t>
             </w:r>
           </w:p>
         </w:tc>
@@ -653,90 +316,59 @@
         <w:trPr/>
         <w:tc>
           <w:tcPr>
-            <w:tcW w:w="3868" w:type="dxa"/>
+            <w:tcW w:w="4818" w:type="dxa"/>
             <w:tcBorders/>
           </w:tcPr>
           <w:p>
             <w:pPr>
-              <w:pStyle w:val="Heading3"/>
-              <w:widowControl w:val="false"/>
+              <w:pStyle w:val="TableContents"/>
               <w:numPr>
                 <w:ilvl w:val="2"/>
-                <w:numId w:val="3"/>
+                <w:numId w:val="5"/>
               </w:numPr>
-              <w:suppressAutoHyphens w:val="true"/>
-              <w:spacing w:before="0" w:after="0"/>
-              <w:ind w:hanging="0" w:right="176"/>
-              <w:rPr>
-                <w:rFonts w:ascii="Arial" w:hAnsi="Arial"/>
-                <w:b w:val="false"/>
-                <w:bCs w:val="false"/>
-              </w:rPr>
-            </w:pPr>
-            <w:r>
-              <w:rPr>
-                <w:rFonts w:ascii="Arial" w:hAnsi="Arial"/>
-                <w:b w:val="false"/>
-                <w:bCs w:val="false"/>
-              </w:rPr>
+              <w:rPr/>
+            </w:pPr>
+            <w:r>
+              <w:rPr/>
+              <w:t>{% if plotsHeader%}{{ plotsHeader }}{% else %}-{% endif%}</w:t>
             </w:r>
           </w:p>
         </w:tc>
         <w:tc>
           <w:tcPr>
-            <w:tcW w:w="275" w:type="dxa"/>
+            <w:tcW w:w="4819" w:type="dxa"/>
             <w:tcBorders/>
+            <w:tcMar>
+              <w:left w:w="72" w:type="dxa"/>
+              <w:right w:w="0" w:type="dxa"/>
+            </w:tcMar>
           </w:tcPr>
           <w:p>
             <w:pPr>
-              <w:pStyle w:val="Heading3"/>
-              <w:widowControl w:val="false"/>
+              <w:pStyle w:val="TableContents"/>
               <w:numPr>
-                <w:ilvl w:val="2"/>
-                <w:numId w:val="3"/>
+                <w:ilvl w:val="3"/>
+                <w:numId w:val="5"/>
               </w:numPr>
-              <w:suppressAutoHyphens w:val="true"/>
-              <w:spacing w:before="0" w:after="0"/>
-              <w:ind w:hanging="0" w:right="176"/>
-              <w:rPr>
-                <w:rFonts w:ascii="Arial" w:hAnsi="Arial"/>
-                <w:b w:val="false"/>
-                <w:bCs w:val="false"/>
-              </w:rPr>
-            </w:pPr>
-            <w:r>
-              <w:rPr>
-                <w:rFonts w:ascii="Arial" w:hAnsi="Arial"/>
-                <w:b w:val="false"/>
-                <w:bCs w:val="false"/>
-              </w:rPr>
-            </w:r>
-          </w:p>
-        </w:tc>
-        <w:tc>
-          <w:tcPr>
-            <w:tcW w:w="4786" w:type="dxa"/>
-            <w:tcBorders/>
-          </w:tcPr>
-          <w:p>
-            <w:pPr>
-              <w:pStyle w:val="Heading3"/>
-              <w:widowControl w:val="false"/>
+              <w:rPr/>
+            </w:pPr>
+            <w:r>
+              <w:rPr/>
+              <w:t>{% if projectAuthors %}{% for person in projectAuthors %}{{ person.full_name }}, {{ person.full_address }}{% if not loop.last %}</w:t>
+            </w:r>
+          </w:p>
+          <w:p>
+            <w:pPr>
+              <w:pStyle w:val="TableContents"/>
               <w:numPr>
-                <w:ilvl w:val="2"/>
-                <w:numId w:val="3"/>
+                <w:ilvl w:val="3"/>
+                <w:numId w:val="5"/>
               </w:numPr>
-              <w:suppressAutoHyphens w:val="true"/>
-              <w:spacing w:before="0" w:after="0"/>
-              <w:ind w:hanging="0" w:right="176"/>
-              <w:rPr>
-                <w:rFonts w:ascii="Arial" w:hAnsi="Arial"/>
-              </w:rPr>
-            </w:pPr>
-            <w:r>
-              <w:rPr>
-                <w:rFonts w:ascii="Arial" w:hAnsi="Arial"/>
-              </w:rPr>
+              <w:rPr/>
+            </w:pPr>
+            <w:r>
+              <w:rPr/>
+              <w:t>{% endif %}{% endfor %}{% elif applicants %}Gesuchsteller/in ist Projektverfasser/in{% else %}-{% endif%}</w:t>
             </w:r>
           </w:p>
         </w:tc>
@@ -745,94 +377,45 @@
         <w:trPr/>
         <w:tc>
           <w:tcPr>
-            <w:tcW w:w="3868" w:type="dxa"/>
+            <w:tcW w:w="4818" w:type="dxa"/>
             <w:tcBorders/>
           </w:tcPr>
           <w:p>
             <w:pPr>
-              <w:pStyle w:val="Heading3"/>
-              <w:widowControl w:val="false"/>
+              <w:pStyle w:val="TableHeading"/>
               <w:numPr>
-                <w:ilvl w:val="3"/>
-                <w:numId w:val="3"/>
+                <w:ilvl w:val="2"/>
+                <w:numId w:val="5"/>
               </w:numPr>
-              <w:suppressAutoHyphens w:val="true"/>
-              <w:spacing w:before="0" w:after="0"/>
-              <w:ind w:hanging="0" w:right="176"/>
-              <w:rPr>
-                <w:rFonts w:ascii="Arial" w:hAnsi="Arial"/>
-              </w:rPr>
-            </w:pPr>
-            <w:r>
-              <w:rPr>
-                <w:rFonts w:cs="Arial" w:ascii="Arial" w:hAnsi="Arial"/>
-                <w:sz w:val="18"/>
-                <w:szCs w:val="18"/>
-                <w:lang w:val="fr-CH"/>
-              </w:rPr>
-              <w:t>{{ municipalityHeaderLabel }}</w:t>
+              <w:rPr/>
+            </w:pPr>
+            <w:r>
+              <w:rPr/>
+              <w:t>{{ descriptionHeaderLabel }}</w:t>
             </w:r>
           </w:p>
         </w:tc>
         <w:tc>
           <w:tcPr>
-            <w:tcW w:w="275" w:type="dxa"/>
+            <w:tcW w:w="4819" w:type="dxa"/>
             <w:tcBorders/>
+            <w:tcMar>
+              <w:left w:w="72" w:type="dxa"/>
+              <w:right w:w="0" w:type="dxa"/>
+            </w:tcMar>
           </w:tcPr>
           <w:p>
             <w:pPr>
-              <w:pStyle w:val="Heading3"/>
-              <w:widowControl w:val="false"/>
+              <w:pStyle w:val="TableHeading"/>
               <w:numPr>
                 <w:ilvl w:val="2"/>
-                <w:numId w:val="3"/>
+                <w:numId w:val="5"/>
               </w:numPr>
-              <w:suppressAutoHyphens w:val="true"/>
-              <w:spacing w:before="0" w:after="0"/>
-              <w:ind w:hanging="0" w:right="176"/>
-              <w:rPr>
-                <w:rFonts w:ascii="Arial" w:hAnsi="Arial"/>
-                <w:b w:val="false"/>
-                <w:bCs w:val="false"/>
-              </w:rPr>
-            </w:pPr>
-            <w:r>
-              <w:rPr>
-                <w:rFonts w:ascii="Arial" w:hAnsi="Arial"/>
-                <w:b w:val="false"/>
-                <w:bCs w:val="false"/>
-              </w:rPr>
-            </w:r>
-          </w:p>
-        </w:tc>
-        <w:tc>
-          <w:tcPr>
-            <w:tcW w:w="4786" w:type="dxa"/>
-            <w:tcBorders/>
-          </w:tcPr>
-          <w:p>
-            <w:pPr>
-              <w:pStyle w:val="Heading3"/>
-              <w:widowControl w:val="false"/>
-              <w:numPr>
-                <w:ilvl w:val="2"/>
-                <w:numId w:val="3"/>
-              </w:numPr>
-              <w:suppressAutoHyphens w:val="true"/>
-              <w:spacing w:before="0" w:after="0"/>
-              <w:ind w:hanging="0" w:right="176"/>
-              <w:rPr>
-                <w:rFonts w:ascii="Arial" w:hAnsi="Arial"/>
-              </w:rPr>
-            </w:pPr>
-            <w:r>
-              <w:rPr>
-                <w:rFonts w:cs="Arial" w:ascii="Arial" w:hAnsi="Arial"/>
-                <w:sz w:val="18"/>
-                <w:szCs w:val="18"/>
-                <w:lang w:val="fr-CH"/>
-              </w:rPr>
-              <w:t>{{ authorityHeaderLabel }}</w:t>
+              <w:rPr/>
+            </w:pPr>
+            <w:r>
+              <w:rPr/>
+              <w:t>{{ tagHeaderLabel }}</w:t>
             </w:r>
           </w:p>
         </w:tc>
@@ -841,126 +424,45 @@
         <w:trPr/>
         <w:tc>
           <w:tcPr>
-            <w:tcW w:w="3868" w:type="dxa"/>
+            <w:tcW w:w="4818" w:type="dxa"/>
             <w:tcBorders/>
           </w:tcPr>
           <w:p>
             <w:pPr>
-              <w:pStyle w:val="Heading3"/>
-              <w:widowControl w:val="false"/>
+              <w:pStyle w:val="TableContents"/>
               <w:numPr>
                 <w:ilvl w:val="3"/>
-                <w:numId w:val="3"/>
+                <w:numId w:val="5"/>
               </w:numPr>
-              <w:suppressAutoHyphens w:val="true"/>
-              <w:spacing w:before="0" w:after="0"/>
-              <w:ind w:hanging="0" w:right="176"/>
-              <w:rPr>
-                <w:rFonts w:ascii="Arial" w:hAnsi="Arial"/>
-              </w:rPr>
-            </w:pPr>
-            <w:r>
-              <w:rPr>
-                <w:rFonts w:eastAsia="Noto Sans CJK SC Regular" w:cs="Arial" w:ascii="Arial" w:hAnsi="Arial"/>
-                <w:b w:val="false"/>
-                <w:bCs w:val="false"/>
-                <w:color w:val="auto"/>
-                <w:kern w:val="2"/>
-                <w:sz w:val="18"/>
-                <w:szCs w:val="18"/>
-                <w:lang w:val="fr-CH" w:eastAsia="zh-CN" w:bidi="hi-IN"/>
-              </w:rPr>
-              <w:t>{% if municipalityHeader %}</w:t>
-            </w:r>
-            <w:r>
-              <w:rPr>
-                <w:rFonts w:cs="Arial" w:ascii="Arial" w:hAnsi="Arial"/>
-                <w:b w:val="false"/>
-                <w:bCs w:val="false"/>
-                <w:sz w:val="18"/>
-                <w:szCs w:val="18"/>
-                <w:lang w:val="fr-CH"/>
-              </w:rPr>
-              <w:t>{{ municipalityHeader }}</w:t>
-            </w:r>
-            <w:r>
-              <w:rPr>
-                <w:rFonts w:eastAsia="Noto Sans CJK SC Regular" w:cs="Arial" w:ascii="Arial" w:hAnsi="Arial"/>
-                <w:b w:val="false"/>
-                <w:bCs w:val="false"/>
-                <w:color w:val="auto"/>
-                <w:kern w:val="2"/>
-                <w:sz w:val="18"/>
-                <w:szCs w:val="18"/>
-                <w:lang w:val="fr-CH" w:eastAsia="zh-CN" w:bidi="hi-IN"/>
-              </w:rPr>
-              <w:t>{% else %}-{% endif%}</w:t>
+              <w:rPr/>
+            </w:pPr>
+            <w:r>
+              <w:rPr/>
+              <w:t>{% if descriptionHeader %}{{ descriptionHeader }}{% else %}-{% endif%}</w:t>
             </w:r>
           </w:p>
         </w:tc>
         <w:tc>
           <w:tcPr>
-            <w:tcW w:w="275" w:type="dxa"/>
+            <w:tcW w:w="4819" w:type="dxa"/>
             <w:tcBorders/>
+            <w:tcMar>
+              <w:left w:w="72" w:type="dxa"/>
+              <w:right w:w="0" w:type="dxa"/>
+            </w:tcMar>
           </w:tcPr>
           <w:p>
             <w:pPr>
-              <w:pStyle w:val="Heading3"/>
-              <w:widowControl w:val="false"/>
+              <w:pStyle w:val="TableContents"/>
               <w:numPr>
-                <w:ilvl w:val="2"/>
-                <w:numId w:val="3"/>
+                <w:ilvl w:val="0"/>
+                <w:numId w:val="5"/>
               </w:numPr>
-              <w:suppressAutoHyphens w:val="true"/>
-              <w:spacing w:before="0" w:after="0"/>
-              <w:ind w:hanging="0" w:right="176"/>
-              <w:rPr>
-                <w:rFonts w:ascii="Arial" w:hAnsi="Arial"/>
-                <w:b w:val="false"/>
-                <w:bCs w:val="false"/>
-              </w:rPr>
-            </w:pPr>
-            <w:r>
-              <w:rPr>
-                <w:rFonts w:ascii="Arial" w:hAnsi="Arial"/>
-                <w:b w:val="false"/>
-                <w:bCs w:val="false"/>
-              </w:rPr>
-            </w:r>
-          </w:p>
-        </w:tc>
-        <w:tc>
-          <w:tcPr>
-            <w:tcW w:w="4786" w:type="dxa"/>
-            <w:tcBorders/>
-          </w:tcPr>
-          <w:p>
-            <w:pPr>
-              <w:pStyle w:val="Heading3"/>
-              <w:widowControl w:val="false"/>
-              <w:numPr>
-                <w:ilvl w:val="3"/>
-                <w:numId w:val="3"/>
-              </w:numPr>
-              <w:suppressAutoHyphens w:val="true"/>
-              <w:spacing w:before="0" w:after="0"/>
-              <w:ind w:hanging="0" w:right="176"/>
-              <w:rPr>
-                <w:rFonts w:ascii="Arial" w:hAnsi="Arial"/>
-              </w:rPr>
-            </w:pPr>
-            <w:r>
-              <w:rPr>
-                <w:rFonts w:eastAsia="Noto Sans CJK SC Regular" w:cs="Arial" w:ascii="Arial" w:hAnsi="Arial"/>
-                <w:b w:val="false"/>
-                <w:bCs w:val="false"/>
-                <w:color w:val="auto"/>
-                <w:kern w:val="2"/>
-                <w:sz w:val="18"/>
-                <w:szCs w:val="18"/>
-                <w:lang w:val="fr-CH" w:eastAsia="zh-CN" w:bidi="hi-IN"/>
-              </w:rPr>
-              <w:t>{% if authorityHeader %}{{ authorityHeader }}{% else %}-{% endif%}</w:t>
+              <w:rPr/>
+            </w:pPr>
+            <w:r>
+              <w:rPr/>
+              <w:t>{% if tagHeader %}{{ tagHeader }}{% else %}-{% endif%}</w:t>
             </w:r>
           </w:p>
         </w:tc>
@@ -969,90 +471,41 @@
         <w:trPr/>
         <w:tc>
           <w:tcPr>
-            <w:tcW w:w="3868" w:type="dxa"/>
+            <w:tcW w:w="4818" w:type="dxa"/>
             <w:tcBorders/>
           </w:tcPr>
           <w:p>
             <w:pPr>
-              <w:pStyle w:val="Heading3"/>
-              <w:widowControl w:val="false"/>
+              <w:pStyle w:val="TableHeading"/>
               <w:numPr>
                 <w:ilvl w:val="2"/>
-                <w:numId w:val="3"/>
+                <w:numId w:val="5"/>
               </w:numPr>
-              <w:suppressAutoHyphens w:val="true"/>
-              <w:spacing w:before="0" w:after="0"/>
-              <w:ind w:hanging="0" w:right="176"/>
-              <w:rPr>
-                <w:rFonts w:ascii="Arial" w:hAnsi="Arial"/>
-                <w:b w:val="false"/>
-                <w:bCs w:val="false"/>
-              </w:rPr>
-            </w:pPr>
-            <w:r>
-              <w:rPr>
-                <w:rFonts w:ascii="Arial" w:hAnsi="Arial"/>
-                <w:b w:val="false"/>
-                <w:bCs w:val="false"/>
-              </w:rPr>
+              <w:rPr/>
+            </w:pPr>
+            <w:r>
+              <w:rPr/>
+              <w:t>{{ authorityHeaderLabel }}</w:t>
             </w:r>
           </w:p>
         </w:tc>
         <w:tc>
           <w:tcPr>
-            <w:tcW w:w="275" w:type="dxa"/>
+            <w:tcW w:w="4819" w:type="dxa"/>
             <w:tcBorders/>
+            <w:tcMar>
+              <w:left w:w="72" w:type="dxa"/>
+              <w:right w:w="0" w:type="dxa"/>
+            </w:tcMar>
           </w:tcPr>
           <w:p>
             <w:pPr>
-              <w:pStyle w:val="Heading3"/>
-              <w:widowControl w:val="false"/>
-              <w:numPr>
-                <w:ilvl w:val="2"/>
-                <w:numId w:val="3"/>
-              </w:numPr>
-              <w:suppressAutoHyphens w:val="true"/>
-              <w:spacing w:before="0" w:after="0"/>
-              <w:ind w:hanging="0" w:right="176"/>
-              <w:rPr>
-                <w:rFonts w:ascii="Arial" w:hAnsi="Arial"/>
-                <w:b w:val="false"/>
-                <w:bCs w:val="false"/>
-              </w:rPr>
-            </w:pPr>
-            <w:r>
-              <w:rPr>
-                <w:rFonts w:ascii="Arial" w:hAnsi="Arial"/>
-                <w:b w:val="false"/>
-                <w:bCs w:val="false"/>
-              </w:rPr>
-            </w:r>
-          </w:p>
-        </w:tc>
-        <w:tc>
-          <w:tcPr>
-            <w:tcW w:w="4786" w:type="dxa"/>
-            <w:tcBorders/>
-          </w:tcPr>
-          <w:p>
-            <w:pPr>
-              <w:pStyle w:val="Heading3"/>
-              <w:widowControl w:val="false"/>
-              <w:numPr>
-                <w:ilvl w:val="2"/>
-                <w:numId w:val="3"/>
-              </w:numPr>
-              <w:suppressAutoHyphens w:val="true"/>
-              <w:spacing w:before="0" w:after="0"/>
-              <w:ind w:hanging="0" w:right="176"/>
-              <w:rPr>
-                <w:rFonts w:ascii="Arial" w:hAnsi="Arial"/>
-              </w:rPr>
-            </w:pPr>
-            <w:r>
-              <w:rPr>
-                <w:rFonts w:ascii="Arial" w:hAnsi="Arial"/>
-              </w:rPr>
+              <w:pStyle w:val="TableHeading"/>
+              <w:rPr/>
+            </w:pPr>
+            <w:r>
+              <w:rPr/>
+              <w:t>{{ inputDateHeaderLabel }}</w:t>
             </w:r>
           </w:p>
         </w:tc>
@@ -1061,484 +514,45 @@
         <w:trPr/>
         <w:tc>
           <w:tcPr>
-            <w:tcW w:w="3868" w:type="dxa"/>
+            <w:tcW w:w="4818" w:type="dxa"/>
             <w:tcBorders/>
           </w:tcPr>
           <w:p>
             <w:pPr>
-              <w:pStyle w:val="Heading3"/>
-              <w:widowControl w:val="false"/>
+              <w:pStyle w:val="TableContents"/>
               <w:numPr>
-                <w:ilvl w:val="2"/>
-                <w:numId w:val="3"/>
+                <w:ilvl w:val="3"/>
+                <w:numId w:val="5"/>
               </w:numPr>
-              <w:suppressAutoHyphens w:val="true"/>
-              <w:spacing w:before="0" w:after="0"/>
-              <w:ind w:hanging="0" w:right="176"/>
-              <w:rPr>
-                <w:rFonts w:ascii="Arial" w:hAnsi="Arial"/>
-              </w:rPr>
-            </w:pPr>
-            <w:r>
-              <w:rPr>
-                <w:rFonts w:eastAsia="Noto Sans CJK SC Regular" w:cs="Arial" w:ascii="Arial" w:hAnsi="Arial"/>
-                <w:b/>
-                <w:bCs/>
-                <w:color w:val="auto"/>
-                <w:kern w:val="2"/>
-                <w:sz w:val="18"/>
-                <w:szCs w:val="18"/>
-                <w:lang w:val="fr-CH" w:eastAsia="zh-CN" w:bidi="hi-IN"/>
-              </w:rPr>
-              <w:t>{{ inputDateHeaderLabel }}</w:t>
+              <w:rPr/>
+            </w:pPr>
+            <w:r>
+              <w:rPr/>
+              <w:t>{% if authorityHeader %}{{ authorityHeader }}{% else %}-{% endif%}</w:t>
             </w:r>
           </w:p>
         </w:tc>
         <w:tc>
           <w:tcPr>
-            <w:tcW w:w="275" w:type="dxa"/>
+            <w:tcW w:w="4819" w:type="dxa"/>
             <w:tcBorders/>
+            <w:tcMar>
+              <w:left w:w="72" w:type="dxa"/>
+              <w:right w:w="0" w:type="dxa"/>
+            </w:tcMar>
           </w:tcPr>
           <w:p>
             <w:pPr>
-              <w:pStyle w:val="Heading3"/>
-              <w:widowControl w:val="false"/>
+              <w:pStyle w:val="TableContents"/>
               <w:numPr>
                 <w:ilvl w:val="2"/>
-                <w:numId w:val="3"/>
+                <w:numId w:val="5"/>
               </w:numPr>
-              <w:suppressAutoHyphens w:val="true"/>
-              <w:spacing w:before="0" w:after="0"/>
-              <w:ind w:hanging="0" w:right="176"/>
-              <w:rPr>
-                <w:rFonts w:ascii="Arial" w:hAnsi="Arial"/>
-                <w:b w:val="false"/>
-                <w:bCs w:val="false"/>
-              </w:rPr>
-            </w:pPr>
-            <w:r>
-              <w:rPr>
-                <w:rFonts w:ascii="Arial" w:hAnsi="Arial"/>
-                <w:b w:val="false"/>
-                <w:bCs w:val="false"/>
-              </w:rPr>
-            </w:r>
-          </w:p>
-        </w:tc>
-        <w:tc>
-          <w:tcPr>
-            <w:tcW w:w="4786" w:type="dxa"/>
-            <w:tcBorders/>
-          </w:tcPr>
-          <w:p>
-            <w:pPr>
-              <w:pStyle w:val="Heading3"/>
-              <w:widowControl w:val="false"/>
-              <w:numPr>
-                <w:ilvl w:val="3"/>
-                <w:numId w:val="3"/>
-              </w:numPr>
-              <w:suppressAutoHyphens w:val="true"/>
-              <w:spacing w:before="0" w:after="0"/>
-              <w:ind w:hanging="0" w:right="176"/>
-              <w:rPr>
-                <w:rFonts w:ascii="Arial" w:hAnsi="Arial"/>
-              </w:rPr>
-            </w:pPr>
-            <w:r>
-              <w:rPr>
-                <w:rFonts w:eastAsia="Noto Sans CJK SC Regular" w:cs="Arial" w:ascii="Arial" w:hAnsi="Arial"/>
-                <w:b/>
-                <w:bCs/>
-                <w:color w:val="auto"/>
-                <w:kern w:val="2"/>
-                <w:sz w:val="18"/>
-                <w:szCs w:val="18"/>
-                <w:lang w:val="fr-CH" w:eastAsia="zh-CN" w:bidi="hi-IN"/>
-              </w:rPr>
-              <w:t>{{ descriptionHeaderLabel }}</w:t>
-            </w:r>
-          </w:p>
-        </w:tc>
-      </w:tr>
-      <w:tr>
-        <w:trPr/>
-        <w:tc>
-          <w:tcPr>
-            <w:tcW w:w="3868" w:type="dxa"/>
-            <w:tcBorders/>
-          </w:tcPr>
-          <w:p>
-            <w:pPr>
-              <w:pStyle w:val="Heading3"/>
-              <w:widowControl w:val="false"/>
-              <w:numPr>
-                <w:ilvl w:val="2"/>
-                <w:numId w:val="3"/>
-              </w:numPr>
-              <w:suppressAutoHyphens w:val="true"/>
-              <w:spacing w:before="0" w:after="0"/>
-              <w:ind w:hanging="0" w:right="176"/>
-              <w:rPr>
-                <w:rFonts w:ascii="Arial" w:hAnsi="Arial"/>
-              </w:rPr>
-            </w:pPr>
-            <w:r>
-              <w:rPr>
-                <w:rFonts w:eastAsia="Noto Sans CJK SC Regular" w:cs="Arial" w:ascii="Arial" w:hAnsi="Arial"/>
-                <w:b w:val="false"/>
-                <w:bCs w:val="false"/>
-                <w:color w:val="auto"/>
-                <w:kern w:val="2"/>
-                <w:sz w:val="18"/>
-                <w:szCs w:val="18"/>
-                <w:lang w:val="fr-CH" w:eastAsia="zh-CN" w:bidi="hi-IN"/>
-              </w:rPr>
-              <w:t>{% if inputDateHeader %}{{ inputDateHeader | date("dd.MM.YYYY") }}{% if paperInputDateHeader %} ({{ paperInputDateHeader | date("dd.MM.YYYY") }}){% else %}{% endif %}{% else %}-{% endif %}</w:t>
-            </w:r>
-          </w:p>
-        </w:tc>
-        <w:tc>
-          <w:tcPr>
-            <w:tcW w:w="275" w:type="dxa"/>
-            <w:tcBorders/>
-          </w:tcPr>
-          <w:p>
-            <w:pPr>
-              <w:pStyle w:val="Heading3"/>
-              <w:widowControl w:val="false"/>
-              <w:numPr>
-                <w:ilvl w:val="2"/>
-                <w:numId w:val="3"/>
-              </w:numPr>
-              <w:suppressAutoHyphens w:val="true"/>
-              <w:spacing w:before="0" w:after="0"/>
-              <w:ind w:hanging="0" w:right="176"/>
-              <w:rPr>
-                <w:rFonts w:ascii="Arial" w:hAnsi="Arial"/>
-                <w:b w:val="false"/>
-                <w:bCs w:val="false"/>
-              </w:rPr>
-            </w:pPr>
-            <w:r>
-              <w:rPr>
-                <w:rFonts w:ascii="Arial" w:hAnsi="Arial"/>
-                <w:b w:val="false"/>
-                <w:bCs w:val="false"/>
-              </w:rPr>
-            </w:r>
-          </w:p>
-        </w:tc>
-        <w:tc>
-          <w:tcPr>
-            <w:tcW w:w="4786" w:type="dxa"/>
-            <w:tcBorders/>
-          </w:tcPr>
-          <w:p>
-            <w:pPr>
-              <w:pStyle w:val="Heading3"/>
-              <w:widowControl w:val="false"/>
-              <w:numPr>
-                <w:ilvl w:val="2"/>
-                <w:numId w:val="3"/>
-              </w:numPr>
-              <w:suppressAutoHyphens w:val="true"/>
-              <w:spacing w:before="0" w:after="0"/>
-              <w:ind w:hanging="0" w:right="176"/>
-              <w:rPr>
-                <w:rFonts w:ascii="Arial" w:hAnsi="Arial"/>
-              </w:rPr>
-            </w:pPr>
-            <w:r>
-              <w:rPr>
-                <w:rFonts w:eastAsia="Noto Sans CJK SC Regular" w:cs="Arial" w:ascii="Arial" w:hAnsi="Arial"/>
-                <w:b w:val="false"/>
-                <w:bCs w:val="false"/>
-                <w:color w:val="auto"/>
-                <w:kern w:val="2"/>
-                <w:sz w:val="18"/>
-                <w:szCs w:val="18"/>
-                <w:lang w:val="fr-CH" w:eastAsia="zh-CN" w:bidi="hi-IN"/>
-              </w:rPr>
-              <w:t>{% if descriptionHeader %}{{ descriptionHeader }}{% else %}-{% endif%}</w:t>
-            </w:r>
-          </w:p>
-        </w:tc>
-      </w:tr>
-      <w:tr>
-        <w:trPr>
-          <w:trHeight w:val="107" w:hRule="atLeast"/>
-        </w:trPr>
-        <w:tc>
-          <w:tcPr>
-            <w:tcW w:w="3868" w:type="dxa"/>
-            <w:tcBorders/>
-          </w:tcPr>
-          <w:p>
-            <w:pPr>
-              <w:pStyle w:val="Heading3"/>
-              <w:widowControl w:val="false"/>
-              <w:numPr>
-                <w:ilvl w:val="2"/>
-                <w:numId w:val="3"/>
-              </w:numPr>
-              <w:suppressAutoHyphens w:val="true"/>
-              <w:spacing w:before="0" w:after="0"/>
-              <w:ind w:hanging="0" w:right="176"/>
-              <w:rPr>
-                <w:rFonts w:ascii="Arial" w:hAnsi="Arial"/>
-                <w:b w:val="false"/>
-                <w:bCs w:val="false"/>
-              </w:rPr>
-            </w:pPr>
-            <w:r>
-              <w:rPr>
-                <w:rFonts w:ascii="Arial" w:hAnsi="Arial"/>
-                <w:b w:val="false"/>
-                <w:bCs w:val="false"/>
-              </w:rPr>
-            </w:r>
-          </w:p>
-        </w:tc>
-        <w:tc>
-          <w:tcPr>
-            <w:tcW w:w="275" w:type="dxa"/>
-            <w:tcBorders/>
-          </w:tcPr>
-          <w:p>
-            <w:pPr>
-              <w:pStyle w:val="Heading3"/>
-              <w:widowControl w:val="false"/>
-              <w:numPr>
-                <w:ilvl w:val="2"/>
-                <w:numId w:val="3"/>
-              </w:numPr>
-              <w:suppressAutoHyphens w:val="true"/>
-              <w:spacing w:before="0" w:after="0"/>
-              <w:ind w:hanging="0" w:right="176"/>
-              <w:rPr>
-                <w:rFonts w:ascii="Arial" w:hAnsi="Arial"/>
-                <w:b w:val="false"/>
-                <w:bCs w:val="false"/>
-              </w:rPr>
-            </w:pPr>
-            <w:r>
-              <w:rPr>
-                <w:rFonts w:ascii="Arial" w:hAnsi="Arial"/>
-                <w:b w:val="false"/>
-                <w:bCs w:val="false"/>
-              </w:rPr>
-            </w:r>
-          </w:p>
-        </w:tc>
-        <w:tc>
-          <w:tcPr>
-            <w:tcW w:w="4786" w:type="dxa"/>
-            <w:tcBorders/>
-          </w:tcPr>
-          <w:p>
-            <w:pPr>
-              <w:pStyle w:val="Heading3"/>
-              <w:widowControl w:val="false"/>
-              <w:numPr>
-                <w:ilvl w:val="2"/>
-                <w:numId w:val="3"/>
-              </w:numPr>
-              <w:suppressAutoHyphens w:val="true"/>
-              <w:spacing w:before="0" w:after="0"/>
-              <w:ind w:hanging="0" w:right="176"/>
-              <w:rPr>
-                <w:rFonts w:ascii="Arial" w:hAnsi="Arial"/>
-              </w:rPr>
-            </w:pPr>
-            <w:r>
-              <w:rPr>
-                <w:rFonts w:ascii="Arial" w:hAnsi="Arial"/>
-              </w:rPr>
-            </w:r>
-          </w:p>
-        </w:tc>
-      </w:tr>
-      <w:tr>
-        <w:trPr/>
-        <w:tc>
-          <w:tcPr>
-            <w:tcW w:w="3868" w:type="dxa"/>
-            <w:tcBorders/>
-          </w:tcPr>
-          <w:p>
-            <w:pPr>
-              <w:pStyle w:val="Heading3"/>
-              <w:widowControl w:val="false"/>
-              <w:numPr>
-                <w:ilvl w:val="2"/>
-                <w:numId w:val="3"/>
-              </w:numPr>
-              <w:suppressAutoHyphens w:val="true"/>
-              <w:spacing w:before="0" w:after="0"/>
-              <w:ind w:hanging="0" w:right="176"/>
-              <w:rPr>
-                <w:rFonts w:ascii="Arial" w:hAnsi="Arial"/>
-              </w:rPr>
-            </w:pPr>
-            <w:r>
-              <w:rPr>
-                <w:rFonts w:eastAsia="Noto Sans CJK SC Regular" w:cs="Arial" w:ascii="Arial" w:hAnsi="Arial"/>
-                <w:b/>
-                <w:bCs/>
-                <w:color w:val="auto"/>
-                <w:kern w:val="2"/>
-                <w:sz w:val="18"/>
-                <w:szCs w:val="18"/>
-                <w:lang w:val="fr-CH" w:eastAsia="zh-CN" w:bidi="hi-IN"/>
-              </w:rPr>
-              <w:t>{% if modificationHeader %}{{ modificationHeaderLabel }}{% endif %}</w:t>
-            </w:r>
-          </w:p>
-        </w:tc>
-        <w:tc>
-          <w:tcPr>
-            <w:tcW w:w="275" w:type="dxa"/>
-            <w:tcBorders/>
-          </w:tcPr>
-          <w:p>
-            <w:pPr>
-              <w:pStyle w:val="Heading3"/>
-              <w:widowControl w:val="false"/>
-              <w:numPr>
-                <w:ilvl w:val="3"/>
-                <w:numId w:val="3"/>
-              </w:numPr>
-              <w:suppressAutoHyphens w:val="true"/>
-              <w:spacing w:before="0" w:after="0"/>
-              <w:ind w:hanging="0" w:right="176"/>
-              <w:rPr>
-                <w:rFonts w:ascii="Arial" w:hAnsi="Arial"/>
-              </w:rPr>
-            </w:pPr>
-            <w:r>
-              <w:rPr>
-                <w:rFonts w:ascii="Arial" w:hAnsi="Arial"/>
-              </w:rPr>
-            </w:r>
-          </w:p>
-        </w:tc>
-        <w:tc>
-          <w:tcPr>
-            <w:tcW w:w="4786" w:type="dxa"/>
-            <w:tcBorders/>
-          </w:tcPr>
-          <w:p>
-            <w:pPr>
-              <w:pStyle w:val="Heading3"/>
-              <w:widowControl w:val="false"/>
-              <w:numPr>
-                <w:ilvl w:val="2"/>
-                <w:numId w:val="3"/>
-              </w:numPr>
-              <w:suppressAutoHyphens w:val="true"/>
-              <w:spacing w:before="0" w:after="0"/>
-              <w:ind w:hanging="0" w:right="176"/>
-              <w:rPr>
-                <w:rFonts w:ascii="Arial" w:hAnsi="Arial"/>
-              </w:rPr>
-            </w:pPr>
-            <w:r>
-              <w:rPr>
-                <w:rFonts w:ascii="Arial" w:hAnsi="Arial"/>
-              </w:rPr>
-            </w:r>
-          </w:p>
-        </w:tc>
-      </w:tr>
-      <w:tr>
-        <w:trPr/>
-        <w:tc>
-          <w:tcPr>
-            <w:tcW w:w="3868" w:type="dxa"/>
-            <w:tcBorders/>
-          </w:tcPr>
-          <w:p>
-            <w:pPr>
-              <w:pStyle w:val="Heading3"/>
-              <w:widowControl w:val="false"/>
-              <w:numPr>
-                <w:ilvl w:val="2"/>
-                <w:numId w:val="3"/>
-              </w:numPr>
-              <w:suppressAutoHyphens w:val="true"/>
-              <w:spacing w:before="0" w:after="0"/>
-              <w:ind w:hanging="0" w:right="176"/>
-              <w:rPr>
-                <w:rFonts w:ascii="Arial" w:hAnsi="Arial"/>
-              </w:rPr>
-            </w:pPr>
-            <w:r>
-              <w:rPr>
-                <w:rFonts w:eastAsia="Noto Sans CJK SC Regular" w:cs="Arial" w:ascii="Arial" w:hAnsi="Arial"/>
-                <w:b w:val="false"/>
-                <w:bCs w:val="false"/>
-                <w:color w:val="auto"/>
-                <w:kern w:val="2"/>
-                <w:sz w:val="18"/>
-                <w:szCs w:val="18"/>
-                <w:lang w:val="fr-CH" w:eastAsia="zh-CN" w:bidi="hi-IN"/>
-              </w:rPr>
-              <w:t>{% if modificationHeader%}{{ modificationHeader }}{% endif%}</w:t>
-            </w:r>
-          </w:p>
-        </w:tc>
-        <w:tc>
-          <w:tcPr>
-            <w:tcW w:w="275" w:type="dxa"/>
-            <w:tcBorders/>
-          </w:tcPr>
-          <w:p>
-            <w:pPr>
-              <w:pStyle w:val="Heading3"/>
-              <w:widowControl w:val="false"/>
-              <w:numPr>
-                <w:ilvl w:val="2"/>
-                <w:numId w:val="3"/>
-              </w:numPr>
-              <w:suppressAutoHyphens w:val="true"/>
-              <w:spacing w:before="0" w:after="0"/>
-              <w:ind w:hanging="0" w:right="176"/>
-              <w:rPr>
-                <w:rFonts w:ascii="Arial" w:hAnsi="Arial"/>
-              </w:rPr>
-            </w:pPr>
-            <w:r>
-              <w:rPr>
-                <w:rFonts w:ascii="Arial" w:hAnsi="Arial"/>
-              </w:rPr>
-            </w:r>
-          </w:p>
-        </w:tc>
-        <w:tc>
-          <w:tcPr>
-            <w:tcW w:w="4786" w:type="dxa"/>
-            <w:tcBorders/>
-          </w:tcPr>
-          <w:p>
-            <w:pPr>
-              <w:pStyle w:val="Heading3"/>
-              <w:widowControl w:val="false"/>
-              <w:numPr>
-                <w:ilvl w:val="2"/>
-                <w:numId w:val="3"/>
-              </w:numPr>
-              <w:suppressAutoHyphens w:val="true"/>
-              <w:spacing w:before="0" w:after="0"/>
-              <w:ind w:hanging="0" w:right="176"/>
-              <w:rPr>
-                <w:rFonts w:ascii="Arial" w:hAnsi="Arial"/>
-              </w:rPr>
-            </w:pPr>
-            <w:r>
-              <w:rPr>
-                <w:rFonts w:ascii="Arial" w:hAnsi="Arial"/>
-              </w:rPr>
+              <w:rPr/>
+            </w:pPr>
+            <w:r>
+              <w:rPr/>
+              <w:t>{% if inputDateHeader %}{{ inputDateHeader | date("dd.MM.YYYY") }}{% else %}-{% endif %}</w:t>
             </w:r>
           </w:p>
         </w:tc>
@@ -1547,105 +561,14 @@
     <w:p>
       <w:pPr>
         <w:pStyle w:val="Normal"/>
+        <w:spacing w:before="0" w:after="0"/>
         <w:jc w:val="left"/>
         <w:rPr>
           <w:rFonts w:ascii="Arial" w:hAnsi="Arial"/>
         </w:rPr>
       </w:pPr>
       <w:r>
-        <w:rPr>
-          <w:rFonts w:ascii="Arial" w:hAnsi="Arial"/>
-          <w:sz w:val="18"/>
-          <w:szCs w:val="18"/>
-          <w:lang w:val="fr-CH"/>
-        </w:rPr>
-        <w:t>{% if situationsplan %}{{ "situationsplan" | image(1</w:t>
-      </w:r>
-      <w:r>
-        <w:rPr>
-          <w:rFonts w:ascii="Arial" w:hAnsi="Arial"/>
-          <w:sz w:val="18"/>
-          <w:szCs w:val="18"/>
-          <w:lang w:val="fr-CH"/>
-        </w:rPr>
-        <w:t>56</w:t>
-      </w:r>
-      <w:r>
-        <w:rPr>
-          <w:rFonts w:ascii="Arial" w:hAnsi="Arial"/>
-          <w:sz w:val="18"/>
-          <w:szCs w:val="18"/>
-          <w:lang w:val="fr-CH"/>
-        </w:rPr>
-        <w:t xml:space="preserve">, </w:t>
-      </w:r>
-      <w:r>
-        <w:rPr>
-          <w:rFonts w:ascii="Arial" w:hAnsi="Arial"/>
-          <w:sz w:val="18"/>
-          <w:szCs w:val="18"/>
-          <w:lang w:val="fr-CH"/>
-        </w:rPr>
-        <w:t>88</w:t>
-      </w:r>
-      <w:r>
-        <w:rPr>
-          <w:rFonts w:ascii="Arial" w:hAnsi="Arial"/>
-          <w:sz w:val="18"/>
-          <w:szCs w:val="18"/>
-          <w:lang w:val="fr-CH"/>
-        </w:rPr>
-        <w:t xml:space="preserve">, </w:t>
-      </w:r>
-      <w:r>
-        <w:rPr>
-          <w:rFonts w:ascii="Arial" w:hAnsi="Arial"/>
-          <w:sz w:val="18"/>
-          <w:szCs w:val="18"/>
-          <w:lang w:val="fr-CH"/>
-        </w:rPr>
-        <w:t>False</w:t>
-      </w:r>
-      <w:r>
-        <w:rPr>
-          <w:rFonts w:ascii="Arial" w:hAnsi="Arial"/>
-          <w:sz w:val="18"/>
-          <w:szCs w:val="18"/>
-          <w:lang w:val="fr-CH"/>
-        </w:rPr>
-        <w:t>) }}{% endif %}</w:t>
-      </w:r>
-    </w:p>
-    <w:p>
-      <w:pPr>
-        <w:pStyle w:val="Normal"/>
-        <w:jc w:val="right"/>
-        <w:rPr>
-          <w:sz w:val="18"/>
-          <w:szCs w:val="18"/>
-          <w:lang w:val="fr-CH"/>
-        </w:rPr>
-      </w:pPr>
-      <w:r>
-        <w:rPr>
-          <w:rFonts w:ascii="Arial" w:hAnsi="Arial"/>
-        </w:rPr>
-      </w:r>
-    </w:p>
-    <w:p>
-      <w:pPr>
-        <w:pStyle w:val="Normal"/>
-        <w:jc w:val="right"/>
         <w:rPr/>
-      </w:pPr>
-      <w:r>
-        <w:rPr>
-          <w:rFonts w:ascii="Arial" w:hAnsi="Arial"/>
-          <w:sz w:val="18"/>
-          <w:szCs w:val="18"/>
-          <w:lang w:val="fr-CH" w:eastAsia="zh-CN" w:bidi="hi-IN"/>
-        </w:rPr>
-        <w:t>{% if gisCoordinatesCenter %}{{ gisCoordinatesCenter }}    {% endif%}</w:t>
       </w:r>
       <w:r>
         <w:br w:type="page"/>
@@ -1654,12 +577,15 @@
     <w:p>
       <w:pPr>
         <w:pStyle w:val="Normal"/>
-        <w:jc w:val="right"/>
-        <w:rPr/>
+        <w:spacing w:before="0" w:after="0"/>
+        <w:jc w:val="left"/>
+        <w:rPr>
+          <w:rFonts w:ascii="Arial" w:hAnsi="Arial"/>
+        </w:rPr>
       </w:pPr>
       <w:r>
         <w:rPr>
-          <w:rFonts w:cs="Arial" w:ascii="Arial" w:hAnsi="Arial"/>
+          <w:rFonts w:cs="Arial"/>
           <w:color w:themeColor="accent2" w:val="C0504D"/>
           <w:sz w:val="18"/>
           <w:szCs w:val="18"/>
@@ -1679,7 +605,7 @@
       </w:pPr>
       <w:r>
         <w:rPr>
-          <w:rFonts w:cs="Arial" w:ascii="Arial" w:hAnsi="Arial"/>
+          <w:rFonts w:cs="Arial"/>
           <w:color w:themeColor="accent1" w:val="4F81BD"/>
           <w:sz w:val="18"/>
           <w:szCs w:val="18"/>
@@ -1691,7 +617,7 @@
       <w:bookmarkEnd w:id="0"/>
       <w:r>
         <w:rPr>
-          <w:rFonts w:cs="Arial" w:ascii="Arial" w:hAnsi="Arial"/>
+          <w:rFonts w:cs="Arial"/>
           <w:color w:themeColor="accent1" w:val="4F81BD"/>
           <w:sz w:val="18"/>
           <w:szCs w:val="18"/>
@@ -1701,7 +627,7 @@
       </w:r>
       <w:r>
         <w:rPr>
-          <w:rFonts w:cs="Arial" w:ascii="Arial" w:hAnsi="Arial"/>
+          <w:rFonts w:cs="Arial"/>
           <w:b w:val="false"/>
           <w:i w:val="false"/>
           <w:caps w:val="false"/>
@@ -1716,7 +642,7 @@
       </w:r>
       <w:r>
         <w:rPr>
-          <w:rFonts w:cs="Arial" w:ascii="Arial" w:hAnsi="Arial"/>
+          <w:rFonts w:cs="Arial"/>
           <w:color w:themeColor="accent1" w:val="4F81BD"/>
           <w:sz w:val="18"/>
           <w:szCs w:val="18"/>
@@ -1726,7 +652,7 @@
       </w:r>
       <w:r>
         <w:rPr>
-          <w:rFonts w:cs="Arial" w:ascii="Arial" w:hAnsi="Arial"/>
+          <w:rFonts w:cs="Arial"/>
           <w:b w:val="false"/>
           <w:i w:val="false"/>
           <w:caps w:val="false"/>
@@ -1741,7 +667,7 @@
       </w:r>
       <w:r>
         <w:rPr>
-          <w:rFonts w:cs="Arial" w:ascii="Arial" w:hAnsi="Arial"/>
+          <w:rFonts w:cs="Arial"/>
           <w:color w:themeColor="accent1" w:val="4F81BD"/>
           <w:sz w:val="18"/>
           <w:szCs w:val="18"/>
@@ -1751,7 +677,7 @@
       </w:r>
       <w:r>
         <w:rPr>
-          <w:rFonts w:cs="Arial" w:ascii="Arial" w:hAnsi="Arial"/>
+          <w:rFonts w:cs="Arial"/>
           <w:b w:val="false"/>
           <w:i w:val="false"/>
           <w:caps w:val="false"/>
@@ -1766,7 +692,7 @@
       </w:r>
       <w:r>
         <w:rPr>
-          <w:rFonts w:cs="Arial" w:ascii="Arial" w:hAnsi="Arial"/>
+          <w:rFonts w:cs="Arial"/>
           <w:color w:themeColor="accent1" w:val="4F81BD"/>
           <w:sz w:val="18"/>
           <w:szCs w:val="18"/>
@@ -1786,7 +712,7 @@
       </w:pPr>
       <w:r>
         <w:rPr>
-          <w:rFonts w:cs="Arial" w:ascii="Arial" w:hAnsi="Arial"/>
+          <w:rFonts w:cs="Arial"/>
           <w:color w:themeColor="accent1" w:val="4F81BD"/>
           <w:sz w:val="18"/>
           <w:szCs w:val="18"/>
@@ -1806,7 +732,7 @@
       </w:pPr>
       <w:r>
         <w:rPr>
-          <w:rFonts w:cs="Arial" w:ascii="Arial" w:hAnsi="Arial"/>
+          <w:rFonts w:cs="Arial"/>
           <w:color w:themeColor="accent1" w:val="4F81BD"/>
           <w:sz w:val="18"/>
           <w:szCs w:val="18"/>
@@ -1820,16 +746,14 @@
         <w:pStyle w:val="Heading1"/>
         <w:numPr>
           <w:ilvl w:val="0"/>
-          <w:numId w:val="2"/>
+          <w:numId w:val="3"/>
         </w:numPr>
         <w:rPr>
           <w:rFonts w:ascii="Arial" w:hAnsi="Arial"/>
         </w:rPr>
       </w:pPr>
       <w:r>
-        <w:rPr>
-          <w:rFonts w:ascii="Arial" w:hAnsi="Arial"/>
-        </w:rPr>
+        <w:rPr/>
         <w:t>{{ section.label }}</w:t>
       </w:r>
     </w:p>
@@ -1844,7 +768,7 @@
       </w:pPr>
       <w:r>
         <w:rPr>
-          <w:rFonts w:cs="Arial" w:ascii="Arial" w:hAnsi="Arial"/>
+          <w:rFonts w:cs="Arial"/>
           <w:color w:themeColor="accent2" w:val="C0504D"/>
           <w:sz w:val="18"/>
           <w:szCs w:val="18"/>
@@ -1878,12 +802,7 @@
           <w:tcPr>
             <w:tcW w:w="9058" w:type="dxa"/>
             <w:gridSpan w:val="2"/>
-            <w:tcBorders>
-              <w:top w:val="nil"/>
-              <w:left w:val="nil"/>
-              <w:bottom w:val="nil"/>
-              <w:right w:val="nil"/>
-            </w:tcBorders>
+            <w:tcBorders/>
             <w:shd w:fill="auto" w:val="clear"/>
           </w:tcPr>
           <w:p>
@@ -1898,7 +817,7 @@
             </w:pPr>
             <w:r>
               <w:rPr>
-                <w:rFonts w:cs="Arial" w:ascii="Arial" w:hAnsi="Arial"/>
+                <w:rFonts w:cs="Arial"/>
                 <w:color w:themeColor="accent1" w:val="4F81BD"/>
                 <w:sz w:val="18"/>
                 <w:szCs w:val="18"/>
@@ -1915,12 +834,7 @@
           <w:tcPr>
             <w:tcW w:w="9058" w:type="dxa"/>
             <w:gridSpan w:val="2"/>
-            <w:tcBorders>
-              <w:top w:val="nil"/>
-              <w:left w:val="nil"/>
-              <w:bottom w:val="nil"/>
-              <w:right w:val="nil"/>
-            </w:tcBorders>
+            <w:tcBorders/>
             <w:shd w:fill="auto" w:val="clear"/>
           </w:tcPr>
           <w:p>
@@ -1936,7 +850,6 @@
             </w:pPr>
             <w:r>
               <w:rPr>
-                <w:rFonts w:ascii="Arial" w:hAnsi="Arial"/>
                 <w:sz w:val="20"/>
               </w:rPr>
             </w:r>
@@ -1953,7 +866,7 @@
             </w:pPr>
             <w:r>
               <w:rPr>
-                <w:rFonts w:eastAsia="Noto Sans CJK SC Regular" w:cs="Arial" w:ascii="Arial" w:hAnsi="Arial"/>
+                <w:rFonts w:eastAsia="Noto Sans CJK SC Regular" w:cs="Arial"/>
                 <w:b/>
                 <w:bCs/>
                 <w:color w:val="auto"/>
@@ -1984,7 +897,7 @@
             </w:pPr>
             <w:r>
               <w:rPr>
-                <w:rFonts w:eastAsia="Noto Sans CJK SC Regular" w:cs="Arial" w:ascii="Arial" w:hAnsi="Arial"/>
+                <w:rFonts w:eastAsia="Noto Sans CJK SC Regular" w:cs="Arial"/>
                 <w:b/>
                 <w:bCs/>
                 <w:color w:val="auto"/>
@@ -2003,12 +916,7 @@
           <w:tcPr>
             <w:tcW w:w="9058" w:type="dxa"/>
             <w:gridSpan w:val="2"/>
-            <w:tcBorders>
-              <w:top w:val="nil"/>
-              <w:left w:val="nil"/>
-              <w:bottom w:val="nil"/>
-              <w:right w:val="nil"/>
-            </w:tcBorders>
+            <w:tcBorders/>
             <w:shd w:fill="auto" w:val="clear"/>
           </w:tcPr>
           <w:p>
@@ -2023,7 +931,7 @@
             </w:pPr>
             <w:r>
               <w:rPr>
-                <w:rFonts w:eastAsia="Noto Sans CJK SC Regular" w:cs="Arial" w:ascii="Arial" w:hAnsi="Arial"/>
+                <w:rFonts w:eastAsia="Noto Sans CJK SC Regular" w:cs="Arial"/>
                 <w:color w:themeColor="accent1" w:val="4F81BD"/>
                 <w:kern w:val="2"/>
                 <w:sz w:val="18"/>
@@ -2041,12 +949,7 @@
           <w:tcPr>
             <w:tcW w:w="9058" w:type="dxa"/>
             <w:gridSpan w:val="2"/>
-            <w:tcBorders>
-              <w:top w:val="nil"/>
-              <w:left w:val="nil"/>
-              <w:bottom w:val="nil"/>
-              <w:right w:val="nil"/>
-            </w:tcBorders>
+            <w:tcBorders/>
             <w:shd w:fill="auto" w:val="clear"/>
           </w:tcPr>
           <w:p>
@@ -2061,7 +964,7 @@
             </w:pPr>
             <w:r>
               <w:rPr>
-                <w:rFonts w:cs="Arial" w:ascii="Arial" w:hAnsi="Arial"/>
+                <w:rFonts w:cs="Arial"/>
                 <w:color w:themeColor="accent1" w:val="4F81BD"/>
                 <w:sz w:val="18"/>
                 <w:szCs w:val="18"/>
@@ -2071,7 +974,7 @@
             </w:r>
             <w:r>
               <w:rPr>
-                <w:rFonts w:cs="Arial" w:ascii="Arial" w:hAnsi="Arial"/>
+                <w:rFonts w:cs="Arial"/>
                 <w:color w:val="4F81BD"/>
                 <w:sz w:val="18"/>
                 <w:szCs w:val="18"/>
@@ -2081,7 +984,7 @@
             </w:r>
             <w:r>
               <w:rPr>
-                <w:rFonts w:cs="Arial" w:ascii="Arial" w:hAnsi="Arial"/>
+                <w:rFonts w:cs="Arial"/>
                 <w:color w:themeColor="accent1" w:val="4F81BD"/>
                 <w:sz w:val="18"/>
                 <w:szCs w:val="18"/>
@@ -2091,7 +994,7 @@
             </w:r>
             <w:r>
               <w:rPr>
-                <w:rFonts w:cs="Arial" w:ascii="Arial" w:hAnsi="Arial"/>
+                <w:rFonts w:cs="Arial"/>
                 <w:b w:val="false"/>
                 <w:i w:val="false"/>
                 <w:caps w:val="false"/>
@@ -2106,7 +1009,7 @@
             </w:r>
             <w:r>
               <w:rPr>
-                <w:rFonts w:cs="Arial" w:ascii="Arial" w:hAnsi="Arial"/>
+                <w:rFonts w:cs="Arial"/>
                 <w:color w:themeColor="accent1" w:val="4F81BD"/>
                 <w:sz w:val="18"/>
                 <w:szCs w:val="18"/>
@@ -2116,7 +1019,7 @@
             </w:r>
             <w:r>
               <w:rPr>
-                <w:rFonts w:cs="Arial" w:ascii="Arial" w:hAnsi="Arial"/>
+                <w:rFonts w:cs="Arial"/>
                 <w:b w:val="false"/>
                 <w:i w:val="false"/>
                 <w:caps w:val="false"/>
@@ -2131,7 +1034,7 @@
             </w:r>
             <w:r>
               <w:rPr>
-                <w:rFonts w:cs="Arial" w:ascii="Arial" w:hAnsi="Arial"/>
+                <w:rFonts w:cs="Arial"/>
                 <w:color w:themeColor="accent1" w:val="4F81BD"/>
                 <w:sz w:val="18"/>
                 <w:szCs w:val="18"/>
@@ -2141,7 +1044,7 @@
             </w:r>
             <w:r>
               <w:rPr>
-                <w:rFonts w:cs="Arial" w:ascii="Arial" w:hAnsi="Arial"/>
+                <w:rFonts w:cs="Arial"/>
                 <w:b w:val="false"/>
                 <w:i w:val="false"/>
                 <w:caps w:val="false"/>
@@ -2156,7 +1059,7 @@
             </w:r>
             <w:r>
               <w:rPr>
-                <w:rFonts w:cs="Arial" w:ascii="Arial" w:hAnsi="Arial"/>
+                <w:rFonts w:cs="Arial"/>
                 <w:color w:themeColor="accent1" w:val="4F81BD"/>
                 <w:sz w:val="18"/>
                 <w:szCs w:val="18"/>
@@ -2173,10 +1076,7 @@
           <w:tcPr>
             <w:tcW w:w="2699" w:type="dxa"/>
             <w:tcBorders>
-              <w:top w:val="nil"/>
-              <w:left w:val="nil"/>
               <w:bottom w:val="dotted" w:sz="2" w:space="0" w:color="000000"/>
-              <w:right w:val="nil"/>
             </w:tcBorders>
             <w:shd w:fill="auto" w:val="clear"/>
             <w:tcMar>
@@ -2190,18 +1090,18 @@
               <w:widowControl w:val="false"/>
               <w:numPr>
                 <w:ilvl w:val="2"/>
-                <w:numId w:val="3"/>
+                <w:numId w:val="4"/>
               </w:numPr>
               <w:suppressAutoHyphens w:val="true"/>
               <w:spacing w:before="0" w:after="0"/>
-              <w:ind w:hanging="0" w:right="176"/>
-              <w:rPr>
-                <w:rFonts w:ascii="Arial" w:hAnsi="Arial"/>
-              </w:rPr>
-            </w:pPr>
-            <w:r>
-              <w:rPr>
-                <w:rFonts w:cs="Arial" w:ascii="Arial" w:hAnsi="Arial"/>
+              <w:ind w:hanging="0" w:left="0" w:right="176"/>
+              <w:rPr>
+                <w:rFonts w:ascii="Arial" w:hAnsi="Arial"/>
+              </w:rPr>
+            </w:pPr>
+            <w:r>
+              <w:rPr>
+                <w:rFonts w:cs="Arial"/>
                 <w:sz w:val="18"/>
                 <w:szCs w:val="18"/>
                 <w:lang w:val="fr-CH"/>
@@ -2210,7 +1110,7 @@
             </w:r>
             <w:r>
               <w:rPr>
-                <w:rFonts w:cs="Arial" w:ascii="Arial" w:hAnsi="Arial"/>
+                <w:rFonts w:cs="Arial"/>
                 <w:color w:val="auto"/>
                 <w:sz w:val="18"/>
                 <w:szCs w:val="18"/>
@@ -2220,7 +1120,7 @@
             </w:r>
             <w:r>
               <w:rPr>
-                <w:rFonts w:cs="Arial" w:ascii="Arial" w:hAnsi="Arial"/>
+                <w:rFonts w:cs="Arial"/>
                 <w:sz w:val="18"/>
                 <w:szCs w:val="18"/>
                 <w:lang w:val="fr-CH"/>
@@ -2233,10 +1133,7 @@
           <w:tcPr>
             <w:tcW w:w="6359" w:type="dxa"/>
             <w:tcBorders>
-              <w:top w:val="nil"/>
-              <w:left w:val="nil"/>
               <w:bottom w:val="dotted" w:sz="2" w:space="0" w:color="000000"/>
-              <w:right w:val="nil"/>
             </w:tcBorders>
             <w:shd w:fill="auto" w:val="clear"/>
             <w:tcMar>
@@ -2256,7 +1153,7 @@
             </w:pPr>
             <w:r>
               <w:rPr>
-                <w:rFonts w:cs="Arial" w:ascii="Arial" w:hAnsi="Arial"/>
+                <w:rFonts w:cs="Arial"/>
                 <w:color w:val="auto"/>
                 <w:sz w:val="18"/>
                 <w:szCs w:val="18"/>
@@ -2277,7 +1174,7 @@
             </w:pPr>
             <w:r>
               <w:rPr>
-                <w:rFonts w:cs="Arial" w:ascii="Arial" w:hAnsi="Arial"/>
+                <w:rFonts w:cs="Arial"/>
                 <w:color w:val="auto"/>
                 <w:sz w:val="18"/>
                 <w:szCs w:val="18"/>
@@ -2298,7 +1195,7 @@
             </w:pPr>
             <w:r>
               <w:rPr>
-                <w:rFonts w:cs="Arial" w:ascii="Arial" w:hAnsi="Arial"/>
+                <w:rFonts w:cs="Arial"/>
                 <w:color w:val="auto"/>
                 <w:sz w:val="18"/>
                 <w:szCs w:val="18"/>
@@ -2319,7 +1216,7 @@
             </w:pPr>
             <w:r>
               <w:rPr>
-                <w:rFonts w:cs="Arial" w:ascii="Arial" w:hAnsi="Arial"/>
+                <w:rFonts w:cs="Arial"/>
                 <w:color w:val="auto"/>
                 <w:sz w:val="18"/>
                 <w:szCs w:val="18"/>
@@ -2340,7 +1237,7 @@
             </w:pPr>
             <w:r>
               <w:rPr>
-                <w:rFonts w:cs="Arial" w:ascii="Arial" w:hAnsi="Arial"/>
+                <w:rFonts w:cs="Arial"/>
                 <w:color w:val="auto"/>
                 <w:sz w:val="18"/>
                 <w:szCs w:val="18"/>
@@ -2361,7 +1258,7 @@
             </w:pPr>
             <w:r>
               <w:rPr>
-                <w:rFonts w:cs="Arial" w:ascii="Arial" w:hAnsi="Arial"/>
+                <w:rFonts w:cs="Arial"/>
                 <w:color w:val="auto"/>
                 <w:sz w:val="18"/>
                 <w:szCs w:val="18"/>
@@ -2382,7 +1279,7 @@
             </w:pPr>
             <w:r>
               <w:rPr>
-                <w:rFonts w:cs="Arial" w:ascii="Arial" w:hAnsi="Arial"/>
+                <w:rFonts w:cs="Arial"/>
                 <w:color w:val="auto"/>
                 <w:sz w:val="18"/>
                 <w:szCs w:val="18"/>
@@ -2403,7 +1300,7 @@
             </w:pPr>
             <w:r>
               <w:rPr>
-                <w:rFonts w:cs="Arial" w:ascii="Arial" w:hAnsi="Arial"/>
+                <w:rFonts w:cs="Arial"/>
                 <w:color w:val="auto"/>
                 <w:sz w:val="18"/>
                 <w:szCs w:val="18"/>
@@ -2424,7 +1321,7 @@
             </w:pPr>
             <w:r>
               <w:rPr>
-                <w:rFonts w:cs="Arial" w:ascii="Arial" w:hAnsi="Arial"/>
+                <w:rFonts w:cs="Arial"/>
                 <w:color w:val="auto"/>
                 <w:sz w:val="18"/>
                 <w:szCs w:val="18"/>
@@ -2445,7 +1342,7 @@
             </w:pPr>
             <w:r>
               <w:rPr>
-                <w:rFonts w:cs="Arial" w:ascii="Arial" w:hAnsi="Arial"/>
+                <w:rFonts w:cs="Arial"/>
                 <w:color w:val="auto"/>
                 <w:sz w:val="18"/>
                 <w:szCs w:val="18"/>
@@ -2467,7 +1364,7 @@
             </w:pPr>
             <w:r>
               <w:rPr>
-                <w:rFonts w:cs="Arial" w:ascii="Arial" w:hAnsi="Arial"/>
+                <w:rFonts w:cs="Arial"/>
                 <w:color w:val="auto"/>
                 <w:sz w:val="18"/>
                 <w:szCs w:val="18"/>
@@ -2476,14 +1373,12 @@
               <w:t>{% if choice.checked %}</w:t>
             </w:r>
             <w:r>
-              <w:rPr>
-                <w:sz w:val="20"/>
-              </w:rPr>
+              <w:rPr/>
               <w:drawing>
                 <wp:inline distT="0" distB="0" distL="0" distR="0">
                   <wp:extent cx="133350" cy="133350"/>
                   <wp:effectExtent l="0" t="0" r="0" b="0"/>
-                  <wp:docPr id="1" name="Image3" descr="C:\Users\Dominique Mäder\Desktop\tpl\radio-checked.png"/>
+                  <wp:docPr id="1" name="Image3 Copy 1" descr="C:\Users\Dominique Mäder\Desktop\tpl\radio-checked.png"/>
                   <wp:cNvGraphicFramePr>
                     <a:graphicFrameLocks xmlns:a="http://schemas.openxmlformats.org/drawingml/2006/main" noChangeAspect="1"/>
                   </wp:cNvGraphicFramePr>
@@ -2491,7 +1386,7 @@
                     <a:graphicData uri="http://schemas.openxmlformats.org/drawingml/2006/picture">
                       <pic:pic xmlns:pic="http://schemas.openxmlformats.org/drawingml/2006/picture">
                         <pic:nvPicPr>
-                          <pic:cNvPr id="1" name="Image3" descr="C:\Users\Dominique Mäder\Desktop\tpl\radio-checked.png"/>
+                          <pic:cNvPr id="1" name="Image3 Copy 1" descr="C:\Users\Dominique Mäder\Desktop\tpl\radio-checked.png"/>
                           <pic:cNvPicPr>
                             <a:picLocks noChangeAspect="1" noChangeArrowheads="1"/>
                           </pic:cNvPicPr>
@@ -2510,7 +1405,6 @@
                           <a:prstGeom prst="rect">
                             <a:avLst/>
                           </a:prstGeom>
-                          <a:noFill/>
                         </pic:spPr>
                       </pic:pic>
                     </a:graphicData>
@@ -2520,7 +1414,7 @@
             </w:r>
             <w:r>
               <w:rPr>
-                <w:rFonts w:cs="Arial" w:ascii="Arial" w:hAnsi="Arial"/>
+                <w:rFonts w:cs="Arial"/>
                 <w:color w:val="auto"/>
                 <w:sz w:val="18"/>
                 <w:szCs w:val="18"/>
@@ -2529,9 +1423,7 @@
               <w:t>{% else %}</w:t>
             </w:r>
             <w:r>
-              <w:rPr>
-                <w:sz w:val="20"/>
-              </w:rPr>
+              <w:rPr/>
               <w:drawing>
                 <wp:inline distT="0" distB="0" distL="0" distR="0">
                   <wp:extent cx="133350" cy="133350"/>
@@ -2563,7 +1455,6 @@
                           <a:prstGeom prst="rect">
                             <a:avLst/>
                           </a:prstGeom>
-                          <a:noFill/>
                         </pic:spPr>
                       </pic:pic>
                     </a:graphicData>
@@ -2573,7 +1464,7 @@
             </w:r>
             <w:r>
               <w:rPr>
-                <w:rFonts w:cs="Arial" w:ascii="Arial" w:hAnsi="Arial"/>
+                <w:rFonts w:cs="Arial"/>
                 <w:color w:val="auto"/>
                 <w:sz w:val="18"/>
                 <w:szCs w:val="18"/>
@@ -2596,7 +1487,7 @@
             </w:pPr>
             <w:r>
               <w:rPr>
-                <w:rFonts w:cs="Arial" w:ascii="Arial" w:hAnsi="Arial"/>
+                <w:rFonts w:cs="Arial"/>
                 <w:color w:val="auto"/>
                 <w:sz w:val="18"/>
                 <w:szCs w:val="18"/>
@@ -2617,7 +1508,7 @@
             </w:pPr>
             <w:r>
               <w:rPr>
-                <w:rFonts w:cs="Arial" w:ascii="Arial" w:hAnsi="Arial"/>
+                <w:rFonts w:cs="Arial"/>
                 <w:color w:val="auto"/>
                 <w:sz w:val="18"/>
                 <w:szCs w:val="18"/>
@@ -2638,7 +1529,7 @@
             </w:pPr>
             <w:r>
               <w:rPr>
-                <w:rFonts w:cs="Arial" w:ascii="Arial" w:hAnsi="Arial"/>
+                <w:rFonts w:cs="Arial"/>
                 <w:color w:val="auto"/>
                 <w:sz w:val="18"/>
                 <w:szCs w:val="18"/>
@@ -2660,7 +1551,7 @@
             </w:pPr>
             <w:r>
               <w:rPr>
-                <w:rFonts w:cs="Arial" w:ascii="Arial" w:hAnsi="Arial"/>
+                <w:rFonts w:cs="Arial"/>
                 <w:color w:val="auto"/>
                 <w:sz w:val="18"/>
                 <w:szCs w:val="18"/>
@@ -2669,9 +1560,7 @@
               <w:t>{% if choice.checked %}</w:t>
             </w:r>
             <w:r>
-              <w:rPr>
-                <w:sz w:val="20"/>
-              </w:rPr>
+              <w:rPr/>
               <w:drawing>
                 <wp:inline distT="0" distB="0" distL="0" distR="0">
                   <wp:extent cx="133350" cy="133350"/>
@@ -2703,7 +1592,6 @@
                           <a:prstGeom prst="rect">
                             <a:avLst/>
                           </a:prstGeom>
-                          <a:noFill/>
                         </pic:spPr>
                       </pic:pic>
                     </a:graphicData>
@@ -2713,7 +1601,7 @@
             </w:r>
             <w:r>
               <w:rPr>
-                <w:rFonts w:cs="Arial" w:ascii="Arial" w:hAnsi="Arial"/>
+                <w:rFonts w:cs="Arial"/>
                 <w:color w:val="auto"/>
                 <w:sz w:val="18"/>
                 <w:szCs w:val="18"/>
@@ -2722,9 +1610,7 @@
               <w:t>{% else %}</w:t>
             </w:r>
             <w:r>
-              <w:rPr>
-                <w:sz w:val="20"/>
-              </w:rPr>
+              <w:rPr/>
               <w:drawing>
                 <wp:inline distT="0" distB="0" distL="0" distR="0">
                   <wp:extent cx="133350" cy="133350"/>
@@ -2756,7 +1642,6 @@
                           <a:prstGeom prst="rect">
                             <a:avLst/>
                           </a:prstGeom>
-                          <a:noFill/>
                         </pic:spPr>
                       </pic:pic>
                     </a:graphicData>
@@ -2766,7 +1651,7 @@
             </w:r>
             <w:r>
               <w:rPr>
-                <w:rFonts w:cs="Arial" w:ascii="Arial" w:hAnsi="Arial"/>
+                <w:rFonts w:cs="Arial"/>
                 <w:color w:val="auto"/>
                 <w:sz w:val="18"/>
                 <w:szCs w:val="18"/>
@@ -2789,7 +1674,7 @@
             </w:pPr>
             <w:r>
               <w:rPr>
-                <w:rFonts w:cs="Arial" w:ascii="Arial" w:hAnsi="Arial"/>
+                <w:rFonts w:cs="Arial"/>
                 <w:color w:val="auto"/>
                 <w:sz w:val="18"/>
                 <w:szCs w:val="18"/>
@@ -2810,7 +1695,7 @@
             </w:pPr>
             <w:r>
               <w:rPr>
-                <w:rFonts w:cs="Arial" w:ascii="Arial" w:hAnsi="Arial"/>
+                <w:rFonts w:cs="Arial"/>
                 <w:color w:val="auto"/>
                 <w:sz w:val="18"/>
                 <w:szCs w:val="18"/>
@@ -2831,7 +1716,7 @@
             </w:pPr>
             <w:r>
               <w:rPr>
-                <w:rFonts w:cs="Arial" w:ascii="Arial" w:hAnsi="Arial"/>
+                <w:rFonts w:cs="Arial"/>
                 <w:color w:val="auto"/>
                 <w:sz w:val="18"/>
                 <w:szCs w:val="18"/>
@@ -2852,7 +1737,7 @@
             </w:pPr>
             <w:r>
               <w:rPr>
-                <w:rFonts w:cs="Arial" w:ascii="Arial" w:hAnsi="Arial"/>
+                <w:rFonts w:cs="Arial"/>
                 <w:color w:val="auto"/>
                 <w:sz w:val="18"/>
                 <w:szCs w:val="18"/>
@@ -2873,7 +1758,7 @@
             </w:pPr>
             <w:r>
               <w:rPr>
-                <w:rFonts w:cs="Arial" w:ascii="Arial" w:hAnsi="Arial"/>
+                <w:rFonts w:cs="Arial"/>
                 <w:color w:val="auto"/>
                 <w:sz w:val="18"/>
                 <w:szCs w:val="18"/>
@@ -2894,7 +1779,7 @@
             </w:pPr>
             <w:r>
               <w:rPr>
-                <w:rFonts w:cs="Arial" w:ascii="Arial" w:hAnsi="Arial"/>
+                <w:rFonts w:cs="Arial"/>
                 <w:color w:val="auto"/>
                 <w:sz w:val="18"/>
                 <w:szCs w:val="18"/>
@@ -2915,7 +1800,7 @@
             </w:pPr>
             <w:r>
               <w:rPr>
-                <w:rFonts w:cs="Arial" w:ascii="Arial" w:hAnsi="Arial"/>
+                <w:rFonts w:cs="Arial"/>
                 <w:color w:val="auto"/>
                 <w:sz w:val="18"/>
                 <w:szCs w:val="18"/>
@@ -2936,7 +1821,7 @@
             </w:pPr>
             <w:r>
               <w:rPr>
-                <w:rFonts w:cs="Arial" w:ascii="Arial" w:hAnsi="Arial"/>
+                <w:rFonts w:cs="Arial"/>
                 <w:color w:val="auto"/>
                 <w:sz w:val="18"/>
                 <w:szCs w:val="18"/>
@@ -2972,12 +1857,7 @@
                 <w:tcPr>
                   <w:tcW w:w="6123" w:type="dxa"/>
                   <w:gridSpan w:val="2"/>
-                  <w:tcBorders>
-                    <w:top w:val="nil"/>
-                    <w:left w:val="nil"/>
-                    <w:bottom w:val="nil"/>
-                    <w:right w:val="nil"/>
-                  </w:tcBorders>
+                  <w:tcBorders/>
                   <w:shd w:fill="auto" w:val="clear"/>
                 </w:tcPr>
                 <w:p>
@@ -2992,7 +1872,7 @@
                   </w:pPr>
                   <w:r>
                     <w:rPr>
-                      <w:rFonts w:cs="Arial" w:ascii="Arial" w:hAnsi="Arial"/>
+                      <w:rFonts w:cs="Arial"/>
                       <w:sz w:val="18"/>
                       <w:szCs w:val="18"/>
                     </w:rPr>
@@ -3009,12 +1889,7 @@
                 <w:tcPr>
                   <w:tcW w:w="6123" w:type="dxa"/>
                   <w:gridSpan w:val="2"/>
-                  <w:tcBorders>
-                    <w:top w:val="nil"/>
-                    <w:left w:val="nil"/>
-                    <w:bottom w:val="nil"/>
-                    <w:right w:val="nil"/>
-                  </w:tcBorders>
+                  <w:tcBorders/>
                   <w:shd w:fill="auto" w:val="clear"/>
                 </w:tcPr>
                 <w:p>
@@ -3029,7 +1904,7 @@
                   </w:pPr>
                   <w:r>
                     <w:rPr>
-                      <w:rFonts w:cs="Arial" w:ascii="Arial" w:hAnsi="Arial"/>
+                      <w:rFonts w:cs="Arial"/>
                       <w:sz w:val="18"/>
                       <w:szCs w:val="18"/>
                       <w:lang w:val="fr-CH"/>
@@ -3038,7 +1913,7 @@
                   </w:r>
                   <w:r>
                     <w:rPr>
-                      <w:rFonts w:cs="Arial" w:ascii="Arial" w:hAnsi="Arial"/>
+                      <w:rFonts w:cs="Arial"/>
                       <w:color w:val="auto"/>
                       <w:sz w:val="18"/>
                       <w:szCs w:val="18"/>
@@ -3048,7 +1923,7 @@
                   </w:r>
                   <w:r>
                     <w:rPr>
-                      <w:rFonts w:eastAsia="Noto Sans CJK SC Regular" w:cs="Arial" w:ascii="Arial" w:hAnsi="Arial"/>
+                      <w:rFonts w:eastAsia="Noto Sans CJK SC Regular" w:cs="Arial"/>
                       <w:color w:val="auto"/>
                       <w:kern w:val="2"/>
                       <w:sz w:val="18"/>
@@ -3059,7 +1934,7 @@
                   </w:r>
                   <w:r>
                     <w:rPr>
-                      <w:rFonts w:cs="Arial" w:ascii="Arial" w:hAnsi="Arial"/>
+                      <w:rFonts w:cs="Arial"/>
                       <w:color w:val="auto"/>
                       <w:sz w:val="18"/>
                       <w:szCs w:val="18"/>
@@ -3069,7 +1944,7 @@
                   </w:r>
                   <w:r>
                     <w:rPr>
-                      <w:rFonts w:cs="Arial" w:ascii="Arial" w:hAnsi="Arial"/>
+                      <w:rFonts w:cs="Arial"/>
                       <w:sz w:val="18"/>
                       <w:szCs w:val="18"/>
                       <w:lang w:val="fr-CH"/>
@@ -3086,12 +1961,7 @@
               <w:tc>
                 <w:tcPr>
                   <w:tcW w:w="2580" w:type="dxa"/>
-                  <w:tcBorders>
-                    <w:top w:val="nil"/>
-                    <w:left w:val="nil"/>
-                    <w:bottom w:val="nil"/>
-                    <w:right w:val="nil"/>
-                  </w:tcBorders>
+                  <w:tcBorders/>
                   <w:shd w:fill="auto" w:val="clear"/>
                 </w:tcPr>
                 <w:p>
@@ -3106,7 +1976,7 @@
                   </w:pPr>
                   <w:r>
                     <w:rPr>
-                      <w:rFonts w:cs="Arial" w:ascii="Arial" w:hAnsi="Arial"/>
+                      <w:rFonts w:cs="Arial"/>
                       <w:b/>
                       <w:sz w:val="18"/>
                       <w:szCs w:val="18"/>
@@ -3119,12 +1989,7 @@
               <w:tc>
                 <w:tcPr>
                   <w:tcW w:w="3543" w:type="dxa"/>
-                  <w:tcBorders>
-                    <w:top w:val="nil"/>
-                    <w:left w:val="nil"/>
-                    <w:bottom w:val="nil"/>
-                    <w:right w:val="nil"/>
-                  </w:tcBorders>
+                  <w:tcBorders/>
                   <w:shd w:fill="auto" w:val="clear"/>
                 </w:tcPr>
                 <w:p>
@@ -3139,7 +2004,7 @@
                   </w:pPr>
                   <w:r>
                     <w:rPr>
-                      <w:rFonts w:cs="Arial" w:ascii="Arial" w:hAnsi="Arial"/>
+                      <w:rFonts w:cs="Arial"/>
                       <w:sz w:val="18"/>
                       <w:szCs w:val="18"/>
                       <w:lang w:val="fr-CH"/>
@@ -3157,12 +2022,7 @@
                 <w:tcPr>
                   <w:tcW w:w="6123" w:type="dxa"/>
                   <w:gridSpan w:val="2"/>
-                  <w:tcBorders>
-                    <w:top w:val="nil"/>
-                    <w:left w:val="nil"/>
-                    <w:bottom w:val="nil"/>
-                    <w:right w:val="nil"/>
-                  </w:tcBorders>
+                  <w:tcBorders/>
                   <w:shd w:fill="auto" w:val="clear"/>
                 </w:tcPr>
                 <w:p>
@@ -3177,7 +2037,7 @@
                   </w:pPr>
                   <w:r>
                     <w:rPr>
-                      <w:rFonts w:cs="Arial" w:ascii="Arial" w:hAnsi="Arial"/>
+                      <w:rFonts w:cs="Arial"/>
                       <w:sz w:val="18"/>
                       <w:szCs w:val="18"/>
                       <w:lang w:val="fr-CH"/>
@@ -3195,12 +2055,7 @@
                 <w:tcPr>
                   <w:tcW w:w="6123" w:type="dxa"/>
                   <w:gridSpan w:val="2"/>
-                  <w:tcBorders>
-                    <w:top w:val="nil"/>
-                    <w:left w:val="nil"/>
-                    <w:bottom w:val="nil"/>
-                    <w:right w:val="nil"/>
-                  </w:tcBorders>
+                  <w:tcBorders/>
                   <w:shd w:fill="auto" w:val="clear"/>
                 </w:tcPr>
                 <w:p>
@@ -3215,7 +2070,7 @@
                   </w:pPr>
                   <w:r>
                     <w:rPr>
-                      <w:rFonts w:cs="Arial" w:ascii="Arial" w:hAnsi="Arial"/>
+                      <w:rFonts w:cs="Arial"/>
                       <w:sz w:val="18"/>
                       <w:szCs w:val="18"/>
                       <w:lang w:val="fr-CH"/>
@@ -3233,34 +2088,29 @@
               <w:suppressAutoHyphens w:val="true"/>
               <w:jc w:val="left"/>
               <w:rPr>
-                <w:rFonts w:ascii="Arial" w:hAnsi="Arial" w:cs="Arial"/>
+                <w:rFonts w:ascii="Arial" w:hAnsi="Arial"/>
                 <w:sz w:val="20"/>
-                <w:szCs w:val="18"/>
-                <w:lang w:val="fr-CH"/>
-              </w:rPr>
-            </w:pPr>
-            <w:r>
-              <w:rPr>
-                <w:rFonts w:cs="Arial" w:ascii="Arial" w:hAnsi="Arial"/>
+              </w:rPr>
+            </w:pPr>
+            <w:r>
+              <w:rPr>
                 <w:sz w:val="20"/>
-                <w:szCs w:val="18"/>
-                <w:lang w:val="fr-CH"/>
-              </w:rPr>
-            </w:r>
-          </w:p>
-          <w:p>
-            <w:pPr>
-              <w:pStyle w:val="Normal"/>
-              <w:widowControl w:val="false"/>
-              <w:suppressAutoHyphens w:val="true"/>
-              <w:jc w:val="left"/>
-              <w:rPr>
-                <w:rFonts w:ascii="Arial" w:hAnsi="Arial"/>
-              </w:rPr>
-            </w:pPr>
-            <w:r>
-              <w:rPr>
-                <w:rFonts w:cs="Arial" w:ascii="Arial" w:hAnsi="Arial"/>
+              </w:rPr>
+            </w:r>
+          </w:p>
+          <w:p>
+            <w:pPr>
+              <w:pStyle w:val="Normal"/>
+              <w:widowControl w:val="false"/>
+              <w:suppressAutoHyphens w:val="true"/>
+              <w:jc w:val="left"/>
+              <w:rPr>
+                <w:rFonts w:ascii="Arial" w:hAnsi="Arial"/>
+              </w:rPr>
+            </w:pPr>
+            <w:r>
+              <w:rPr>
+                <w:rFonts w:cs="Arial"/>
                 <w:sz w:val="18"/>
                 <w:szCs w:val="18"/>
                 <w:lang w:val="fr-CH"/>
@@ -3280,7 +2130,7 @@
             </w:pPr>
             <w:r>
               <w:rPr>
-                <w:rFonts w:cs="Arial" w:ascii="Arial" w:hAnsi="Arial"/>
+                <w:rFonts w:cs="Arial"/>
                 <w:sz w:val="18"/>
                 <w:szCs w:val="18"/>
               </w:rPr>
@@ -3299,31 +2149,11 @@
             </w:pPr>
             <w:r>
               <w:rPr>
-                <w:rFonts w:cs="Arial" w:ascii="Arial" w:hAnsi="Arial"/>
+                <w:rFonts w:cs="Arial"/>
                 <w:sz w:val="18"/>
                 <w:szCs w:val="18"/>
               </w:rPr>
               <w:t>{%p endif %}</w:t>
-            </w:r>
-          </w:p>
-          <w:p>
-            <w:pPr>
-              <w:pStyle w:val="Normal"/>
-              <w:widowControl w:val="false"/>
-              <w:suppressAutoHyphens w:val="true"/>
-              <w:jc w:val="left"/>
-              <w:rPr>
-                <w:rFonts w:ascii="Arial" w:hAnsi="Arial" w:cs="Arial"/>
-                <w:sz w:val="20"/>
-                <w:szCs w:val="2"/>
-              </w:rPr>
-            </w:pPr>
-            <w:r>
-              <w:rPr>
-                <w:rFonts w:cs="Arial" w:ascii="Arial" w:hAnsi="Arial"/>
-                <w:sz w:val="20"/>
-                <w:szCs w:val="2"/>
-              </w:rPr>
             </w:r>
           </w:p>
         </w:tc>
@@ -3351,7 +2181,7 @@
             </w:pPr>
             <w:r>
               <w:rPr>
-                <w:rFonts w:cs="Arial" w:ascii="Arial" w:hAnsi="Arial"/>
+                <w:rFonts w:cs="Arial"/>
                 <w:color w:themeColor="accent1" w:val="4F81BD"/>
                 <w:sz w:val="18"/>
                 <w:szCs w:val="18"/>
@@ -3374,7 +2204,7 @@
       </w:pPr>
       <w:r>
         <w:rPr>
-          <w:rFonts w:cs="Arial" w:ascii="Arial" w:hAnsi="Arial"/>
+          <w:rFonts w:cs="Arial"/>
           <w:color w:themeColor="accent1" w:val="4F81BD"/>
           <w:sz w:val="18"/>
           <w:szCs w:val="18"/>
@@ -3388,16 +2218,14 @@
         <w:pStyle w:val="Heading2"/>
         <w:numPr>
           <w:ilvl w:val="1"/>
-          <w:numId w:val="2"/>
+          <w:numId w:val="3"/>
         </w:numPr>
         <w:rPr>
           <w:rFonts w:ascii="Arial" w:hAnsi="Arial"/>
         </w:rPr>
       </w:pPr>
       <w:r>
-        <w:rPr>
-          <w:rFonts w:ascii="Arial" w:hAnsi="Arial"/>
-        </w:rPr>
+        <w:rPr/>
         <w:t>{{ subSection.label }}</w:t>
       </w:r>
     </w:p>
@@ -3426,12 +2254,7 @@
           <w:tcPr>
             <w:tcW w:w="9058" w:type="dxa"/>
             <w:gridSpan w:val="2"/>
-            <w:tcBorders>
-              <w:top w:val="nil"/>
-              <w:left w:val="nil"/>
-              <w:bottom w:val="nil"/>
-              <w:right w:val="nil"/>
-            </w:tcBorders>
+            <w:tcBorders/>
             <w:shd w:fill="auto" w:val="clear"/>
           </w:tcPr>
           <w:p>
@@ -3446,7 +2269,7 @@
             </w:pPr>
             <w:r>
               <w:rPr>
-                <w:rFonts w:cs="Arial" w:ascii="Arial" w:hAnsi="Arial"/>
+                <w:rFonts w:cs="Arial"/>
                 <w:color w:themeColor="accent2" w:val="C0504D"/>
                 <w:sz w:val="18"/>
                 <w:szCs w:val="18"/>
@@ -3463,12 +2286,7 @@
           <w:tcPr>
             <w:tcW w:w="9058" w:type="dxa"/>
             <w:gridSpan w:val="2"/>
-            <w:tcBorders>
-              <w:top w:val="nil"/>
-              <w:left w:val="nil"/>
-              <w:bottom w:val="nil"/>
-              <w:right w:val="nil"/>
-            </w:tcBorders>
+            <w:tcBorders/>
             <w:shd w:fill="auto" w:val="clear"/>
           </w:tcPr>
           <w:p>
@@ -3483,7 +2301,7 @@
             </w:pPr>
             <w:r>
               <w:rPr>
-                <w:rFonts w:cs="Arial" w:ascii="Arial" w:hAnsi="Arial"/>
+                <w:rFonts w:cs="Arial"/>
                 <w:color w:themeColor="accent1" w:val="4F81BD"/>
                 <w:sz w:val="18"/>
                 <w:szCs w:val="18"/>
@@ -3500,12 +2318,7 @@
           <w:tcPr>
             <w:tcW w:w="9058" w:type="dxa"/>
             <w:gridSpan w:val="2"/>
-            <w:tcBorders>
-              <w:top w:val="nil"/>
-              <w:left w:val="nil"/>
-              <w:bottom w:val="nil"/>
-              <w:right w:val="nil"/>
-            </w:tcBorders>
+            <w:tcBorders/>
             <w:shd w:fill="auto" w:val="clear"/>
           </w:tcPr>
           <w:p>
@@ -3527,7 +2340,7 @@
             </w:pPr>
             <w:r>
               <w:rPr>
-                <w:rFonts w:eastAsia="Noto Sans CJK SC Regular" w:cs="Arial" w:ascii="Arial" w:hAnsi="Arial"/>
+                <w:rFonts w:eastAsia="Noto Sans CJK SC Regular" w:cs="Arial"/>
                 <w:b/>
                 <w:bCs/>
                 <w:color w:val="auto"/>
@@ -3550,7 +2363,7 @@
             </w:pPr>
             <w:r>
               <w:rPr>
-                <w:rFonts w:eastAsia="Noto Sans CJK SC Regular" w:cs="Arial" w:ascii="Arial" w:hAnsi="Arial"/>
+                <w:rFonts w:eastAsia="Noto Sans CJK SC Regular" w:cs="Arial"/>
                 <w:b/>
                 <w:bCs/>
                 <w:color w:val="auto"/>
@@ -3581,7 +2394,7 @@
             </w:pPr>
             <w:r>
               <w:rPr>
-                <w:rFonts w:eastAsia="Noto Sans CJK SC Regular" w:cs="Arial" w:ascii="Arial" w:hAnsi="Arial"/>
+                <w:rFonts w:eastAsia="Noto Sans CJK SC Regular" w:cs="Arial"/>
                 <w:b/>
                 <w:bCs/>
                 <w:color w:val="auto"/>
@@ -3600,12 +2413,7 @@
           <w:tcPr>
             <w:tcW w:w="9058" w:type="dxa"/>
             <w:gridSpan w:val="2"/>
-            <w:tcBorders>
-              <w:top w:val="nil"/>
-              <w:left w:val="nil"/>
-              <w:bottom w:val="nil"/>
-              <w:right w:val="nil"/>
-            </w:tcBorders>
+            <w:tcBorders/>
             <w:shd w:fill="auto" w:val="clear"/>
           </w:tcPr>
           <w:p>
@@ -3620,7 +2428,7 @@
             </w:pPr>
             <w:r>
               <w:rPr>
-                <w:rFonts w:eastAsia="Noto Sans CJK SC Regular" w:cs="Arial" w:ascii="Arial" w:hAnsi="Arial"/>
+                <w:rFonts w:eastAsia="Noto Sans CJK SC Regular" w:cs="Arial"/>
                 <w:color w:themeColor="accent1" w:val="4F81BD"/>
                 <w:kern w:val="2"/>
                 <w:sz w:val="18"/>
@@ -3640,12 +2448,7 @@
           <w:tcPr>
             <w:tcW w:w="9058" w:type="dxa"/>
             <w:gridSpan w:val="2"/>
-            <w:tcBorders>
-              <w:top w:val="nil"/>
-              <w:left w:val="nil"/>
-              <w:bottom w:val="nil"/>
-              <w:right w:val="nil"/>
-            </w:tcBorders>
+            <w:tcBorders/>
             <w:shd w:fill="auto" w:val="clear"/>
           </w:tcPr>
           <w:p>
@@ -3660,7 +2463,7 @@
             </w:pPr>
             <w:r>
               <w:rPr>
-                <w:rFonts w:eastAsia="Noto Sans CJK SC Regular" w:cs="Arial" w:ascii="Arial" w:hAnsi="Arial"/>
+                <w:rFonts w:eastAsia="Noto Sans CJK SC Regular" w:cs="Arial"/>
                 <w:color w:themeColor="accent1" w:val="4F81BD"/>
                 <w:kern w:val="2"/>
                 <w:sz w:val="18"/>
@@ -3678,10 +2481,7 @@
           <w:tcPr>
             <w:tcW w:w="2699" w:type="dxa"/>
             <w:tcBorders>
-              <w:top w:val="nil"/>
-              <w:left w:val="nil"/>
               <w:bottom w:val="dotted" w:sz="2" w:space="0" w:color="000000"/>
-              <w:right w:val="nil"/>
             </w:tcBorders>
             <w:shd w:fill="auto" w:val="clear"/>
             <w:tcMar>
@@ -3695,18 +2495,18 @@
               <w:widowControl w:val="false"/>
               <w:numPr>
                 <w:ilvl w:val="2"/>
-                <w:numId w:val="3"/>
+                <w:numId w:val="4"/>
               </w:numPr>
               <w:suppressAutoHyphens w:val="true"/>
               <w:spacing w:before="0" w:after="0"/>
-              <w:ind w:hanging="0" w:right="176"/>
-              <w:rPr>
-                <w:rFonts w:ascii="Arial" w:hAnsi="Arial"/>
-              </w:rPr>
-            </w:pPr>
-            <w:r>
-              <w:rPr>
-                <w:rFonts w:cs="Arial" w:ascii="Arial" w:hAnsi="Arial"/>
+              <w:ind w:hanging="0" w:left="0" w:right="176"/>
+              <w:rPr>
+                <w:rFonts w:ascii="Arial" w:hAnsi="Arial"/>
+              </w:rPr>
+            </w:pPr>
+            <w:r>
+              <w:rPr>
+                <w:rFonts w:cs="Arial"/>
                 <w:sz w:val="18"/>
                 <w:szCs w:val="18"/>
                 <w:lang w:val="fr-CH"/>
@@ -3719,10 +2519,7 @@
           <w:tcPr>
             <w:tcW w:w="6359" w:type="dxa"/>
             <w:tcBorders>
-              <w:top w:val="nil"/>
-              <w:left w:val="nil"/>
               <w:bottom w:val="dotted" w:sz="2" w:space="0" w:color="000000"/>
-              <w:right w:val="nil"/>
             </w:tcBorders>
             <w:shd w:fill="auto" w:val="clear"/>
             <w:tcMar>
@@ -3742,7 +2539,7 @@
             </w:pPr>
             <w:r>
               <w:rPr>
-                <w:rFonts w:cs="Arial" w:ascii="Arial" w:hAnsi="Arial"/>
+                <w:rFonts w:cs="Arial"/>
                 <w:sz w:val="18"/>
                 <w:szCs w:val="18"/>
                 <w:lang w:val="fr-CH"/>
@@ -3762,7 +2559,7 @@
             </w:pPr>
             <w:r>
               <w:rPr>
-                <w:rFonts w:cs="Arial" w:ascii="Arial" w:hAnsi="Arial"/>
+                <w:rFonts w:cs="Arial"/>
                 <w:sz w:val="18"/>
                 <w:szCs w:val="18"/>
                 <w:lang w:val="fr-CH"/>
@@ -3782,7 +2579,7 @@
             </w:pPr>
             <w:r>
               <w:rPr>
-                <w:rFonts w:cs="Arial" w:ascii="Arial" w:hAnsi="Arial"/>
+                <w:rFonts w:cs="Arial"/>
                 <w:sz w:val="18"/>
                 <w:szCs w:val="18"/>
                 <w:lang w:val="fr-CH"/>
@@ -3802,7 +2599,7 @@
             </w:pPr>
             <w:r>
               <w:rPr>
-                <w:rFonts w:cs="Arial" w:ascii="Arial" w:hAnsi="Arial"/>
+                <w:rFonts w:cs="Arial"/>
                 <w:sz w:val="18"/>
                 <w:szCs w:val="18"/>
                 <w:lang w:val="fr-CH"/>
@@ -3822,7 +2619,7 @@
             </w:pPr>
             <w:r>
               <w:rPr>
-                <w:rFonts w:cs="Arial" w:ascii="Arial" w:hAnsi="Arial"/>
+                <w:rFonts w:cs="Arial"/>
                 <w:sz w:val="18"/>
                 <w:szCs w:val="18"/>
                 <w:lang w:val="fr-CH"/>
@@ -3842,7 +2639,7 @@
             </w:pPr>
             <w:r>
               <w:rPr>
-                <w:rFonts w:cs="Arial" w:ascii="Arial" w:hAnsi="Arial"/>
+                <w:rFonts w:cs="Arial"/>
                 <w:sz w:val="18"/>
                 <w:szCs w:val="18"/>
                 <w:lang w:val="fr-CH"/>
@@ -3862,7 +2659,7 @@
             </w:pPr>
             <w:r>
               <w:rPr>
-                <w:rFonts w:cs="Arial" w:ascii="Arial" w:hAnsi="Arial"/>
+                <w:rFonts w:cs="Arial"/>
                 <w:sz w:val="18"/>
                 <w:szCs w:val="18"/>
                 <w:lang w:val="fr-CH"/>
@@ -3882,7 +2679,7 @@
             </w:pPr>
             <w:r>
               <w:rPr>
-                <w:rFonts w:cs="Arial" w:ascii="Arial" w:hAnsi="Arial"/>
+                <w:rFonts w:cs="Arial"/>
                 <w:sz w:val="18"/>
                 <w:szCs w:val="18"/>
                 <w:lang w:val="fr-CH"/>
@@ -3902,7 +2699,7 @@
             </w:pPr>
             <w:r>
               <w:rPr>
-                <w:rFonts w:cs="Arial" w:ascii="Arial" w:hAnsi="Arial"/>
+                <w:rFonts w:cs="Arial"/>
                 <w:sz w:val="18"/>
                 <w:szCs w:val="18"/>
                 <w:lang w:val="fr-CH"/>
@@ -3922,7 +2719,7 @@
             </w:pPr>
             <w:r>
               <w:rPr>
-                <w:rFonts w:cs="Arial" w:ascii="Arial" w:hAnsi="Arial"/>
+                <w:rFonts w:cs="Arial"/>
                 <w:sz w:val="18"/>
                 <w:szCs w:val="18"/>
                 <w:lang w:val="fr-CH"/>
@@ -3943,7 +2740,7 @@
             </w:pPr>
             <w:r>
               <w:rPr>
-                <w:rFonts w:cs="Arial" w:ascii="Arial" w:hAnsi="Arial"/>
+                <w:rFonts w:cs="Arial"/>
                 <w:sz w:val="18"/>
                 <w:szCs w:val="18"/>
                 <w:lang w:val="fr-CH"/>
@@ -3951,9 +2748,7 @@
               <w:t>{% if choice.checked %}</w:t>
             </w:r>
             <w:r>
-              <w:rPr>
-                <w:sz w:val="20"/>
-              </w:rPr>
+              <w:rPr/>
               <w:drawing>
                 <wp:inline distT="0" distB="0" distL="0" distR="0">
                   <wp:extent cx="133350" cy="133350"/>
@@ -3985,7 +2780,6 @@
                           <a:prstGeom prst="rect">
                             <a:avLst/>
                           </a:prstGeom>
-                          <a:noFill/>
                         </pic:spPr>
                       </pic:pic>
                     </a:graphicData>
@@ -3995,7 +2789,7 @@
             </w:r>
             <w:r>
               <w:rPr>
-                <w:rFonts w:cs="Arial" w:ascii="Arial" w:hAnsi="Arial"/>
+                <w:rFonts w:cs="Arial"/>
                 <w:sz w:val="18"/>
                 <w:szCs w:val="18"/>
                 <w:lang w:val="fr-CH"/>
@@ -4003,9 +2797,7 @@
               <w:t>{% else %}</w:t>
             </w:r>
             <w:r>
-              <w:rPr>
-                <w:sz w:val="20"/>
-              </w:rPr>
+              <w:rPr/>
               <w:drawing>
                 <wp:inline distT="0" distB="0" distL="0" distR="0">
                   <wp:extent cx="133350" cy="133350"/>
@@ -4037,7 +2829,6 @@
                           <a:prstGeom prst="rect">
                             <a:avLst/>
                           </a:prstGeom>
-                          <a:noFill/>
                         </pic:spPr>
                       </pic:pic>
                     </a:graphicData>
@@ -4047,7 +2838,7 @@
             </w:r>
             <w:r>
               <w:rPr>
-                <w:rFonts w:cs="Arial" w:ascii="Arial" w:hAnsi="Arial"/>
+                <w:rFonts w:cs="Arial"/>
                 <w:sz w:val="18"/>
                 <w:szCs w:val="18"/>
                 <w:lang w:val="fr-CH"/>
@@ -4069,7 +2860,7 @@
             </w:pPr>
             <w:r>
               <w:rPr>
-                <w:rFonts w:cs="Arial" w:ascii="Arial" w:hAnsi="Arial"/>
+                <w:rFonts w:cs="Arial"/>
                 <w:sz w:val="18"/>
                 <w:szCs w:val="18"/>
                 <w:lang w:val="fr-CH"/>
@@ -4089,7 +2880,7 @@
             </w:pPr>
             <w:r>
               <w:rPr>
-                <w:rFonts w:cs="Arial" w:ascii="Arial" w:hAnsi="Arial"/>
+                <w:rFonts w:cs="Arial"/>
                 <w:sz w:val="18"/>
                 <w:szCs w:val="18"/>
                 <w:lang w:val="fr-CH"/>
@@ -4109,7 +2900,7 @@
             </w:pPr>
             <w:r>
               <w:rPr>
-                <w:rFonts w:cs="Arial" w:ascii="Arial" w:hAnsi="Arial"/>
+                <w:rFonts w:cs="Arial"/>
                 <w:sz w:val="18"/>
                 <w:szCs w:val="18"/>
                 <w:lang w:val="fr-CH"/>
@@ -4130,7 +2921,7 @@
             </w:pPr>
             <w:r>
               <w:rPr>
-                <w:rFonts w:cs="Arial" w:ascii="Arial" w:hAnsi="Arial"/>
+                <w:rFonts w:cs="Arial"/>
                 <w:sz w:val="18"/>
                 <w:szCs w:val="18"/>
                 <w:lang w:val="fr-CH"/>
@@ -4138,9 +2929,7 @@
               <w:t>{% if choice.checked %}</w:t>
             </w:r>
             <w:r>
-              <w:rPr>
-                <w:sz w:val="20"/>
-              </w:rPr>
+              <w:rPr/>
               <w:drawing>
                 <wp:inline distT="0" distB="0" distL="0" distR="0">
                   <wp:extent cx="133350" cy="133350"/>
@@ -4172,7 +2961,6 @@
                           <a:prstGeom prst="rect">
                             <a:avLst/>
                           </a:prstGeom>
-                          <a:noFill/>
                         </pic:spPr>
                       </pic:pic>
                     </a:graphicData>
@@ -4182,7 +2970,7 @@
             </w:r>
             <w:r>
               <w:rPr>
-                <w:rFonts w:cs="Arial" w:ascii="Arial" w:hAnsi="Arial"/>
+                <w:rFonts w:cs="Arial"/>
                 <w:sz w:val="18"/>
                 <w:szCs w:val="18"/>
                 <w:lang w:val="fr-CH"/>
@@ -4190,9 +2978,7 @@
               <w:t>{% else %}</w:t>
             </w:r>
             <w:r>
-              <w:rPr>
-                <w:sz w:val="20"/>
-              </w:rPr>
+              <w:rPr/>
               <w:drawing>
                 <wp:inline distT="0" distB="0" distL="0" distR="0">
                   <wp:extent cx="133350" cy="133350"/>
@@ -4224,7 +3010,6 @@
                           <a:prstGeom prst="rect">
                             <a:avLst/>
                           </a:prstGeom>
-                          <a:noFill/>
                         </pic:spPr>
                       </pic:pic>
                     </a:graphicData>
@@ -4234,7 +3019,7 @@
             </w:r>
             <w:r>
               <w:rPr>
-                <w:rFonts w:cs="Arial" w:ascii="Arial" w:hAnsi="Arial"/>
+                <w:rFonts w:cs="Arial"/>
                 <w:sz w:val="18"/>
                 <w:szCs w:val="18"/>
                 <w:lang w:val="fr-CH"/>
@@ -4256,7 +3041,7 @@
             </w:pPr>
             <w:r>
               <w:rPr>
-                <w:rFonts w:cs="Arial" w:ascii="Arial" w:hAnsi="Arial"/>
+                <w:rFonts w:cs="Arial"/>
                 <w:sz w:val="18"/>
                 <w:szCs w:val="18"/>
                 <w:lang w:val="fr-CH"/>
@@ -4276,7 +3061,7 @@
             </w:pPr>
             <w:r>
               <w:rPr>
-                <w:rFonts w:cs="Arial" w:ascii="Arial" w:hAnsi="Arial"/>
+                <w:rFonts w:cs="Arial"/>
                 <w:sz w:val="18"/>
                 <w:szCs w:val="18"/>
                 <w:lang w:val="fr-CH"/>
@@ -4296,7 +3081,7 @@
             </w:pPr>
             <w:r>
               <w:rPr>
-                <w:rFonts w:cs="Arial" w:ascii="Arial" w:hAnsi="Arial"/>
+                <w:rFonts w:cs="Arial"/>
                 <w:sz w:val="18"/>
                 <w:szCs w:val="18"/>
                 <w:lang w:val="fr-CH"/>
@@ -4316,7 +3101,7 @@
             </w:pPr>
             <w:r>
               <w:rPr>
-                <w:rFonts w:cs="Arial" w:ascii="Arial" w:hAnsi="Arial"/>
+                <w:rFonts w:cs="Arial"/>
                 <w:sz w:val="18"/>
                 <w:szCs w:val="18"/>
                 <w:lang w:val="fr-CH"/>
@@ -4336,7 +3121,7 @@
             </w:pPr>
             <w:r>
               <w:rPr>
-                <w:rFonts w:cs="Arial" w:ascii="Arial" w:hAnsi="Arial"/>
+                <w:rFonts w:cs="Arial"/>
                 <w:sz w:val="18"/>
                 <w:szCs w:val="18"/>
                 <w:lang w:val="fr-CH"/>
@@ -4356,7 +3141,7 @@
             </w:pPr>
             <w:r>
               <w:rPr>
-                <w:rFonts w:cs="Arial" w:ascii="Arial" w:hAnsi="Arial"/>
+                <w:rFonts w:cs="Arial"/>
                 <w:sz w:val="18"/>
                 <w:szCs w:val="18"/>
                 <w:lang w:val="fr-CH"/>
@@ -4376,7 +3161,7 @@
             </w:pPr>
             <w:r>
               <w:rPr>
-                <w:rFonts w:cs="Arial" w:ascii="Arial" w:hAnsi="Arial"/>
+                <w:rFonts w:cs="Arial"/>
                 <w:sz w:val="18"/>
                 <w:szCs w:val="18"/>
                 <w:lang w:val="fr-CH"/>
@@ -4396,7 +3181,7 @@
             </w:pPr>
             <w:r>
               <w:rPr>
-                <w:rFonts w:cs="Arial" w:ascii="Arial" w:hAnsi="Arial"/>
+                <w:rFonts w:cs="Arial"/>
                 <w:sz w:val="18"/>
                 <w:szCs w:val="18"/>
                 <w:lang w:val="fr-CH"/>
@@ -4431,12 +3216,7 @@
                 <w:tcPr>
                   <w:tcW w:w="6123" w:type="dxa"/>
                   <w:gridSpan w:val="2"/>
-                  <w:tcBorders>
-                    <w:top w:val="nil"/>
-                    <w:left w:val="nil"/>
-                    <w:bottom w:val="nil"/>
-                    <w:right w:val="nil"/>
-                  </w:tcBorders>
+                  <w:tcBorders/>
                   <w:shd w:fill="auto" w:val="clear"/>
                 </w:tcPr>
                 <w:p>
@@ -4451,7 +3231,7 @@
                   </w:pPr>
                   <w:r>
                     <w:rPr>
-                      <w:rFonts w:cs="Arial" w:ascii="Arial" w:hAnsi="Arial"/>
+                      <w:rFonts w:cs="Arial"/>
                       <w:sz w:val="18"/>
                       <w:szCs w:val="18"/>
                     </w:rPr>
@@ -4468,12 +3248,7 @@
                 <w:tcPr>
                   <w:tcW w:w="6123" w:type="dxa"/>
                   <w:gridSpan w:val="2"/>
-                  <w:tcBorders>
-                    <w:top w:val="nil"/>
-                    <w:left w:val="nil"/>
-                    <w:bottom w:val="nil"/>
-                    <w:right w:val="nil"/>
-                  </w:tcBorders>
+                  <w:tcBorders/>
                   <w:shd w:fill="auto" w:val="clear"/>
                 </w:tcPr>
                 <w:p>
@@ -4488,7 +3263,7 @@
                   </w:pPr>
                   <w:r>
                     <w:rPr>
-                      <w:rFonts w:cs="Arial" w:ascii="Arial" w:hAnsi="Arial"/>
+                      <w:rFonts w:cs="Arial"/>
                       <w:sz w:val="18"/>
                       <w:szCs w:val="18"/>
                       <w:lang w:val="fr-CH"/>
@@ -4497,7 +3272,7 @@
                   </w:r>
                   <w:r>
                     <w:rPr>
-                      <w:rFonts w:cs="Arial" w:ascii="Arial" w:hAnsi="Arial"/>
+                      <w:rFonts w:cs="Arial"/>
                       <w:color w:val="auto"/>
                       <w:sz w:val="18"/>
                       <w:szCs w:val="18"/>
@@ -4507,7 +3282,7 @@
                   </w:r>
                   <w:r>
                     <w:rPr>
-                      <w:rFonts w:eastAsia="Noto Sans CJK SC Regular" w:cs="Arial" w:ascii="Arial" w:hAnsi="Arial"/>
+                      <w:rFonts w:eastAsia="Noto Sans CJK SC Regular" w:cs="Arial"/>
                       <w:color w:val="auto"/>
                       <w:kern w:val="2"/>
                       <w:sz w:val="18"/>
@@ -4518,7 +3293,7 @@
                   </w:r>
                   <w:r>
                     <w:rPr>
-                      <w:rFonts w:cs="Arial" w:ascii="Arial" w:hAnsi="Arial"/>
+                      <w:rFonts w:cs="Arial"/>
                       <w:color w:val="auto"/>
                       <w:sz w:val="18"/>
                       <w:szCs w:val="18"/>
@@ -4528,7 +3303,7 @@
                   </w:r>
                   <w:r>
                     <w:rPr>
-                      <w:rFonts w:cs="Arial" w:ascii="Arial" w:hAnsi="Arial"/>
+                      <w:rFonts w:cs="Arial"/>
                       <w:sz w:val="18"/>
                       <w:szCs w:val="18"/>
                       <w:lang w:val="fr-CH"/>
@@ -4545,12 +3320,7 @@
               <w:tc>
                 <w:tcPr>
                   <w:tcW w:w="2580" w:type="dxa"/>
-                  <w:tcBorders>
-                    <w:top w:val="nil"/>
-                    <w:left w:val="nil"/>
-                    <w:bottom w:val="nil"/>
-                    <w:right w:val="nil"/>
-                  </w:tcBorders>
+                  <w:tcBorders/>
                   <w:shd w:fill="auto" w:val="clear"/>
                 </w:tcPr>
                 <w:p>
@@ -4565,7 +3335,7 @@
                   </w:pPr>
                   <w:r>
                     <w:rPr>
-                      <w:rFonts w:cs="Arial" w:ascii="Arial" w:hAnsi="Arial"/>
+                      <w:rFonts w:cs="Arial"/>
                       <w:b/>
                       <w:sz w:val="18"/>
                       <w:szCs w:val="18"/>
@@ -4578,12 +3348,7 @@
               <w:tc>
                 <w:tcPr>
                   <w:tcW w:w="3543" w:type="dxa"/>
-                  <w:tcBorders>
-                    <w:top w:val="nil"/>
-                    <w:left w:val="nil"/>
-                    <w:bottom w:val="nil"/>
-                    <w:right w:val="nil"/>
-                  </w:tcBorders>
+                  <w:tcBorders/>
                   <w:shd w:fill="auto" w:val="clear"/>
                 </w:tcPr>
                 <w:p>
@@ -4598,7 +3363,7 @@
                   </w:pPr>
                   <w:r>
                     <w:rPr>
-                      <w:rFonts w:cs="Arial" w:ascii="Arial" w:hAnsi="Arial"/>
+                      <w:rFonts w:cs="Arial"/>
                       <w:sz w:val="18"/>
                       <w:szCs w:val="18"/>
                       <w:lang w:val="fr-CH"/>
@@ -4616,12 +3381,7 @@
                 <w:tcPr>
                   <w:tcW w:w="6123" w:type="dxa"/>
                   <w:gridSpan w:val="2"/>
-                  <w:tcBorders>
-                    <w:top w:val="nil"/>
-                    <w:left w:val="nil"/>
-                    <w:bottom w:val="nil"/>
-                    <w:right w:val="nil"/>
-                  </w:tcBorders>
+                  <w:tcBorders/>
                   <w:shd w:fill="auto" w:val="clear"/>
                 </w:tcPr>
                 <w:p>
@@ -4636,7 +3396,7 @@
                   </w:pPr>
                   <w:r>
                     <w:rPr>
-                      <w:rFonts w:cs="Arial" w:ascii="Arial" w:hAnsi="Arial"/>
+                      <w:rFonts w:cs="Arial"/>
                       <w:sz w:val="18"/>
                       <w:szCs w:val="18"/>
                       <w:lang w:val="fr-CH"/>
@@ -4654,12 +3414,7 @@
                 <w:tcPr>
                   <w:tcW w:w="6123" w:type="dxa"/>
                   <w:gridSpan w:val="2"/>
-                  <w:tcBorders>
-                    <w:top w:val="nil"/>
-                    <w:left w:val="nil"/>
-                    <w:bottom w:val="nil"/>
-                    <w:right w:val="nil"/>
-                  </w:tcBorders>
+                  <w:tcBorders/>
                   <w:shd w:fill="auto" w:val="clear"/>
                 </w:tcPr>
                 <w:p>
@@ -4674,7 +3429,7 @@
                   </w:pPr>
                   <w:r>
                     <w:rPr>
-                      <w:rFonts w:cs="Arial" w:ascii="Arial" w:hAnsi="Arial"/>
+                      <w:rFonts w:cs="Arial"/>
                       <w:sz w:val="18"/>
                       <w:szCs w:val="18"/>
                       <w:lang w:val="fr-CH"/>
@@ -4692,34 +3447,29 @@
               <w:suppressAutoHyphens w:val="true"/>
               <w:jc w:val="left"/>
               <w:rPr>
-                <w:rFonts w:ascii="Arial" w:hAnsi="Arial" w:cs="Arial"/>
+                <w:rFonts w:ascii="Arial" w:hAnsi="Arial"/>
                 <w:sz w:val="20"/>
-                <w:szCs w:val="18"/>
-                <w:lang w:val="fr-CH"/>
-              </w:rPr>
-            </w:pPr>
-            <w:r>
-              <w:rPr>
-                <w:rFonts w:cs="Arial" w:ascii="Arial" w:hAnsi="Arial"/>
+              </w:rPr>
+            </w:pPr>
+            <w:r>
+              <w:rPr>
                 <w:sz w:val="20"/>
-                <w:szCs w:val="18"/>
-                <w:lang w:val="fr-CH"/>
-              </w:rPr>
-            </w:r>
-          </w:p>
-          <w:p>
-            <w:pPr>
-              <w:pStyle w:val="Normal"/>
-              <w:widowControl w:val="false"/>
-              <w:suppressAutoHyphens w:val="true"/>
-              <w:jc w:val="left"/>
-              <w:rPr>
-                <w:rFonts w:ascii="Arial" w:hAnsi="Arial"/>
-              </w:rPr>
-            </w:pPr>
-            <w:r>
-              <w:rPr>
-                <w:rFonts w:cs="Arial" w:ascii="Arial" w:hAnsi="Arial"/>
+              </w:rPr>
+            </w:r>
+          </w:p>
+          <w:p>
+            <w:pPr>
+              <w:pStyle w:val="Normal"/>
+              <w:widowControl w:val="false"/>
+              <w:suppressAutoHyphens w:val="true"/>
+              <w:jc w:val="left"/>
+              <w:rPr>
+                <w:rFonts w:ascii="Arial" w:hAnsi="Arial"/>
+              </w:rPr>
+            </w:pPr>
+            <w:r>
+              <w:rPr>
+                <w:rFonts w:cs="Arial"/>
                 <w:sz w:val="18"/>
                 <w:szCs w:val="18"/>
                 <w:lang w:val="fr-CH"/>
@@ -4739,7 +3489,7 @@
             </w:pPr>
             <w:r>
               <w:rPr>
-                <w:rFonts w:cs="Arial" w:ascii="Arial" w:hAnsi="Arial"/>
+                <w:rFonts w:cs="Arial"/>
                 <w:sz w:val="18"/>
                 <w:szCs w:val="18"/>
               </w:rPr>
@@ -4758,31 +3508,11 @@
             </w:pPr>
             <w:r>
               <w:rPr>
-                <w:rFonts w:cs="Arial" w:ascii="Arial" w:hAnsi="Arial"/>
+                <w:rFonts w:cs="Arial"/>
                 <w:sz w:val="18"/>
                 <w:szCs w:val="18"/>
               </w:rPr>
               <w:t>{%p endif %}</w:t>
-            </w:r>
-          </w:p>
-          <w:p>
-            <w:pPr>
-              <w:pStyle w:val="Normal"/>
-              <w:widowControl w:val="false"/>
-              <w:suppressAutoHyphens w:val="true"/>
-              <w:jc w:val="left"/>
-              <w:rPr>
-                <w:rFonts w:ascii="Arial" w:hAnsi="Arial" w:cs="Arial"/>
-                <w:sz w:val="20"/>
-                <w:szCs w:val="2"/>
-              </w:rPr>
-            </w:pPr>
-            <w:r>
-              <w:rPr>
-                <w:rFonts w:cs="Arial" w:ascii="Arial" w:hAnsi="Arial"/>
-                <w:sz w:val="20"/>
-                <w:szCs w:val="2"/>
-              </w:rPr>
             </w:r>
           </w:p>
         </w:tc>
@@ -4810,7 +3540,7 @@
             </w:pPr>
             <w:r>
               <w:rPr>
-                <w:rFonts w:cs="Arial" w:ascii="Arial" w:hAnsi="Arial"/>
+                <w:rFonts w:cs="Arial"/>
                 <w:color w:themeColor="accent1" w:val="4F81BD"/>
                 <w:sz w:val="18"/>
                 <w:szCs w:val="18"/>
@@ -4842,7 +3572,7 @@
             </w:pPr>
             <w:r>
               <w:rPr>
-                <w:rFonts w:cs="Arial" w:ascii="Arial" w:hAnsi="Arial"/>
+                <w:rFonts w:cs="Arial"/>
                 <w:color w:themeColor="accent2" w:val="C0504D"/>
                 <w:sz w:val="18"/>
                 <w:szCs w:val="18"/>
@@ -4854,29 +3584,6 @@
         </w:tc>
       </w:tr>
     </w:tbl>
-    <w:p>
-      <w:pPr>
-        <w:pStyle w:val="Normal"/>
-        <w:widowControl w:val="false"/>
-        <w:suppressAutoHyphens w:val="true"/>
-        <w:rPr>
-          <w:rFonts w:ascii="Arial" w:hAnsi="Arial" w:cs="Arial"/>
-          <w:color w:themeColor="accent2" w:val="C0504D"/>
-          <w:sz w:val="18"/>
-          <w:szCs w:val="18"/>
-          <w:lang w:val="fr-CH"/>
-        </w:rPr>
-      </w:pPr>
-      <w:r>
-        <w:rPr>
-          <w:rFonts w:cs="Arial" w:ascii="Arial" w:hAnsi="Arial"/>
-          <w:color w:themeColor="accent2" w:val="C0504D"/>
-          <w:sz w:val="18"/>
-          <w:szCs w:val="18"/>
-          <w:lang w:val="fr-CH"/>
-        </w:rPr>
-      </w:r>
-    </w:p>
     <w:p>
       <w:pPr>
         <w:pStyle w:val="Normal"/>
@@ -4888,7 +3595,7 @@
       </w:pPr>
       <w:r>
         <w:rPr>
-          <w:rFonts w:cs="Arial" w:ascii="Arial" w:hAnsi="Arial"/>
+          <w:rFonts w:cs="Arial"/>
           <w:color w:themeColor="accent1" w:val="4F81BD"/>
           <w:sz w:val="18"/>
           <w:szCs w:val="18"/>
@@ -4908,7 +3615,7 @@
       </w:pPr>
       <w:r>
         <w:rPr>
-          <w:rFonts w:cs="Arial" w:ascii="Arial" w:hAnsi="Arial"/>
+          <w:rFonts w:cs="Arial"/>
           <w:color w:themeColor="accent1" w:val="4F81BD"/>
           <w:sz w:val="18"/>
           <w:szCs w:val="18"/>
@@ -4918,7 +3625,7 @@
       </w:r>
       <w:r>
         <w:rPr>
-          <w:rFonts w:eastAsia="Noto Sans CJK SC Regular" w:cs="Arial" w:ascii="Arial" w:hAnsi="Arial"/>
+          <w:rFonts w:eastAsia="Noto Sans CJK SC Regular" w:cs="Arial"/>
           <w:color w:themeColor="accent1" w:val="4F81BD"/>
           <w:kern w:val="2"/>
           <w:sz w:val="18"/>
@@ -4929,7 +3636,7 @@
       </w:r>
       <w:r>
         <w:rPr>
-          <w:rFonts w:cs="Arial" w:ascii="Arial" w:hAnsi="Arial"/>
+          <w:rFonts w:cs="Arial"/>
           <w:color w:themeColor="accent1" w:val="4F81BD"/>
           <w:sz w:val="18"/>
           <w:szCs w:val="18"/>
@@ -4949,7 +3656,7 @@
       </w:pPr>
       <w:r>
         <w:rPr>
-          <w:rFonts w:cs="Arial" w:ascii="Arial" w:hAnsi="Arial"/>
+          <w:rFonts w:cs="Arial"/>
           <w:color w:themeColor="accent2" w:val="C0504D"/>
           <w:sz w:val="18"/>
           <w:szCs w:val="18"/>
@@ -4982,10 +3689,7 @@
           <w:tcPr>
             <w:tcW w:w="9090" w:type="dxa"/>
             <w:tcBorders>
-              <w:top w:val="nil"/>
-              <w:left w:val="nil"/>
               <w:bottom w:val="dotted" w:sz="2" w:space="0" w:color="000000"/>
-              <w:right w:val="nil"/>
             </w:tcBorders>
             <w:shd w:fill="auto" w:val="clear"/>
           </w:tcPr>
@@ -5002,7 +3706,7 @@
             </w:pPr>
             <w:r>
               <w:rPr>
-                <w:rFonts w:cs="Arial" w:ascii="Arial" w:hAnsi="Arial"/>
+                <w:rFonts w:cs="Arial"/>
                 <w:sz w:val="18"/>
                 <w:szCs w:val="18"/>
                 <w:lang w:val="fr-CH"/>
@@ -5010,14 +3714,12 @@
               <w:t>{% if choice.checked %}</w:t>
             </w:r>
             <w:r>
-              <w:rPr>
-                <w:sz w:val="20"/>
-              </w:rPr>
+              <w:rPr/>
               <w:drawing>
                 <wp:inline distT="0" distB="0" distL="0" distR="0">
                   <wp:extent cx="133350" cy="133350"/>
                   <wp:effectExtent l="0" t="0" r="0" b="0"/>
-                  <wp:docPr id="9" name="Image1" descr="C:\Users\Dominique Mäder\Desktop\tpl\checkbox-checked.png"/>
+                  <wp:docPr id="9" name="Image1 Copy 1" descr="C:\Users\Dominique Mäder\Desktop\tpl\checkbox-checked.png"/>
                   <wp:cNvGraphicFramePr>
                     <a:graphicFrameLocks xmlns:a="http://schemas.openxmlformats.org/drawingml/2006/main" noChangeAspect="1"/>
                   </wp:cNvGraphicFramePr>
@@ -5025,7 +3727,7 @@
                     <a:graphicData uri="http://schemas.openxmlformats.org/drawingml/2006/picture">
                       <pic:pic xmlns:pic="http://schemas.openxmlformats.org/drawingml/2006/picture">
                         <pic:nvPicPr>
-                          <pic:cNvPr id="9" name="Image1" descr="C:\Users\Dominique Mäder\Desktop\tpl\checkbox-checked.png"/>
+                          <pic:cNvPr id="9" name="Image1 Copy 1" descr="C:\Users\Dominique Mäder\Desktop\tpl\checkbox-checked.png"/>
                           <pic:cNvPicPr>
                             <a:picLocks noChangeAspect="1" noChangeArrowheads="1"/>
                           </pic:cNvPicPr>
@@ -5044,7 +3746,6 @@
                           <a:prstGeom prst="rect">
                             <a:avLst/>
                           </a:prstGeom>
-                          <a:noFill/>
                         </pic:spPr>
                       </pic:pic>
                     </a:graphicData>
@@ -5054,7 +3755,7 @@
             </w:r>
             <w:r>
               <w:rPr>
-                <w:rFonts w:cs="Arial" w:ascii="Arial" w:hAnsi="Arial"/>
+                <w:rFonts w:cs="Arial"/>
                 <w:sz w:val="18"/>
                 <w:szCs w:val="18"/>
                 <w:lang w:val="fr-CH"/>
@@ -5062,9 +3763,7 @@
               <w:t>{% else %}</w:t>
             </w:r>
             <w:r>
-              <w:rPr>
-                <w:sz w:val="20"/>
-              </w:rPr>
+              <w:rPr/>
               <w:drawing>
                 <wp:inline distT="0" distB="0" distL="0" distR="0">
                   <wp:extent cx="133350" cy="133350"/>
@@ -5096,7 +3795,6 @@
                           <a:prstGeom prst="rect">
                             <a:avLst/>
                           </a:prstGeom>
-                          <a:noFill/>
                         </pic:spPr>
                       </pic:pic>
                     </a:graphicData>
@@ -5106,7 +3804,7 @@
             </w:r>
             <w:r>
               <w:rPr>
-                <w:rFonts w:cs="Arial" w:ascii="Arial" w:hAnsi="Arial"/>
+                <w:rFonts w:cs="Arial"/>
                 <w:sz w:val="18"/>
                 <w:szCs w:val="18"/>
                 <w:lang w:val="fr-CH"/>
@@ -5130,7 +3828,7 @@
       </w:pPr>
       <w:r>
         <w:rPr>
-          <w:rFonts w:cs="Arial" w:ascii="Arial" w:hAnsi="Arial"/>
+          <w:rFonts w:cs="Arial"/>
           <w:color w:themeColor="accent2" w:val="C0504D"/>
           <w:sz w:val="18"/>
           <w:szCs w:val="18"/>
@@ -5150,7 +3848,7 @@
       </w:pPr>
       <w:r>
         <w:rPr>
-          <w:rFonts w:cs="Arial" w:ascii="Arial" w:hAnsi="Arial"/>
+          <w:rFonts w:cs="Arial"/>
           <w:color w:themeColor="accent1" w:val="4F81BD"/>
           <w:sz w:val="18"/>
           <w:szCs w:val="18"/>
@@ -5170,7 +3868,7 @@
       </w:pPr>
       <w:r>
         <w:rPr>
-          <w:rFonts w:cs="Arial" w:ascii="Arial" w:hAnsi="Arial"/>
+          <w:rFonts w:cs="Arial"/>
           <w:color w:themeColor="accent1" w:val="4F81BD"/>
           <w:sz w:val="18"/>
           <w:szCs w:val="18"/>
@@ -5190,7 +3888,7 @@
       </w:pPr>
       <w:r>
         <w:rPr>
-          <w:rFonts w:cs="Arial" w:ascii="Arial" w:hAnsi="Arial"/>
+          <w:rFonts w:cs="Arial"/>
           <w:color w:themeColor="accent2" w:val="C0504D"/>
           <w:sz w:val="18"/>
           <w:szCs w:val="18"/>
@@ -5210,7 +3908,7 @@
       </w:pPr>
       <w:r>
         <w:rPr>
-          <w:rFonts w:cs="Arial" w:ascii="Arial" w:hAnsi="Arial"/>
+          <w:rFonts w:cs="Arial"/>
           <w:color w:themeColor="accent1" w:val="4F81BD"/>
           <w:sz w:val="18"/>
           <w:szCs w:val="18"/>
@@ -5230,7 +3928,7 @@
       </w:pPr>
       <w:r>
         <w:rPr>
-          <w:rFonts w:cs="Arial" w:ascii="Arial" w:hAnsi="Arial"/>
+          <w:rFonts w:cs="Arial"/>
           <w:color w:themeColor="accent2" w:val="C0504D"/>
           <w:sz w:val="18"/>
           <w:szCs w:val="18"/>
@@ -5248,18 +3946,18 @@
       <w:footerReference w:type="first" r:id="rId17"/>
       <w:type w:val="nextPage"/>
       <w:pgSz w:w="11906" w:h="16838"/>
-      <w:pgMar w:left="1843" w:right="1134" w:gutter="0" w:header="0" w:top="1134" w:footer="318" w:bottom="1134"/>
+      <w:pgMar w:left="1134" w:right="1134" w:gutter="0" w:header="1134" w:top="2608" w:footer="1134" w:bottom="1474"/>
       <w:pgNumType w:fmt="decimal"/>
       <w:formProt w:val="false"/>
       <w:textDirection w:val="lrTb"/>
-      <w:docGrid w:type="default" w:linePitch="100" w:charSpace="0"/>
+      <w:docGrid w:type="default" w:linePitch="100" w:charSpace="4096"/>
     </w:sectPr>
   </w:body>
 </w:document>
 </file>
 
 <file path=word/footer1.xml><?xml version="1.0" encoding="utf-8"?>
-<w:ftr xmlns:o="urn:schemas-microsoft-com:office:office" xmlns:r="http://schemas.openxmlformats.org/officeDocument/2006/relationships" xmlns:v="urn:schemas-microsoft-com:vml" xmlns:w="http://schemas.openxmlformats.org/wordprocessingml/2006/main" xmlns:w10="urn:schemas-microsoft-com:office:word" xmlns:wp="http://schemas.openxmlformats.org/drawingml/2006/wordprocessingDrawing" xmlns:pic="http://schemas.openxmlformats.org/drawingml/2006/picture" xmlns:wps="http://schemas.microsoft.com/office/word/2010/wordprocessingShape" xmlns:wpg="http://schemas.microsoft.com/office/word/2010/wordprocessingGroup" xmlns:mc="http://schemas.openxmlformats.org/markup-compatibility/2006" xmlns:wp14="http://schemas.microsoft.com/office/word/2010/wordprocessingDrawing" xmlns:w14="http://schemas.microsoft.com/office/word/2010/wordml" xmlns:w15="http://schemas.microsoft.com/office/word/2012/wordml" mc:Ignorable="w14 wp14 w15">
+<w:ftr xmlns:o="urn:schemas-microsoft-com:office:office" xmlns:r="http://schemas.openxmlformats.org/officeDocument/2006/relationships" xmlns:v="urn:schemas-microsoft-com:vml" xmlns:w="http://schemas.openxmlformats.org/wordprocessingml/2006/main" xmlns:w10="urn:schemas-microsoft-com:office:word" xmlns:wp="http://schemas.openxmlformats.org/drawingml/2006/wordprocessingDrawing" xmlns:wps="http://schemas.microsoft.com/office/word/2010/wordprocessingShape" xmlns:wpg="http://schemas.microsoft.com/office/word/2010/wordprocessingGroup" xmlns:mc="http://schemas.openxmlformats.org/markup-compatibility/2006" xmlns:wp14="http://schemas.microsoft.com/office/word/2010/wordprocessingDrawing" xmlns:w14="http://schemas.microsoft.com/office/word/2010/wordml" xmlns:w15="http://schemas.microsoft.com/office/word/2012/wordml" mc:Ignorable="w14 wp14 w15">
   <w:p>
     <w:pPr>
       <w:pStyle w:val="Footer"/>
@@ -5273,237 +3971,159 @@
 </file>
 
 <file path=word/footer2.xml><?xml version="1.0" encoding="utf-8"?>
-<w:ftr xmlns:o="urn:schemas-microsoft-com:office:office" xmlns:r="http://schemas.openxmlformats.org/officeDocument/2006/relationships" xmlns:v="urn:schemas-microsoft-com:vml" xmlns:w="http://schemas.openxmlformats.org/wordprocessingml/2006/main" xmlns:w10="urn:schemas-microsoft-com:office:word" xmlns:wp="http://schemas.openxmlformats.org/drawingml/2006/wordprocessingDrawing" xmlns:pic="http://schemas.openxmlformats.org/drawingml/2006/picture" xmlns:wps="http://schemas.microsoft.com/office/word/2010/wordprocessingShape" xmlns:wpg="http://schemas.microsoft.com/office/word/2010/wordprocessingGroup" xmlns:mc="http://schemas.openxmlformats.org/markup-compatibility/2006" xmlns:wp14="http://schemas.microsoft.com/office/word/2010/wordprocessingDrawing" xmlns:w14="http://schemas.microsoft.com/office/word/2010/wordml" xmlns:w15="http://schemas.microsoft.com/office/word/2012/wordml" mc:Ignorable="w14 wp14 w15">
+<w:ftr xmlns:o="urn:schemas-microsoft-com:office:office" xmlns:r="http://schemas.openxmlformats.org/officeDocument/2006/relationships" xmlns:v="urn:schemas-microsoft-com:vml" xmlns:w="http://schemas.openxmlformats.org/wordprocessingml/2006/main" xmlns:w10="urn:schemas-microsoft-com:office:word" xmlns:wp="http://schemas.openxmlformats.org/drawingml/2006/wordprocessingDrawing" xmlns:wps="http://schemas.microsoft.com/office/word/2010/wordprocessingShape" xmlns:wpg="http://schemas.microsoft.com/office/word/2010/wordprocessingGroup" xmlns:mc="http://schemas.openxmlformats.org/markup-compatibility/2006" xmlns:wp14="http://schemas.microsoft.com/office/word/2010/wordprocessingDrawing" xmlns:w14="http://schemas.microsoft.com/office/word/2010/wordml" xmlns:w15="http://schemas.microsoft.com/office/word/2012/wordml" mc:Ignorable="w14 wp14 w15">
   <w:p>
     <w:pPr>
       <w:pStyle w:val="Footer"/>
-      <w:tabs>
-        <w:tab w:val="center" w:pos="4536" w:leader="none"/>
-        <w:tab w:val="right" w:pos="8931" w:leader="none"/>
-        <w:tab w:val="right" w:pos="9072" w:leader="none"/>
-      </w:tabs>
+      <w:bidi w:val="0"/>
+      <w:jc w:val="left"/>
       <w:rPr>
         <w:rFonts w:ascii="Arial" w:hAnsi="Arial"/>
       </w:rPr>
     </w:pPr>
     <w:r>
-      <w:rPr>
-        <w:rFonts w:ascii="Arial" w:hAnsi="Arial"/>
-        <w:sz w:val="18"/>
-        <w:szCs w:val="18"/>
-      </w:rPr>
+      <w:rPr/>
       <w:fldChar w:fldCharType="begin"/>
     </w:r>
     <w:r>
-      <w:rPr>
-        <w:sz w:val="18"/>
-        <w:szCs w:val="18"/>
-        <w:rFonts w:ascii="Arial" w:hAnsi="Arial"/>
-      </w:rPr>
+      <w:rPr/>
       <w:instrText xml:space="preserve"> PAGE </w:instrText>
     </w:r>
     <w:r>
-      <w:rPr>
-        <w:sz w:val="18"/>
-        <w:szCs w:val="18"/>
-        <w:rFonts w:ascii="Arial" w:hAnsi="Arial"/>
-      </w:rPr>
+      <w:rPr/>
       <w:fldChar w:fldCharType="separate"/>
     </w:r>
     <w:r>
-      <w:rPr>
-        <w:sz w:val="18"/>
-        <w:szCs w:val="18"/>
-        <w:rFonts w:ascii="Arial" w:hAnsi="Arial"/>
-      </w:rPr>
-      <w:t>3</w:t>
+      <w:rPr/>
+      <w:t>4</w:t>
     </w:r>
     <w:r>
-      <w:rPr>
-        <w:sz w:val="18"/>
-        <w:szCs w:val="18"/>
-        <w:rFonts w:ascii="Arial" w:hAnsi="Arial"/>
-      </w:rPr>
+      <w:rPr/>
       <w:fldChar w:fldCharType="end"/>
     </w:r>
     <w:r>
-      <w:rPr>
-        <w:rFonts w:ascii="Arial" w:hAnsi="Arial"/>
-        <w:sz w:val="18"/>
-        <w:szCs w:val="18"/>
-      </w:rPr>
-      <w:t>/</w:t>
+      <w:rPr/>
+      <w:t xml:space="preserve"> </w:t>
     </w:r>
     <w:r>
-      <w:rPr>
-        <w:rFonts w:ascii="Arial" w:hAnsi="Arial"/>
-        <w:sz w:val="18"/>
-        <w:szCs w:val="18"/>
-      </w:rPr>
+      <w:rPr/>
+      <w:t xml:space="preserve">/ </w:t>
+    </w:r>
+    <w:r>
+      <w:rPr/>
       <w:fldChar w:fldCharType="begin"/>
     </w:r>
     <w:r>
-      <w:rPr>
-        <w:sz w:val="18"/>
-        <w:szCs w:val="18"/>
-        <w:rFonts w:ascii="Arial" w:hAnsi="Arial"/>
-      </w:rPr>
+      <w:rPr/>
       <w:instrText xml:space="preserve"> NUMPAGES </w:instrText>
     </w:r>
     <w:r>
-      <w:rPr>
-        <w:sz w:val="18"/>
-        <w:szCs w:val="18"/>
-        <w:rFonts w:ascii="Arial" w:hAnsi="Arial"/>
-      </w:rPr>
+      <w:rPr/>
       <w:fldChar w:fldCharType="separate"/>
     </w:r>
     <w:r>
-      <w:rPr>
-        <w:sz w:val="18"/>
-        <w:szCs w:val="18"/>
-        <w:rFonts w:ascii="Arial" w:hAnsi="Arial"/>
-      </w:rPr>
-      <w:t>3</w:t>
+      <w:rPr/>
+      <w:t>4</w:t>
     </w:r>
     <w:r>
-      <w:rPr>
-        <w:sz w:val="18"/>
-        <w:szCs w:val="18"/>
-        <w:rFonts w:ascii="Arial" w:hAnsi="Arial"/>
-      </w:rPr>
+      <w:rPr/>
       <w:fldChar w:fldCharType="end"/>
     </w:r>
     <w:r>
-      <w:rPr>
-        <w:rFonts w:ascii="Arial" w:hAnsi="Arial"/>
-        <w:sz w:val="18"/>
-        <w:szCs w:val="18"/>
-      </w:rPr>
+      <w:rPr/>
       <w:tab/>
-      <w:t>{{ caseType }} – {{ dossierNr }}</w:t>
+      <w:t>{{ caseType }} {{ doss</w:t>
+    </w:r>
+    <w:r>
+      <w:rPr/>
+      <w:t>i</w:t>
+    </w:r>
+    <w:r>
+      <w:rPr/>
+      <w:t>erNr }}</w:t>
     </w:r>
   </w:p>
 </w:ftr>
 </file>
 
 <file path=word/footer3.xml><?xml version="1.0" encoding="utf-8"?>
-<w:ftr xmlns:o="urn:schemas-microsoft-com:office:office" xmlns:r="http://schemas.openxmlformats.org/officeDocument/2006/relationships" xmlns:v="urn:schemas-microsoft-com:vml" xmlns:w="http://schemas.openxmlformats.org/wordprocessingml/2006/main" xmlns:w10="urn:schemas-microsoft-com:office:word" xmlns:wp="http://schemas.openxmlformats.org/drawingml/2006/wordprocessingDrawing" xmlns:pic="http://schemas.openxmlformats.org/drawingml/2006/picture" xmlns:wps="http://schemas.microsoft.com/office/word/2010/wordprocessingShape" xmlns:wpg="http://schemas.microsoft.com/office/word/2010/wordprocessingGroup" xmlns:mc="http://schemas.openxmlformats.org/markup-compatibility/2006" xmlns:wp14="http://schemas.microsoft.com/office/word/2010/wordprocessingDrawing" xmlns:w14="http://schemas.microsoft.com/office/word/2010/wordml" xmlns:w15="http://schemas.microsoft.com/office/word/2012/wordml" mc:Ignorable="w14 wp14 w15">
+<w:ftr xmlns:o="urn:schemas-microsoft-com:office:office" xmlns:r="http://schemas.openxmlformats.org/officeDocument/2006/relationships" xmlns:v="urn:schemas-microsoft-com:vml" xmlns:w="http://schemas.openxmlformats.org/wordprocessingml/2006/main" xmlns:w10="urn:schemas-microsoft-com:office:word" xmlns:wp="http://schemas.openxmlformats.org/drawingml/2006/wordprocessingDrawing" xmlns:wps="http://schemas.microsoft.com/office/word/2010/wordprocessingShape" xmlns:wpg="http://schemas.microsoft.com/office/word/2010/wordprocessingGroup" xmlns:mc="http://schemas.openxmlformats.org/markup-compatibility/2006" xmlns:wp14="http://schemas.microsoft.com/office/word/2010/wordprocessingDrawing" xmlns:w14="http://schemas.microsoft.com/office/word/2010/wordml" xmlns:w15="http://schemas.microsoft.com/office/word/2012/wordml" mc:Ignorable="w14 wp14 w15">
   <w:p>
     <w:pPr>
       <w:pStyle w:val="Footer"/>
-      <w:tabs>
-        <w:tab w:val="center" w:pos="4536" w:leader="none"/>
-        <w:tab w:val="right" w:pos="8931" w:leader="none"/>
-        <w:tab w:val="right" w:pos="9072" w:leader="none"/>
-      </w:tabs>
+      <w:bidi w:val="0"/>
+      <w:jc w:val="left"/>
       <w:rPr>
         <w:rFonts w:ascii="Arial" w:hAnsi="Arial"/>
       </w:rPr>
     </w:pPr>
     <w:r>
-      <w:rPr>
-        <w:rFonts w:ascii="Arial" w:hAnsi="Arial"/>
-        <w:sz w:val="18"/>
-        <w:szCs w:val="18"/>
-      </w:rPr>
+      <w:rPr/>
       <w:fldChar w:fldCharType="begin"/>
     </w:r>
     <w:r>
-      <w:rPr>
-        <w:sz w:val="18"/>
-        <w:szCs w:val="18"/>
-        <w:rFonts w:ascii="Arial" w:hAnsi="Arial"/>
-      </w:rPr>
+      <w:rPr/>
       <w:instrText xml:space="preserve"> PAGE </w:instrText>
     </w:r>
     <w:r>
-      <w:rPr>
-        <w:sz w:val="18"/>
-        <w:szCs w:val="18"/>
-        <w:rFonts w:ascii="Arial" w:hAnsi="Arial"/>
-      </w:rPr>
+      <w:rPr/>
       <w:fldChar w:fldCharType="separate"/>
     </w:r>
     <w:r>
-      <w:rPr>
-        <w:sz w:val="18"/>
-        <w:szCs w:val="18"/>
-        <w:rFonts w:ascii="Arial" w:hAnsi="Arial"/>
-      </w:rPr>
-      <w:t>3</w:t>
+      <w:rPr/>
+      <w:t>4</w:t>
     </w:r>
     <w:r>
-      <w:rPr>
-        <w:sz w:val="18"/>
-        <w:szCs w:val="18"/>
-        <w:rFonts w:ascii="Arial" w:hAnsi="Arial"/>
-      </w:rPr>
+      <w:rPr/>
       <w:fldChar w:fldCharType="end"/>
     </w:r>
     <w:r>
-      <w:rPr>
-        <w:rFonts w:ascii="Arial" w:hAnsi="Arial"/>
-        <w:sz w:val="18"/>
-        <w:szCs w:val="18"/>
-      </w:rPr>
-      <w:t>/</w:t>
+      <w:rPr/>
+      <w:t xml:space="preserve"> </w:t>
     </w:r>
     <w:r>
-      <w:rPr>
-        <w:rFonts w:ascii="Arial" w:hAnsi="Arial"/>
-        <w:sz w:val="18"/>
-        <w:szCs w:val="18"/>
-      </w:rPr>
+      <w:rPr/>
+      <w:t xml:space="preserve">/ </w:t>
+    </w:r>
+    <w:r>
+      <w:rPr/>
       <w:fldChar w:fldCharType="begin"/>
     </w:r>
     <w:r>
-      <w:rPr>
-        <w:sz w:val="18"/>
-        <w:szCs w:val="18"/>
-        <w:rFonts w:ascii="Arial" w:hAnsi="Arial"/>
-      </w:rPr>
+      <w:rPr/>
       <w:instrText xml:space="preserve"> NUMPAGES </w:instrText>
     </w:r>
     <w:r>
-      <w:rPr>
-        <w:sz w:val="18"/>
-        <w:szCs w:val="18"/>
-        <w:rFonts w:ascii="Arial" w:hAnsi="Arial"/>
-      </w:rPr>
+      <w:rPr/>
       <w:fldChar w:fldCharType="separate"/>
     </w:r>
     <w:r>
-      <w:rPr>
-        <w:sz w:val="18"/>
-        <w:szCs w:val="18"/>
-        <w:rFonts w:ascii="Arial" w:hAnsi="Arial"/>
-      </w:rPr>
-      <w:t>3</w:t>
+      <w:rPr/>
+      <w:t>4</w:t>
     </w:r>
     <w:r>
-      <w:rPr>
-        <w:sz w:val="18"/>
-        <w:szCs w:val="18"/>
-        <w:rFonts w:ascii="Arial" w:hAnsi="Arial"/>
-      </w:rPr>
+      <w:rPr/>
       <w:fldChar w:fldCharType="end"/>
     </w:r>
     <w:r>
-      <w:rPr>
-        <w:rFonts w:ascii="Arial" w:hAnsi="Arial"/>
-        <w:sz w:val="18"/>
-        <w:szCs w:val="18"/>
-      </w:rPr>
+      <w:rPr/>
       <w:tab/>
-      <w:t>{{ caseType }} – {{ dossierNr }}</w:t>
+      <w:t>{{ caseType }} {{ doss</w:t>
+    </w:r>
+    <w:r>
+      <w:rPr/>
+      <w:t>i</w:t>
+    </w:r>
+    <w:r>
+      <w:rPr/>
+      <w:t>erNr }}</w:t>
     </w:r>
   </w:p>
 </w:ftr>
 </file>
 
 <file path=word/header1.xml><?xml version="1.0" encoding="utf-8"?>
-<w:hdr xmlns:o="urn:schemas-microsoft-com:office:office" xmlns:r="http://schemas.openxmlformats.org/officeDocument/2006/relationships" xmlns:v="urn:schemas-microsoft-com:vml" xmlns:w="http://schemas.openxmlformats.org/wordprocessingml/2006/main" xmlns:w10="urn:schemas-microsoft-com:office:word" xmlns:wp="http://schemas.openxmlformats.org/drawingml/2006/wordprocessingDrawing" xmlns:pic="http://schemas.openxmlformats.org/drawingml/2006/picture" xmlns:wps="http://schemas.microsoft.com/office/word/2010/wordprocessingShape" xmlns:wpg="http://schemas.microsoft.com/office/word/2010/wordprocessingGroup" xmlns:mc="http://schemas.openxmlformats.org/markup-compatibility/2006" xmlns:wp14="http://schemas.microsoft.com/office/word/2010/wordprocessingDrawing" xmlns:w14="http://schemas.microsoft.com/office/word/2010/wordml" xmlns:w15="http://schemas.microsoft.com/office/word/2012/wordml" mc:Ignorable="w14 wp14 w15">
+<w:hdr xmlns:o="urn:schemas-microsoft-com:office:office" xmlns:r="http://schemas.openxmlformats.org/officeDocument/2006/relationships" xmlns:v="urn:schemas-microsoft-com:vml" xmlns:w="http://schemas.openxmlformats.org/wordprocessingml/2006/main" xmlns:w10="urn:schemas-microsoft-com:office:word" xmlns:wp="http://schemas.openxmlformats.org/drawingml/2006/wordprocessingDrawing" xmlns:wps="http://schemas.microsoft.com/office/word/2010/wordprocessingShape" xmlns:wpg="http://schemas.microsoft.com/office/word/2010/wordprocessingGroup" xmlns:mc="http://schemas.openxmlformats.org/markup-compatibility/2006" xmlns:wp14="http://schemas.microsoft.com/office/word/2010/wordprocessingDrawing" xmlns:w14="http://schemas.microsoft.com/office/word/2010/wordml" xmlns:w15="http://schemas.microsoft.com/office/word/2012/wordml" mc:Ignorable="w14 wp14 w15">
   <w:p>
     <w:pPr>
       <w:pStyle w:val="Header"/>
@@ -5517,28 +4137,128 @@
 </file>
 
 <file path=word/header2.xml><?xml version="1.0" encoding="utf-8"?>
-<w:hdr xmlns:o="urn:schemas-microsoft-com:office:office" xmlns:r="http://schemas.openxmlformats.org/officeDocument/2006/relationships" xmlns:v="urn:schemas-microsoft-com:vml" xmlns:w="http://schemas.openxmlformats.org/wordprocessingml/2006/main" xmlns:w10="urn:schemas-microsoft-com:office:word" xmlns:wp="http://schemas.openxmlformats.org/drawingml/2006/wordprocessingDrawing" xmlns:pic="http://schemas.openxmlformats.org/drawingml/2006/picture" xmlns:wps="http://schemas.microsoft.com/office/word/2010/wordprocessingShape" xmlns:wpg="http://schemas.microsoft.com/office/word/2010/wordprocessingGroup" xmlns:mc="http://schemas.openxmlformats.org/markup-compatibility/2006" xmlns:wp14="http://schemas.microsoft.com/office/word/2010/wordprocessingDrawing" xmlns:w14="http://schemas.microsoft.com/office/word/2010/wordml" xmlns:w15="http://schemas.microsoft.com/office/word/2012/wordml" mc:Ignorable="w14 wp14 w15">
+<w:hdr xmlns:o="urn:schemas-microsoft-com:office:office" xmlns:r="http://schemas.openxmlformats.org/officeDocument/2006/relationships" xmlns:v="urn:schemas-microsoft-com:vml" xmlns:w="http://schemas.openxmlformats.org/wordprocessingml/2006/main" xmlns:w10="urn:schemas-microsoft-com:office:word" xmlns:wp="http://schemas.openxmlformats.org/drawingml/2006/wordprocessingDrawing" xmlns:wps="http://schemas.microsoft.com/office/word/2010/wordprocessingShape" xmlns:wpg="http://schemas.microsoft.com/office/word/2010/wordprocessingGroup" xmlns:mc="http://schemas.openxmlformats.org/markup-compatibility/2006" xmlns:wp14="http://schemas.microsoft.com/office/word/2010/wordprocessingDrawing" xmlns:w14="http://schemas.microsoft.com/office/word/2010/wordml" xmlns:w15="http://schemas.microsoft.com/office/word/2012/wordml" mc:Ignorable="w14 wp14 w15">
   <w:p>
     <w:pPr>
       <w:pStyle w:val="Header"/>
-      <w:rPr/>
+      <w:suppressLineNumbers/>
+      <w:bidi w:val="0"/>
+      <w:jc w:val="left"/>
+      <w:rPr>
+        <w:rFonts w:ascii="Arial" w:hAnsi="Arial"/>
+      </w:rPr>
     </w:pPr>
     <w:r>
       <w:rPr/>
+      <w:drawing>
+        <wp:anchor behindDoc="1" distT="0" distB="0" distL="0" distR="0" simplePos="0" locked="0" layoutInCell="0" allowOverlap="1" relativeHeight="14">
+          <wp:simplePos x="0" y="0"/>
+          <wp:positionH relativeFrom="column">
+            <wp:align>left</wp:align>
+          </wp:positionH>
+          <wp:positionV relativeFrom="paragraph">
+            <wp:posOffset>635</wp:posOffset>
+          </wp:positionV>
+          <wp:extent cx="1219200" cy="618490"/>
+          <wp:effectExtent l="0" t="0" r="0" b="0"/>
+          <wp:wrapSquare wrapText="largest"/>
+          <wp:docPr id="11" name="Image1" descr=""/>
+          <wp:cNvGraphicFramePr>
+            <a:graphicFrameLocks xmlns:a="http://schemas.openxmlformats.org/drawingml/2006/main" noChangeAspect="1"/>
+          </wp:cNvGraphicFramePr>
+          <a:graphic xmlns:a="http://schemas.openxmlformats.org/drawingml/2006/main">
+            <a:graphicData uri="http://schemas.openxmlformats.org/drawingml/2006/picture">
+              <pic:pic xmlns:pic="http://schemas.openxmlformats.org/drawingml/2006/picture">
+                <pic:nvPicPr>
+                  <pic:cNvPr id="11" name="Image1" descr=""/>
+                  <pic:cNvPicPr>
+                    <a:picLocks noChangeAspect="1" noChangeArrowheads="1"/>
+                  </pic:cNvPicPr>
+                </pic:nvPicPr>
+                <pic:blipFill>
+                  <a:blip r:embed="rId1"/>
+                  <a:stretch>
+                    <a:fillRect/>
+                  </a:stretch>
+                </pic:blipFill>
+                <pic:spPr bwMode="auto">
+                  <a:xfrm>
+                    <a:off x="0" y="0"/>
+                    <a:ext cx="1219200" cy="618490"/>
+                  </a:xfrm>
+                  <a:prstGeom prst="rect">
+                    <a:avLst/>
+                  </a:prstGeom>
+                </pic:spPr>
+              </pic:pic>
+            </a:graphicData>
+          </a:graphic>
+        </wp:anchor>
+      </w:drawing>
     </w:r>
   </w:p>
 </w:hdr>
 </file>
 
 <file path=word/header3.xml><?xml version="1.0" encoding="utf-8"?>
-<w:hdr xmlns:o="urn:schemas-microsoft-com:office:office" xmlns:r="http://schemas.openxmlformats.org/officeDocument/2006/relationships" xmlns:v="urn:schemas-microsoft-com:vml" xmlns:w="http://schemas.openxmlformats.org/wordprocessingml/2006/main" xmlns:w10="urn:schemas-microsoft-com:office:word" xmlns:wp="http://schemas.openxmlformats.org/drawingml/2006/wordprocessingDrawing" xmlns:pic="http://schemas.openxmlformats.org/drawingml/2006/picture" xmlns:wps="http://schemas.microsoft.com/office/word/2010/wordprocessingShape" xmlns:wpg="http://schemas.microsoft.com/office/word/2010/wordprocessingGroup" xmlns:mc="http://schemas.openxmlformats.org/markup-compatibility/2006" xmlns:wp14="http://schemas.microsoft.com/office/word/2010/wordprocessingDrawing" xmlns:w14="http://schemas.microsoft.com/office/word/2010/wordml" xmlns:w15="http://schemas.microsoft.com/office/word/2012/wordml" mc:Ignorable="w14 wp14 w15">
+<w:hdr xmlns:o="urn:schemas-microsoft-com:office:office" xmlns:r="http://schemas.openxmlformats.org/officeDocument/2006/relationships" xmlns:v="urn:schemas-microsoft-com:vml" xmlns:w="http://schemas.openxmlformats.org/wordprocessingml/2006/main" xmlns:w10="urn:schemas-microsoft-com:office:word" xmlns:wp="http://schemas.openxmlformats.org/drawingml/2006/wordprocessingDrawing" xmlns:wps="http://schemas.microsoft.com/office/word/2010/wordprocessingShape" xmlns:wpg="http://schemas.microsoft.com/office/word/2010/wordprocessingGroup" xmlns:mc="http://schemas.openxmlformats.org/markup-compatibility/2006" xmlns:wp14="http://schemas.microsoft.com/office/word/2010/wordprocessingDrawing" xmlns:w14="http://schemas.microsoft.com/office/word/2010/wordml" xmlns:w15="http://schemas.microsoft.com/office/word/2012/wordml" mc:Ignorable="w14 wp14 w15">
   <w:p>
     <w:pPr>
       <w:pStyle w:val="Header"/>
-      <w:rPr/>
+      <w:suppressLineNumbers/>
+      <w:bidi w:val="0"/>
+      <w:jc w:val="left"/>
+      <w:rPr>
+        <w:rFonts w:ascii="Arial" w:hAnsi="Arial"/>
+      </w:rPr>
     </w:pPr>
     <w:r>
       <w:rPr/>
+      <w:drawing>
+        <wp:anchor behindDoc="1" distT="0" distB="0" distL="0" distR="0" simplePos="0" locked="0" layoutInCell="0" allowOverlap="1" relativeHeight="14">
+          <wp:simplePos x="0" y="0"/>
+          <wp:positionH relativeFrom="column">
+            <wp:align>left</wp:align>
+          </wp:positionH>
+          <wp:positionV relativeFrom="paragraph">
+            <wp:posOffset>635</wp:posOffset>
+          </wp:positionV>
+          <wp:extent cx="1219200" cy="618490"/>
+          <wp:effectExtent l="0" t="0" r="0" b="0"/>
+          <wp:wrapSquare wrapText="largest"/>
+          <wp:docPr id="12" name="Image1" descr=""/>
+          <wp:cNvGraphicFramePr>
+            <a:graphicFrameLocks xmlns:a="http://schemas.openxmlformats.org/drawingml/2006/main" noChangeAspect="1"/>
+          </wp:cNvGraphicFramePr>
+          <a:graphic xmlns:a="http://schemas.openxmlformats.org/drawingml/2006/main">
+            <a:graphicData uri="http://schemas.openxmlformats.org/drawingml/2006/picture">
+              <pic:pic xmlns:pic="http://schemas.openxmlformats.org/drawingml/2006/picture">
+                <pic:nvPicPr>
+                  <pic:cNvPr id="12" name="Image1" descr=""/>
+                  <pic:cNvPicPr>
+                    <a:picLocks noChangeAspect="1" noChangeArrowheads="1"/>
+                  </pic:cNvPicPr>
+                </pic:nvPicPr>
+                <pic:blipFill>
+                  <a:blip r:embed="rId1"/>
+                  <a:stretch>
+                    <a:fillRect/>
+                  </a:stretch>
+                </pic:blipFill>
+                <pic:spPr bwMode="auto">
+                  <a:xfrm>
+                    <a:off x="0" y="0"/>
+                    <a:ext cx="1219200" cy="618490"/>
+                  </a:xfrm>
+                  <a:prstGeom prst="rect">
+                    <a:avLst/>
+                  </a:prstGeom>
+                </pic:spPr>
+              </pic:pic>
+            </a:graphicData>
+          </a:graphic>
+        </wp:anchor>
+      </w:drawing>
     </w:r>
   </w:p>
 </w:hdr>
@@ -5559,7 +4279,6 @@
         </w:tabs>
         <w:ind w:left="0" w:hanging="0"/>
       </w:pPr>
-      <w:rPr/>
     </w:lvl>
     <w:lvl w:ilvl="1">
       <w:start w:val="1"/>
@@ -5573,7 +4292,6 @@
         </w:tabs>
         <w:ind w:left="0" w:hanging="0"/>
       </w:pPr>
-      <w:rPr/>
     </w:lvl>
     <w:lvl w:ilvl="2">
       <w:start w:val="1"/>
@@ -5587,7 +4305,6 @@
         </w:tabs>
         <w:ind w:left="0" w:hanging="0"/>
       </w:pPr>
-      <w:rPr/>
     </w:lvl>
     <w:lvl w:ilvl="3">
       <w:start w:val="1"/>
@@ -5601,7 +4318,6 @@
         </w:tabs>
         <w:ind w:left="0" w:hanging="0"/>
       </w:pPr>
-      <w:rPr/>
     </w:lvl>
     <w:lvl w:ilvl="4">
       <w:start w:val="1"/>
@@ -5615,7 +4331,6 @@
         </w:tabs>
         <w:ind w:left="0" w:hanging="0"/>
       </w:pPr>
-      <w:rPr/>
     </w:lvl>
     <w:lvl w:ilvl="5">
       <w:start w:val="1"/>
@@ -5629,7 +4344,6 @@
         </w:tabs>
         <w:ind w:left="0" w:hanging="0"/>
       </w:pPr>
-      <w:rPr/>
     </w:lvl>
     <w:lvl w:ilvl="6">
       <w:start w:val="1"/>
@@ -5643,7 +4357,6 @@
         </w:tabs>
         <w:ind w:left="0" w:hanging="0"/>
       </w:pPr>
-      <w:rPr/>
     </w:lvl>
     <w:lvl w:ilvl="7">
       <w:start w:val="1"/>
@@ -5657,7 +4370,6 @@
         </w:tabs>
         <w:ind w:left="0" w:hanging="0"/>
       </w:pPr>
-      <w:rPr/>
     </w:lvl>
     <w:lvl w:ilvl="8">
       <w:start w:val="1"/>
@@ -5671,7 +4383,6 @@
         </w:tabs>
         <w:ind w:left="0" w:hanging="0"/>
       </w:pPr>
-      <w:rPr/>
     </w:lvl>
   </w:abstractNum>
   <w:abstractNum w:abstractNumId="2">
@@ -5943,6 +4654,7 @@
         </w:tabs>
         <w:ind w:left="0" w:hanging="0"/>
       </w:pPr>
+      <w:rPr/>
     </w:lvl>
     <w:lvl w:ilvl="1">
       <w:start w:val="1"/>
@@ -5956,6 +4668,7 @@
         </w:tabs>
         <w:ind w:left="0" w:hanging="0"/>
       </w:pPr>
+      <w:rPr/>
     </w:lvl>
     <w:lvl w:ilvl="2">
       <w:start w:val="1"/>
@@ -5969,6 +4682,7 @@
         </w:tabs>
         <w:ind w:left="0" w:hanging="0"/>
       </w:pPr>
+      <w:rPr/>
     </w:lvl>
     <w:lvl w:ilvl="3">
       <w:start w:val="1"/>
@@ -5982,6 +4696,7 @@
         </w:tabs>
         <w:ind w:left="0" w:hanging="0"/>
       </w:pPr>
+      <w:rPr/>
     </w:lvl>
     <w:lvl w:ilvl="4">
       <w:start w:val="1"/>
@@ -5995,6 +4710,7 @@
         </w:tabs>
         <w:ind w:left="0" w:hanging="0"/>
       </w:pPr>
+      <w:rPr/>
     </w:lvl>
     <w:lvl w:ilvl="5">
       <w:start w:val="1"/>
@@ -6008,6 +4724,7 @@
         </w:tabs>
         <w:ind w:left="0" w:hanging="0"/>
       </w:pPr>
+      <w:rPr/>
     </w:lvl>
     <w:lvl w:ilvl="6">
       <w:start w:val="1"/>
@@ -6021,6 +4738,7 @@
         </w:tabs>
         <w:ind w:left="0" w:hanging="0"/>
       </w:pPr>
+      <w:rPr/>
     </w:lvl>
     <w:lvl w:ilvl="7">
       <w:start w:val="1"/>
@@ -6034,6 +4752,7 @@
         </w:tabs>
         <w:ind w:left="0" w:hanging="0"/>
       </w:pPr>
+      <w:rPr/>
     </w:lvl>
     <w:lvl w:ilvl="8">
       <w:start w:val="1"/>
@@ -6047,6 +4766,135 @@
         </w:tabs>
         <w:ind w:left="0" w:hanging="0"/>
       </w:pPr>
+      <w:rPr/>
+    </w:lvl>
+  </w:abstractNum>
+  <w:abstractNum w:abstractNumId="5">
+    <w:lvl w:ilvl="0">
+      <w:start w:val="1"/>
+      <w:numFmt w:val="none"/>
+      <w:suff w:val="nothing"/>
+      <w:lvlText w:val=""/>
+      <w:lvlJc w:val="left"/>
+      <w:pPr>
+        <w:tabs>
+          <w:tab w:val="num" w:pos="0"/>
+        </w:tabs>
+        <w:ind w:left="0" w:hanging="0"/>
+      </w:pPr>
+      <w:rPr/>
+    </w:lvl>
+    <w:lvl w:ilvl="1">
+      <w:start w:val="1"/>
+      <w:numFmt w:val="none"/>
+      <w:suff w:val="nothing"/>
+      <w:lvlText w:val=""/>
+      <w:lvlJc w:val="left"/>
+      <w:pPr>
+        <w:tabs>
+          <w:tab w:val="num" w:pos="0"/>
+        </w:tabs>
+        <w:ind w:left="0" w:hanging="0"/>
+      </w:pPr>
+      <w:rPr/>
+    </w:lvl>
+    <w:lvl w:ilvl="2">
+      <w:start w:val="1"/>
+      <w:numFmt w:val="none"/>
+      <w:suff w:val="nothing"/>
+      <w:lvlText w:val=""/>
+      <w:lvlJc w:val="left"/>
+      <w:pPr>
+        <w:tabs>
+          <w:tab w:val="num" w:pos="0"/>
+        </w:tabs>
+        <w:ind w:left="0" w:hanging="0"/>
+      </w:pPr>
+      <w:rPr/>
+    </w:lvl>
+    <w:lvl w:ilvl="3">
+      <w:start w:val="1"/>
+      <w:numFmt w:val="none"/>
+      <w:suff w:val="nothing"/>
+      <w:lvlText w:val=""/>
+      <w:lvlJc w:val="left"/>
+      <w:pPr>
+        <w:tabs>
+          <w:tab w:val="num" w:pos="0"/>
+        </w:tabs>
+        <w:ind w:left="0" w:hanging="0"/>
+      </w:pPr>
+      <w:rPr/>
+    </w:lvl>
+    <w:lvl w:ilvl="4">
+      <w:start w:val="1"/>
+      <w:numFmt w:val="none"/>
+      <w:suff w:val="nothing"/>
+      <w:lvlText w:val=""/>
+      <w:lvlJc w:val="left"/>
+      <w:pPr>
+        <w:tabs>
+          <w:tab w:val="num" w:pos="0"/>
+        </w:tabs>
+        <w:ind w:left="0" w:hanging="0"/>
+      </w:pPr>
+      <w:rPr/>
+    </w:lvl>
+    <w:lvl w:ilvl="5">
+      <w:start w:val="1"/>
+      <w:numFmt w:val="none"/>
+      <w:suff w:val="nothing"/>
+      <w:lvlText w:val=""/>
+      <w:lvlJc w:val="left"/>
+      <w:pPr>
+        <w:tabs>
+          <w:tab w:val="num" w:pos="0"/>
+        </w:tabs>
+        <w:ind w:left="0" w:hanging="0"/>
+      </w:pPr>
+      <w:rPr/>
+    </w:lvl>
+    <w:lvl w:ilvl="6">
+      <w:start w:val="1"/>
+      <w:numFmt w:val="none"/>
+      <w:suff w:val="nothing"/>
+      <w:lvlText w:val=""/>
+      <w:lvlJc w:val="left"/>
+      <w:pPr>
+        <w:tabs>
+          <w:tab w:val="num" w:pos="0"/>
+        </w:tabs>
+        <w:ind w:left="0" w:hanging="0"/>
+      </w:pPr>
+      <w:rPr/>
+    </w:lvl>
+    <w:lvl w:ilvl="7">
+      <w:start w:val="1"/>
+      <w:numFmt w:val="none"/>
+      <w:suff w:val="nothing"/>
+      <w:lvlText w:val=""/>
+      <w:lvlJc w:val="left"/>
+      <w:pPr>
+        <w:tabs>
+          <w:tab w:val="num" w:pos="0"/>
+        </w:tabs>
+        <w:ind w:left="0" w:hanging="0"/>
+      </w:pPr>
+      <w:rPr/>
+    </w:lvl>
+    <w:lvl w:ilvl="8">
+      <w:start w:val="1"/>
+      <w:numFmt w:val="none"/>
+      <w:suff w:val="nothing"/>
+      <w:lvlText w:val=""/>
+      <w:lvlJc w:val="left"/>
+      <w:pPr>
+        <w:tabs>
+          <w:tab w:val="num" w:pos="0"/>
+        </w:tabs>
+        <w:ind w:left="0" w:hanging="0"/>
+      </w:pPr>
+      <w:rPr/>
     </w:lvl>
   </w:abstractNum>
   <w:num w:numId="1">
@@ -6061,6 +4909,9 @@
   <w:num w:numId="4">
     <w:abstractNumId w:val="4"/>
   </w:num>
+  <w:num w:numId="5">
+    <w:abstractNumId w:val="5"/>
+  </w:num>
 </w:numbering>
 </file>
 
@@ -6069,8 +4920,9 @@
   <w:docDefaults>
     <w:rPrDefault>
       <w:rPr>
-        <w:rFonts w:ascii="Liberation Serif" w:hAnsi="Liberation Serif" w:eastAsia="Noto Sans CJK SC Regular" w:cs="Lohit Devanagari"/>
+        <w:rFonts w:ascii="Liberation Serif" w:hAnsi="Liberation Serif" w:eastAsia="Noto Serif CJK SC" w:cs="Lohit Devanagari"/>
         <w:kern w:val="2"/>
+        <w:sz w:val="24"/>
         <w:szCs w:val="24"/>
         <w:lang w:val="de-CH" w:eastAsia="zh-CN" w:bidi="hi-IN"/>
       </w:rPr>
@@ -6081,146 +4933,7 @@
       </w:pPr>
     </w:pPrDefault>
   </w:docDefaults>
-  <w:latentStyles w:defLockedState="0" w:defUIPriority="99" w:defSemiHidden="1" w:defUnhideWhenUsed="1" w:defQFormat="0" w:count="267">
-    <w:lsdException w:name="Normal" w:uiPriority="0" w:semiHidden="0" w:unhideWhenUsed="0" w:qFormat="1"/>
-    <w:lsdException w:name="heading 1" w:uiPriority="9" w:semiHidden="0" w:unhideWhenUsed="0" w:qFormat="1"/>
-    <w:lsdException w:name="heading 2" w:uiPriority="9" w:qFormat="1"/>
-    <w:lsdException w:name="heading 3" w:uiPriority="9" w:qFormat="1"/>
-    <w:lsdException w:name="heading 4" w:uiPriority="9" w:qFormat="1"/>
-    <w:lsdException w:name="heading 5" w:uiPriority="9" w:qFormat="1"/>
-    <w:lsdException w:name="heading 6" w:uiPriority="9" w:qFormat="1"/>
-    <w:lsdException w:name="heading 7" w:uiPriority="9" w:qFormat="1"/>
-    <w:lsdException w:name="heading 8" w:uiPriority="9" w:qFormat="1"/>
-    <w:lsdException w:name="heading 9" w:uiPriority="9" w:qFormat="1"/>
-    <w:lsdException w:name="toc 1" w:uiPriority="39"/>
-    <w:lsdException w:name="toc 2" w:uiPriority="39"/>
-    <w:lsdException w:name="toc 3" w:uiPriority="39"/>
-    <w:lsdException w:name="toc 4" w:uiPriority="39"/>
-    <w:lsdException w:name="toc 5" w:uiPriority="39"/>
-    <w:lsdException w:name="toc 6" w:uiPriority="39"/>
-    <w:lsdException w:name="toc 7" w:uiPriority="39"/>
-    <w:lsdException w:name="toc 8" w:uiPriority="39"/>
-    <w:lsdException w:name="toc 9" w:uiPriority="39"/>
-    <w:lsdException w:name="caption" w:uiPriority="35" w:qFormat="1"/>
-    <w:lsdException w:name="Title" w:uiPriority="10" w:semiHidden="0" w:unhideWhenUsed="0" w:qFormat="1"/>
-    <w:lsdException w:name="Default Paragraph Font" w:uiPriority="1"/>
-    <w:lsdException w:name="Subtitle" w:uiPriority="11" w:semiHidden="0" w:unhideWhenUsed="0" w:qFormat="1"/>
-    <w:lsdException w:name="Strong" w:uiPriority="22" w:semiHidden="0" w:unhideWhenUsed="0" w:qFormat="1"/>
-    <w:lsdException w:name="Emphasis" w:uiPriority="20" w:semiHidden="0" w:unhideWhenUsed="0" w:qFormat="1"/>
-    <w:lsdException w:name="Table Grid" w:uiPriority="59" w:semiHidden="0" w:unhideWhenUsed="0"/>
-    <w:lsdException w:name="Placeholder Text" w:unhideWhenUsed="0"/>
-    <w:lsdException w:name="No Spacing" w:uiPriority="1" w:semiHidden="0" w:unhideWhenUsed="0" w:qFormat="1"/>
-    <w:lsdException w:name="Light Shading" w:uiPriority="60" w:semiHidden="0" w:unhideWhenUsed="0"/>
-    <w:lsdException w:name="Light List" w:uiPriority="61" w:semiHidden="0" w:unhideWhenUsed="0"/>
-    <w:lsdException w:name="Light Grid" w:uiPriority="62" w:semiHidden="0" w:unhideWhenUsed="0"/>
-    <w:lsdException w:name="Medium Shading 1" w:uiPriority="63" w:semiHidden="0" w:unhideWhenUsed="0"/>
-    <w:lsdException w:name="Medium Shading 2" w:uiPriority="64" w:semiHidden="0" w:unhideWhenUsed="0"/>
-    <w:lsdException w:name="Medium List 1" w:uiPriority="65" w:semiHidden="0" w:unhideWhenUsed="0"/>
-    <w:lsdException w:name="Medium List 2" w:uiPriority="66" w:semiHidden="0" w:unhideWhenUsed="0"/>
-    <w:lsdException w:name="Medium Grid 1" w:uiPriority="67" w:semiHidden="0" w:unhideWhenUsed="0"/>
-    <w:lsdException w:name="Medium Grid 2" w:uiPriority="68" w:semiHidden="0" w:unhideWhenUsed="0"/>
-    <w:lsdException w:name="Medium Grid 3" w:uiPriority="69" w:semiHidden="0" w:unhideWhenUsed="0"/>
-    <w:lsdException w:name="Dark List" w:uiPriority="70" w:semiHidden="0" w:unhideWhenUsed="0"/>
-    <w:lsdException w:name="Colorful Shading" w:uiPriority="71" w:semiHidden="0" w:unhideWhenUsed="0"/>
-    <w:lsdException w:name="Colorful List" w:uiPriority="72" w:semiHidden="0" w:unhideWhenUsed="0"/>
-    <w:lsdException w:name="Colorful Grid" w:uiPriority="73" w:semiHidden="0" w:unhideWhenUsed="0"/>
-    <w:lsdException w:name="Light Shading Accent 1" w:uiPriority="60" w:semiHidden="0" w:unhideWhenUsed="0"/>
-    <w:lsdException w:name="Light List Accent 1" w:uiPriority="61" w:semiHidden="0" w:unhideWhenUsed="0"/>
-    <w:lsdException w:name="Light Grid Accent 1" w:uiPriority="62" w:semiHidden="0" w:unhideWhenUsed="0"/>
-    <w:lsdException w:name="Medium Shading 1 Accent 1" w:uiPriority="63" w:semiHidden="0" w:unhideWhenUsed="0"/>
-    <w:lsdException w:name="Medium Shading 2 Accent 1" w:uiPriority="64" w:semiHidden="0" w:unhideWhenUsed="0"/>
-    <w:lsdException w:name="Medium List 1 Accent 1" w:uiPriority="65" w:semiHidden="0" w:unhideWhenUsed="0"/>
-    <w:lsdException w:name="Revision" w:unhideWhenUsed="0"/>
-    <w:lsdException w:name="List Paragraph" w:uiPriority="34" w:semiHidden="0" w:unhideWhenUsed="0" w:qFormat="1"/>
-    <w:lsdException w:name="Quote" w:uiPriority="29" w:semiHidden="0" w:unhideWhenUsed="0" w:qFormat="1"/>
-    <w:lsdException w:name="Intense Quote" w:uiPriority="30" w:semiHidden="0" w:unhideWhenUsed="0" w:qFormat="1"/>
-    <w:lsdException w:name="Medium List 2 Accent 1" w:uiPriority="66" w:semiHidden="0" w:unhideWhenUsed="0"/>
-    <w:lsdException w:name="Medium Grid 1 Accent 1" w:uiPriority="67" w:semiHidden="0" w:unhideWhenUsed="0"/>
-    <w:lsdException w:name="Medium Grid 2 Accent 1" w:uiPriority="68" w:semiHidden="0" w:unhideWhenUsed="0"/>
-    <w:lsdException w:name="Medium Grid 3 Accent 1" w:uiPriority="69" w:semiHidden="0" w:unhideWhenUsed="0"/>
-    <w:lsdException w:name="Dark List Accent 1" w:uiPriority="70" w:semiHidden="0" w:unhideWhenUsed="0"/>
-    <w:lsdException w:name="Colorful Shading Accent 1" w:uiPriority="71" w:semiHidden="0" w:unhideWhenUsed="0"/>
-    <w:lsdException w:name="Colorful List Accent 1" w:uiPriority="72" w:semiHidden="0" w:unhideWhenUsed="0"/>
-    <w:lsdException w:name="Colorful Grid Accent 1" w:uiPriority="73" w:semiHidden="0" w:unhideWhenUsed="0"/>
-    <w:lsdException w:name="Light Shading Accent 2" w:uiPriority="60" w:semiHidden="0" w:unhideWhenUsed="0"/>
-    <w:lsdException w:name="Light List Accent 2" w:uiPriority="61" w:semiHidden="0" w:unhideWhenUsed="0"/>
-    <w:lsdException w:name="Light Grid Accent 2" w:uiPriority="62" w:semiHidden="0" w:unhideWhenUsed="0"/>
-    <w:lsdException w:name="Medium Shading 1 Accent 2" w:uiPriority="63" w:semiHidden="0" w:unhideWhenUsed="0"/>
-    <w:lsdException w:name="Medium Shading 2 Accent 2" w:uiPriority="64" w:semiHidden="0" w:unhideWhenUsed="0"/>
-    <w:lsdException w:name="Medium List 1 Accent 2" w:uiPriority="65" w:semiHidden="0" w:unhideWhenUsed="0"/>
-    <w:lsdException w:name="Medium List 2 Accent 2" w:uiPriority="66" w:semiHidden="0" w:unhideWhenUsed="0"/>
-    <w:lsdException w:name="Medium Grid 1 Accent 2" w:uiPriority="67" w:semiHidden="0" w:unhideWhenUsed="0"/>
-    <w:lsdException w:name="Medium Grid 2 Accent 2" w:uiPriority="68" w:semiHidden="0" w:unhideWhenUsed="0"/>
-    <w:lsdException w:name="Medium Grid 3 Accent 2" w:uiPriority="69" w:semiHidden="0" w:unhideWhenUsed="0"/>
-    <w:lsdException w:name="Dark List Accent 2" w:uiPriority="70" w:semiHidden="0" w:unhideWhenUsed="0"/>
-    <w:lsdException w:name="Colorful Shading Accent 2" w:uiPriority="71" w:semiHidden="0" w:unhideWhenUsed="0"/>
-    <w:lsdException w:name="Colorful List Accent 2" w:uiPriority="72" w:semiHidden="0" w:unhideWhenUsed="0"/>
-    <w:lsdException w:name="Colorful Grid Accent 2" w:uiPriority="73" w:semiHidden="0" w:unhideWhenUsed="0"/>
-    <w:lsdException w:name="Light Shading Accent 3" w:uiPriority="60" w:semiHidden="0" w:unhideWhenUsed="0"/>
-    <w:lsdException w:name="Light List Accent 3" w:uiPriority="61" w:semiHidden="0" w:unhideWhenUsed="0"/>
-    <w:lsdException w:name="Light Grid Accent 3" w:uiPriority="62" w:semiHidden="0" w:unhideWhenUsed="0"/>
-    <w:lsdException w:name="Medium Shading 1 Accent 3" w:uiPriority="63" w:semiHidden="0" w:unhideWhenUsed="0"/>
-    <w:lsdException w:name="Medium Shading 2 Accent 3" w:uiPriority="64" w:semiHidden="0" w:unhideWhenUsed="0"/>
-    <w:lsdException w:name="Medium List 1 Accent 3" w:uiPriority="65" w:semiHidden="0" w:unhideWhenUsed="0"/>
-    <w:lsdException w:name="Medium List 2 Accent 3" w:uiPriority="66" w:semiHidden="0" w:unhideWhenUsed="0"/>
-    <w:lsdException w:name="Medium Grid 1 Accent 3" w:uiPriority="67" w:semiHidden="0" w:unhideWhenUsed="0"/>
-    <w:lsdException w:name="Medium Grid 2 Accent 3" w:uiPriority="68" w:semiHidden="0" w:unhideWhenUsed="0"/>
-    <w:lsdException w:name="Medium Grid 3 Accent 3" w:uiPriority="69" w:semiHidden="0" w:unhideWhenUsed="0"/>
-    <w:lsdException w:name="Dark List Accent 3" w:uiPriority="70" w:semiHidden="0" w:unhideWhenUsed="0"/>
-    <w:lsdException w:name="Colorful Shading Accent 3" w:uiPriority="71" w:semiHidden="0" w:unhideWhenUsed="0"/>
-    <w:lsdException w:name="Colorful List Accent 3" w:uiPriority="72" w:semiHidden="0" w:unhideWhenUsed="0"/>
-    <w:lsdException w:name="Colorful Grid Accent 3" w:uiPriority="73" w:semiHidden="0" w:unhideWhenUsed="0"/>
-    <w:lsdException w:name="Light Shading Accent 4" w:uiPriority="60" w:semiHidden="0" w:unhideWhenUsed="0"/>
-    <w:lsdException w:name="Light List Accent 4" w:uiPriority="61" w:semiHidden="0" w:unhideWhenUsed="0"/>
-    <w:lsdException w:name="Light Grid Accent 4" w:uiPriority="62" w:semiHidden="0" w:unhideWhenUsed="0"/>
-    <w:lsdException w:name="Medium Shading 1 Accent 4" w:uiPriority="63" w:semiHidden="0" w:unhideWhenUsed="0"/>
-    <w:lsdException w:name="Medium Shading 2 Accent 4" w:uiPriority="64" w:semiHidden="0" w:unhideWhenUsed="0"/>
-    <w:lsdException w:name="Medium List 1 Accent 4" w:uiPriority="65" w:semiHidden="0" w:unhideWhenUsed="0"/>
-    <w:lsdException w:name="Medium List 2 Accent 4" w:uiPriority="66" w:semiHidden="0" w:unhideWhenUsed="0"/>
-    <w:lsdException w:name="Medium Grid 1 Accent 4" w:uiPriority="67" w:semiHidden="0" w:unhideWhenUsed="0"/>
-    <w:lsdException w:name="Medium Grid 2 Accent 4" w:uiPriority="68" w:semiHidden="0" w:unhideWhenUsed="0"/>
-    <w:lsdException w:name="Medium Grid 3 Accent 4" w:uiPriority="69" w:semiHidden="0" w:unhideWhenUsed="0"/>
-    <w:lsdException w:name="Dark List Accent 4" w:uiPriority="70" w:semiHidden="0" w:unhideWhenUsed="0"/>
-    <w:lsdException w:name="Colorful Shading Accent 4" w:uiPriority="71" w:semiHidden="0" w:unhideWhenUsed="0"/>
-    <w:lsdException w:name="Colorful List Accent 4" w:uiPriority="72" w:semiHidden="0" w:unhideWhenUsed="0"/>
-    <w:lsdException w:name="Colorful Grid Accent 4" w:uiPriority="73" w:semiHidden="0" w:unhideWhenUsed="0"/>
-    <w:lsdException w:name="Light Shading Accent 5" w:uiPriority="60" w:semiHidden="0" w:unhideWhenUsed="0"/>
-    <w:lsdException w:name="Light List Accent 5" w:uiPriority="61" w:semiHidden="0" w:unhideWhenUsed="0"/>
-    <w:lsdException w:name="Light Grid Accent 5" w:uiPriority="62" w:semiHidden="0" w:unhideWhenUsed="0"/>
-    <w:lsdException w:name="Medium Shading 1 Accent 5" w:uiPriority="63" w:semiHidden="0" w:unhideWhenUsed="0"/>
-    <w:lsdException w:name="Medium Shading 2 Accent 5" w:uiPriority="64" w:semiHidden="0" w:unhideWhenUsed="0"/>
-    <w:lsdException w:name="Medium List 1 Accent 5" w:uiPriority="65" w:semiHidden="0" w:unhideWhenUsed="0"/>
-    <w:lsdException w:name="Medium List 2 Accent 5" w:uiPriority="66" w:semiHidden="0" w:unhideWhenUsed="0"/>
-    <w:lsdException w:name="Medium Grid 1 Accent 5" w:uiPriority="67" w:semiHidden="0" w:unhideWhenUsed="0"/>
-    <w:lsdException w:name="Medium Grid 2 Accent 5" w:uiPriority="68" w:semiHidden="0" w:unhideWhenUsed="0"/>
-    <w:lsdException w:name="Medium Grid 3 Accent 5" w:uiPriority="69" w:semiHidden="0" w:unhideWhenUsed="0"/>
-    <w:lsdException w:name="Dark List Accent 5" w:uiPriority="70" w:semiHidden="0" w:unhideWhenUsed="0"/>
-    <w:lsdException w:name="Colorful Shading Accent 5" w:uiPriority="71" w:semiHidden="0" w:unhideWhenUsed="0"/>
-    <w:lsdException w:name="Colorful List Accent 5" w:uiPriority="72" w:semiHidden="0" w:unhideWhenUsed="0"/>
-    <w:lsdException w:name="Colorful Grid Accent 5" w:uiPriority="73" w:semiHidden="0" w:unhideWhenUsed="0"/>
-    <w:lsdException w:name="Light Shading Accent 6" w:uiPriority="60" w:semiHidden="0" w:unhideWhenUsed="0"/>
-    <w:lsdException w:name="Light List Accent 6" w:uiPriority="61" w:semiHidden="0" w:unhideWhenUsed="0"/>
-    <w:lsdException w:name="Light Grid Accent 6" w:uiPriority="62" w:semiHidden="0" w:unhideWhenUsed="0"/>
-    <w:lsdException w:name="Medium Shading 1 Accent 6" w:uiPriority="63" w:semiHidden="0" w:unhideWhenUsed="0"/>
-    <w:lsdException w:name="Medium Shading 2 Accent 6" w:uiPriority="64" w:semiHidden="0" w:unhideWhenUsed="0"/>
-    <w:lsdException w:name="Medium List 1 Accent 6" w:uiPriority="65" w:semiHidden="0" w:unhideWhenUsed="0"/>
-    <w:lsdException w:name="Medium List 2 Accent 6" w:uiPriority="66" w:semiHidden="0" w:unhideWhenUsed="0"/>
-    <w:lsdException w:name="Medium Grid 1 Accent 6" w:uiPriority="67" w:semiHidden="0" w:unhideWhenUsed="0"/>
-    <w:lsdException w:name="Medium Grid 2 Accent 6" w:uiPriority="68" w:semiHidden="0" w:unhideWhenUsed="0"/>
-    <w:lsdException w:name="Medium Grid 3 Accent 6" w:uiPriority="69" w:semiHidden="0" w:unhideWhenUsed="0"/>
-    <w:lsdException w:name="Dark List Accent 6" w:uiPriority="70" w:semiHidden="0" w:unhideWhenUsed="0"/>
-    <w:lsdException w:name="Colorful Shading Accent 6" w:uiPriority="71" w:semiHidden="0" w:unhideWhenUsed="0"/>
-    <w:lsdException w:name="Colorful List Accent 6" w:uiPriority="72" w:semiHidden="0" w:unhideWhenUsed="0"/>
-    <w:lsdException w:name="Colorful Grid Accent 6" w:uiPriority="73" w:semiHidden="0" w:unhideWhenUsed="0"/>
-    <w:lsdException w:name="Subtle Emphasis" w:uiPriority="19" w:semiHidden="0" w:unhideWhenUsed="0" w:qFormat="1"/>
-    <w:lsdException w:name="Intense Emphasis" w:uiPriority="21" w:semiHidden="0" w:unhideWhenUsed="0" w:qFormat="1"/>
-    <w:lsdException w:name="Subtle Reference" w:uiPriority="31" w:semiHidden="0" w:unhideWhenUsed="0" w:qFormat="1"/>
-    <w:lsdException w:name="Intense Reference" w:uiPriority="32" w:semiHidden="0" w:unhideWhenUsed="0" w:qFormat="1"/>
-    <w:lsdException w:name="Book Title" w:uiPriority="33" w:semiHidden="0" w:unhideWhenUsed="0" w:qFormat="1"/>
-    <w:lsdException w:name="Bibliography" w:uiPriority="37"/>
-    <w:lsdException w:name="TOC Heading" w:uiPriority="39" w:qFormat="1"/>
-  </w:latentStyles>
-  <w:style w:type="paragraph" w:styleId="Normal" w:default="1">
+  <w:style w:type="paragraph" w:styleId="Normal">
     <w:name w:val="Normal"/>
     <w:qFormat/>
     <w:pPr>
@@ -6231,127 +4944,98 @@
       <w:jc w:val="left"/>
     </w:pPr>
     <w:rPr>
-      <w:rFonts w:ascii="Liberation Serif" w:hAnsi="Liberation Serif" w:eastAsia="Noto Sans CJK SC Regular" w:cs="Lohit Devanagari"/>
+      <w:rFonts w:ascii="Arial" w:hAnsi="Arial" w:eastAsia="Noto Serif CJK SC" w:cs="Lohit Devanagari"/>
       <w:color w:val="auto"/>
       <w:kern w:val="2"/>
-      <w:sz w:val="24"/>
+      <w:sz w:val="18"/>
       <w:szCs w:val="24"/>
       <w:lang w:val="de-CH" w:eastAsia="zh-CN" w:bidi="hi-IN"/>
     </w:rPr>
   </w:style>
   <w:style w:type="paragraph" w:styleId="Heading1">
-    <w:name w:val="heading 1"/>
-    <w:basedOn w:val="Normal"/>
+    <w:name w:val="Heading 1"/>
+    <w:basedOn w:val="Heading"/>
+    <w:next w:val="BodyText"/>
     <w:qFormat/>
     <w:pPr>
-      <w:keepNext w:val="true"/>
-      <w:widowControl/>
       <w:numPr>
         <w:ilvl w:val="0"/>
-        <w:numId w:val="1"/>
+        <w:numId w:val="4"/>
       </w:numPr>
       <w:spacing w:before="1440" w:after="720"/>
       <w:outlineLvl w:val="0"/>
     </w:pPr>
     <w:rPr>
-      <w:rFonts w:ascii="Liberation Sans" w:hAnsi="Liberation Sans"/>
       <w:b/>
       <w:bCs/>
-      <w:sz w:val="33"/>
+      <w:sz w:val="36"/>
       <w:szCs w:val="36"/>
     </w:rPr>
   </w:style>
   <w:style w:type="paragraph" w:styleId="Heading2">
-    <w:name w:val="heading 2"/>
-    <w:basedOn w:val="Normal"/>
+    <w:name w:val="Heading 2"/>
+    <w:basedOn w:val="Heading"/>
+    <w:next w:val="BodyText"/>
     <w:qFormat/>
     <w:pPr>
-      <w:keepNext w:val="true"/>
-      <w:widowControl/>
       <w:numPr>
         <w:ilvl w:val="1"/>
-        <w:numId w:val="1"/>
+        <w:numId w:val="2"/>
       </w:numPr>
-      <w:spacing w:before="576" w:after="288"/>
+      <w:spacing w:before="283" w:after="283"/>
       <w:outlineLvl w:val="1"/>
     </w:pPr>
     <w:rPr>
-      <w:rFonts w:ascii="Liberation Sans" w:hAnsi="Liberation Sans"/>
       <w:b/>
       <w:bCs/>
-      <w:sz w:val="27"/>
+      <w:sz w:val="22"/>
       <w:szCs w:val="32"/>
     </w:rPr>
   </w:style>
   <w:style w:type="paragraph" w:styleId="Heading3">
-    <w:name w:val="heading 3"/>
-    <w:basedOn w:val="Normal"/>
+    <w:name w:val="Heading 3"/>
+    <w:basedOn w:val="Heading"/>
     <w:qFormat/>
     <w:pPr>
       <w:widowControl w:val="false"/>
       <w:numPr>
         <w:ilvl w:val="2"/>
-        <w:numId w:val="1"/>
+        <w:numId w:val="5"/>
       </w:numPr>
-      <w:spacing w:before="140" w:after="0"/>
+      <w:suppressAutoHyphens w:val="true"/>
+      <w:spacing w:before="0" w:after="0"/>
+      <w:ind w:hanging="0" w:left="0" w:right="0"/>
       <w:outlineLvl w:val="2"/>
     </w:pPr>
     <w:rPr>
       <w:b/>
       <w:bCs/>
+      <w:sz w:val="18"/>
     </w:rPr>
   </w:style>
-  <w:style w:type="character" w:styleId="DefaultParagraphFont" w:default="1">
-    <w:name w:val="Default Paragraph Font"/>
-    <w:uiPriority w:val="1"/>
-    <w:semiHidden/>
-    <w:unhideWhenUsed/>
+  <w:style w:type="paragraph" w:styleId="Heading4">
+    <w:name w:val="Heading 4"/>
+    <w:basedOn w:val="Heading"/>
+    <w:next w:val="BodyText"/>
     <w:qFormat/>
-    <w:rPr/>
-  </w:style>
-  <w:style w:type="character" w:styleId="SprechblasentextZchn" w:customStyle="1">
-    <w:name w:val="Sprechblasentext Zchn"/>
-    <w:basedOn w:val="DefaultParagraphFont"/>
-    <w:uiPriority w:val="99"/>
-    <w:semiHidden/>
-    <w:qFormat/>
-    <w:rsid w:val="00e66425"/>
+    <w:pPr>
+      <w:numPr>
+        <w:ilvl w:val="3"/>
+        <w:numId w:val="3"/>
+      </w:numPr>
+      <w:spacing w:before="120" w:after="120"/>
+      <w:outlineLvl w:val="3"/>
+    </w:pPr>
     <w:rPr>
-      <w:rFonts w:ascii="Tahoma" w:hAnsi="Tahoma" w:cs="Mangal"/>
-      <w:sz w:val="16"/>
-      <w:szCs w:val="14"/>
+      <w:b/>
+      <w:bCs/>
+      <w:i/>
+      <w:iCs/>
+      <w:sz w:val="26"/>
+      <w:szCs w:val="26"/>
     </w:rPr>
   </w:style>
-  <w:style w:type="character" w:styleId="KopfzeileZchn" w:customStyle="1">
-    <w:name w:val="Kopfzeile Zchn"/>
-    <w:basedOn w:val="DefaultParagraphFont"/>
-    <w:uiPriority w:val="99"/>
-    <w:qFormat/>
-    <w:rsid w:val="0030649a"/>
-    <w:rPr>
-      <w:rFonts w:cs="Mangal"/>
-      <w:sz w:val="24"/>
-      <w:szCs w:val="21"/>
-    </w:rPr>
-  </w:style>
-  <w:style w:type="character" w:styleId="FuzeileZchn" w:customStyle="1">
-    <w:name w:val="Fußzeile Zchn"/>
-    <w:basedOn w:val="DefaultParagraphFont"/>
-    <w:uiPriority w:val="99"/>
-    <w:qFormat/>
-    <w:rsid w:val="0030649a"/>
-    <w:rPr>
-      <w:rFonts w:cs="Mangal"/>
-      <w:sz w:val="24"/>
-      <w:szCs w:val="21"/>
-    </w:rPr>
-  </w:style>
-  <w:style w:type="character" w:styleId="NumberingSymbols">
-    <w:name w:val="Numbering Symbols"/>
-    <w:qFormat/>
-    <w:rPr/>
-  </w:style>
-  <w:style w:type="paragraph" w:styleId="Heading" w:customStyle="1">
+  <w:style w:type="paragraph" w:styleId="Heading">
     <w:name w:val="Heading"/>
     <w:basedOn w:val="Normal"/>
     <w:next w:val="BodyText"/>
@@ -6361,7 +5045,8 @@
       <w:spacing w:before="240" w:after="120"/>
     </w:pPr>
     <w:rPr>
-      <w:rFonts w:ascii="Liberation Sans" w:hAnsi="Liberation Sans"/>
+      <w:rFonts w:ascii="Arial" w:hAnsi="Arial" w:eastAsia="Noto Sans CJK SC" w:cs="Lohit Devanagari"/>
+      <w:b/>
       <w:sz w:val="28"/>
       <w:szCs w:val="28"/>
     </w:rPr>
@@ -6378,10 +5063,12 @@
     <w:name w:val="List"/>
     <w:basedOn w:val="BodyText"/>
     <w:pPr/>
-    <w:rPr/>
+    <w:rPr>
+      <w:rFonts w:cs="Lohit Devanagari"/>
+    </w:rPr>
   </w:style>
   <w:style w:type="paragraph" w:styleId="Caption">
-    <w:name w:val="caption"/>
+    <w:name w:val="Caption"/>
     <w:basedOn w:val="Normal"/>
     <w:qFormat/>
     <w:pPr>
@@ -6389,57 +5076,98 @@
       <w:spacing w:before="120" w:after="120"/>
     </w:pPr>
     <w:rPr>
+      <w:rFonts w:cs="Lohit Devanagari"/>
       <w:i/>
       <w:iCs/>
+      <w:sz w:val="24"/>
+      <w:szCs w:val="24"/>
     </w:rPr>
   </w:style>
-  <w:style w:type="paragraph" w:styleId="Index" w:customStyle="1">
+  <w:style w:type="paragraph" w:styleId="Index">
     <w:name w:val="Index"/>
     <w:basedOn w:val="Normal"/>
     <w:qFormat/>
     <w:pPr>
       <w:suppressLineNumbers/>
     </w:pPr>
-    <w:rPr/>
+    <w:rPr>
+      <w:rFonts w:cs="Lohit Devanagari"/>
+    </w:rPr>
   </w:style>
-  <w:style w:type="paragraph" w:styleId="berschrift" w:customStyle="1">
-    <w:name w:val="Überschrift"/>
+  <w:style w:type="paragraph" w:styleId="ListContents">
+    <w:name w:val="List Contents"/>
     <w:basedOn w:val="Normal"/>
     <w:qFormat/>
     <w:pPr>
-      <w:keepNext w:val="true"/>
-      <w:spacing w:before="240" w:after="120"/>
+      <w:ind w:hanging="0" w:left="567"/>
     </w:pPr>
-    <w:rPr>
-      <w:rFonts w:ascii="Liberation Sans" w:hAnsi="Liberation Sans"/>
-      <w:sz w:val="28"/>
-      <w:szCs w:val="28"/>
-    </w:rPr>
+    <w:rPr/>
   </w:style>
-  <w:style w:type="paragraph" w:styleId="Verzeichnis" w:customStyle="1">
-    <w:name w:val="Verzeichnis"/>
+  <w:style w:type="paragraph" w:styleId="ListHeading">
+    <w:name w:val="List Heading"/>
+    <w:basedOn w:val="Normal"/>
+    <w:next w:val="ListContents"/>
+    <w:qFormat/>
+    <w:pPr>
+      <w:ind w:hanging="0"/>
+    </w:pPr>
+    <w:rPr/>
+  </w:style>
+  <w:style w:type="paragraph" w:styleId="BlockQuotation">
+    <w:name w:val="Block Quotation"/>
+    <w:basedOn w:val="Normal"/>
+    <w:qFormat/>
+    <w:pPr>
+      <w:spacing w:before="0" w:after="283"/>
+      <w:ind w:hanging="0" w:left="567" w:right="567"/>
+    </w:pPr>
+    <w:rPr/>
+  </w:style>
+  <w:style w:type="paragraph" w:styleId="EnvelopeReturn">
+    <w:name w:val="Envelope Return"/>
     <w:basedOn w:val="Normal"/>
     <w:qFormat/>
     <w:pPr>
       <w:suppressLineNumbers/>
+      <w:spacing w:before="0" w:after="60"/>
     </w:pPr>
     <w:rPr/>
   </w:style>
-  <w:style w:type="paragraph" w:styleId="Tabelleninhalt" w:customStyle="1">
-    <w:name w:val="Tabelleninhalt"/>
+  <w:style w:type="paragraph" w:styleId="TableContents">
+    <w:name w:val="Table Contents"/>
     <w:basedOn w:val="Normal"/>
     <w:qFormat/>
     <w:pPr>
+      <w:widowControl w:val="false"/>
       <w:suppressLineNumbers/>
     </w:pPr>
     <w:rPr/>
   </w:style>
+  <w:style w:type="paragraph" w:styleId="Subtitle">
+    <w:name w:val="Subtitle"/>
+    <w:basedOn w:val="Heading"/>
+    <w:next w:val="BodyText"/>
+    <w:qFormat/>
+    <w:pPr>
+      <w:spacing w:before="0" w:after="720"/>
+      <w:jc w:val="left"/>
+    </w:pPr>
+    <w:rPr>
+      <w:rFonts w:ascii="Arial" w:hAnsi="Arial"/>
+      <w:b w:val="false"/>
+      <w:color w:val="8A8A8A"/>
+      <w:sz w:val="20"/>
+      <w:szCs w:val="36"/>
+    </w:rPr>
+  </w:style>
   <w:style w:type="paragraph" w:styleId="Title">
     <w:name w:val="Title"/>
-    <w:basedOn w:val="berschrift"/>
+    <w:basedOn w:val="Heading"/>
+    <w:next w:val="BodyText"/>
     <w:qFormat/>
     <w:pPr>
-      <w:jc w:val="center"/>
+      <w:spacing w:before="2160" w:after="288"/>
+      <w:jc w:val="left"/>
     </w:pPr>
     <w:rPr>
       <w:b/>
@@ -6448,156 +5176,71 @@
       <w:szCs w:val="56"/>
     </w:rPr>
   </w:style>
-  <w:style w:type="paragraph" w:styleId="BalloonText">
-    <w:name w:val="Balloon Text"/>
-    <w:basedOn w:val="Normal"/>
-    <w:link w:val="SprechblasentextZchn"/>
-    <w:uiPriority w:val="99"/>
-    <w:semiHidden/>
-    <w:unhideWhenUsed/>
+  <w:style w:type="paragraph" w:styleId="TableHeading">
+    <w:name w:val="Table Heading"/>
+    <w:basedOn w:val="TableContents"/>
     <w:qFormat/>
-    <w:rsid w:val="00e66425"/>
-    <w:pPr/>
+    <w:pPr>
+      <w:suppressLineNumbers/>
+      <w:jc w:val="left"/>
+    </w:pPr>
     <w:rPr>
-      <w:rFonts w:ascii="Tahoma" w:hAnsi="Tahoma" w:cs="Mangal"/>
-      <w:sz w:val="16"/>
-      <w:szCs w:val="14"/>
+      <w:b/>
+      <w:bCs/>
     </w:rPr>
   </w:style>
   <w:style w:type="paragraph" w:styleId="HeaderandFooter">
     <w:name w:val="Header and Footer"/>
     <w:basedOn w:val="Normal"/>
     <w:qFormat/>
-    <w:pPr/>
+    <w:pPr>
+      <w:suppressLineNumbers/>
+      <w:tabs>
+        <w:tab w:val="clear" w:pos="643"/>
+        <w:tab w:val="center" w:pos="4819" w:leader="none"/>
+        <w:tab w:val="right" w:pos="9638" w:leader="none"/>
+      </w:tabs>
+    </w:pPr>
     <w:rPr/>
   </w:style>
   <w:style w:type="paragraph" w:styleId="Header">
-    <w:name w:val="header"/>
-    <w:basedOn w:val="Normal"/>
-    <w:link w:val="KopfzeileZchn"/>
-    <w:uiPriority w:val="99"/>
-    <w:unhideWhenUsed/>
-    <w:rsid w:val="0030649a"/>
-    <w:pPr>
-      <w:tabs>
-        <w:tab w:val="clear" w:pos="643"/>
-        <w:tab w:val="center" w:pos="4536" w:leader="none"/>
-        <w:tab w:val="right" w:pos="9072" w:leader="none"/>
-      </w:tabs>
-    </w:pPr>
-    <w:rPr>
-      <w:rFonts w:cs="Mangal"/>
-      <w:szCs w:val="21"/>
-    </w:rPr>
-  </w:style>
-  <w:style w:type="paragraph" w:styleId="Footer">
-    <w:name w:val="footer"/>
-    <w:basedOn w:val="Normal"/>
-    <w:link w:val="FuzeileZchn"/>
-    <w:uiPriority w:val="99"/>
-    <w:unhideWhenUsed/>
-    <w:rsid w:val="0030649a"/>
-    <w:pPr>
-      <w:tabs>
-        <w:tab w:val="clear" w:pos="643"/>
-        <w:tab w:val="center" w:pos="4536" w:leader="none"/>
-        <w:tab w:val="right" w:pos="9072" w:leader="none"/>
-      </w:tabs>
-    </w:pPr>
-    <w:rPr>
-      <w:rFonts w:cs="Mangal"/>
-      <w:szCs w:val="21"/>
-    </w:rPr>
-  </w:style>
-  <w:style w:type="paragraph" w:styleId="ListParagraph">
-    <w:name w:val="List Paragraph"/>
-    <w:basedOn w:val="Normal"/>
-    <w:uiPriority w:val="34"/>
-    <w:qFormat/>
-    <w:rsid w:val="00636a28"/>
-    <w:pPr>
-      <w:spacing w:before="0" w:after="0"/>
-      <w:ind w:hanging="0" w:left="720"/>
-      <w:contextualSpacing/>
-    </w:pPr>
-    <w:rPr>
-      <w:rFonts w:cs="Mangal"/>
-      <w:szCs w:val="21"/>
-    </w:rPr>
-  </w:style>
-  <w:style w:type="paragraph" w:styleId="TableContents" w:customStyle="1">
-    <w:name w:val="Table Contents"/>
-    <w:basedOn w:val="Normal"/>
-    <w:qFormat/>
+    <w:name w:val="Header"/>
+    <w:basedOn w:val="HeaderandFooter"/>
     <w:pPr>
       <w:suppressLineNumbers/>
     </w:pPr>
     <w:rPr/>
   </w:style>
-  <w:style w:type="paragraph" w:styleId="TableHeading">
-    <w:name w:val="Table Heading"/>
-    <w:basedOn w:val="TableContents"/>
-    <w:qFormat/>
+  <w:style w:type="paragraph" w:styleId="Footer">
+    <w:name w:val="Footer"/>
+    <w:basedOn w:val="HeaderandFooter"/>
     <w:pPr>
       <w:suppressLineNumbers/>
-      <w:jc w:val="center"/>
     </w:pPr>
-    <w:rPr>
-      <w:b/>
-      <w:bCs/>
-    </w:rPr>
+    <w:rPr/>
   </w:style>
-  <w:style w:type="paragraph" w:styleId="FrameContentsuser">
-    <w:name w:val="Frame Contents (user)"/>
+  <w:style w:type="paragraph" w:styleId="FrameContents">
+    <w:name w:val="Frame Contents"/>
     <w:basedOn w:val="Normal"/>
     <w:qFormat/>
     <w:pPr/>
     <w:rPr/>
   </w:style>
-  <w:style w:type="numbering" w:styleId="NoList" w:default="1">
-    <w:name w:val="No List"/>
-    <w:uiPriority w:val="99"/>
-    <w:semiHidden/>
-    <w:unhideWhenUsed/>
+  <w:style w:type="paragraph" w:styleId="C5Envelope">
+    <w:name w:val="C5 Envelope"/>
+    <w:basedOn w:val="Normal"/>
+    <w:next w:val="Normal"/>
     <w:qFormat/>
-  </w:style>
-  <w:style w:type="table" w:default="1" w:styleId="NormaleTabelle">
-    <w:name w:val="Normal Table"/>
-    <w:uiPriority w:val="99"/>
-    <w:semiHidden/>
-    <w:unhideWhenUsed/>
-    <w:tblPr>
-      <w:tblCellMar>
-        <w:top w:w="0" w:type="dxa"/>
-        <w:left w:w="108" w:type="dxa"/>
-        <w:bottom w:w="0" w:type="dxa"/>
-        <w:right w:w="108" w:type="dxa"/>
-      </w:tblCellMar>
-    </w:tblPr>
-  </w:style>
-  <w:style w:type="table" w:styleId="Tabellenraster">
-    <w:name w:val="Table Grid"/>
-    <w:basedOn w:val="NormaleTabelle"/>
-    <w:uiPriority w:val="59"/>
-    <w:rsid w:val="002b6933"/>
-    <w:tblPr>
-      <w:tblBorders>
-        <w:top w:val="single" w:color="auto" w:sz="4" w:space="0"/>
-        <w:left w:val="single" w:color="auto" w:sz="4" w:space="0"/>
-        <w:bottom w:val="single" w:color="auto" w:sz="4" w:space="0"/>
-        <w:right w:val="single" w:color="auto" w:sz="4" w:space="0"/>
-        <w:insideH w:val="single" w:color="auto" w:sz="4" w:space="0"/>
-        <w:insideV w:val="single" w:color="auto" w:sz="4" w:space="0"/>
-      </w:tblBorders>
-    </w:tblPr>
+    <w:pPr/>
+    <w:rPr/>
   </w:style>
 </w:styles>
 </file>
 
 <file path=word/theme/theme1.xml><?xml version="1.0" encoding="utf-8"?>
-<a:theme xmlns:a="http://schemas.openxmlformats.org/drawingml/2006/main" xmlns:r="http://schemas.openxmlformats.org/officeDocument/2006/relationships" name="Larissa">
+<a:theme xmlns:a="http://schemas.openxmlformats.org/drawingml/2006/main" xmlns:r="http://schemas.openxmlformats.org/officeDocument/2006/relationships" name="Office">
   <a:themeElements>
-    <a:clrScheme name="Larissa">
+    <a:clrScheme name="LibreOffice">
       <a:dk1>
         <a:srgbClr val="000000"/>
       </a:dk1>
@@ -6605,46 +5248,46 @@
         <a:srgbClr val="ffffff"/>
       </a:lt1>
       <a:dk2>
-        <a:srgbClr val="1f497d"/>
+        <a:srgbClr val="000000"/>
       </a:dk2>
       <a:lt2>
-        <a:srgbClr val="eeece1"/>
+        <a:srgbClr val="ffffff"/>
       </a:lt2>
       <a:accent1>
-        <a:srgbClr val="4f81bd"/>
+        <a:srgbClr val="18a303"/>
       </a:accent1>
       <a:accent2>
-        <a:srgbClr val="c0504d"/>
+        <a:srgbClr val="0369a3"/>
       </a:accent2>
       <a:accent3>
-        <a:srgbClr val="9bbb59"/>
+        <a:srgbClr val="a33e03"/>
       </a:accent3>
       <a:accent4>
-        <a:srgbClr val="8064a2"/>
+        <a:srgbClr val="8e03a3"/>
       </a:accent4>
       <a:accent5>
-        <a:srgbClr val="4bacc6"/>
+        <a:srgbClr val="c99c00"/>
       </a:accent5>
       <a:accent6>
-        <a:srgbClr val="f79646"/>
+        <a:srgbClr val="c9211e"/>
       </a:accent6>
       <a:hlink>
-        <a:srgbClr val="0000ff"/>
+        <a:srgbClr val="0000ee"/>
       </a:hlink>
       <a:folHlink>
-        <a:srgbClr val="800080"/>
+        <a:srgbClr val="551a8b"/>
       </a:folHlink>
     </a:clrScheme>
-    <a:fontScheme name="Larissa">
+    <a:fontScheme name="Office">
       <a:majorFont>
-        <a:latin typeface="Cambria" pitchFamily="0" charset="1"/>
-        <a:ea typeface=""/>
-        <a:cs typeface=""/>
+        <a:latin typeface="Arial" pitchFamily="0" charset="1"/>
+        <a:ea typeface="DejaVu Sans" pitchFamily="0" charset="1"/>
+        <a:cs typeface="DejaVu Sans" pitchFamily="0" charset="1"/>
       </a:majorFont>
       <a:minorFont>
-        <a:latin typeface="Calibri" pitchFamily="0" charset="1"/>
-        <a:ea typeface=""/>
-        <a:cs typeface=""/>
+        <a:latin typeface="Arial" pitchFamily="0" charset="1"/>
+        <a:ea typeface="DejaVu Sans" pitchFamily="0" charset="1"/>
+        <a:cs typeface="DejaVu Sans" pitchFamily="0" charset="1"/>
       </a:minorFont>
     </a:fontScheme>
     <a:fmtScheme>
@@ -6652,58 +5295,25 @@
         <a:solidFill>
           <a:schemeClr val="phClr"/>
         </a:solidFill>
-        <a:gradFill>
-          <a:gsLst>
-            <a:gs pos="0">
-              <a:schemeClr val="phClr">
-                <a:tint val="50000"/>
-              </a:schemeClr>
-            </a:gs>
-            <a:gs pos="35000">
-              <a:schemeClr val="phClr">
-                <a:tint val="37000"/>
-              </a:schemeClr>
-            </a:gs>
-            <a:gs pos="100000">
-              <a:schemeClr val="phClr">
-                <a:tint val="15000"/>
-              </a:schemeClr>
-            </a:gs>
-          </a:gsLst>
-          <a:lin ang="16200000" scaled="1"/>
-          <a:tileRect l="0" t="0" r="0" b="0"/>
-        </a:gradFill>
-        <a:gradFill>
-          <a:gsLst>
-            <a:gs pos="0">
-              <a:schemeClr val="phClr">
-                <a:shade val="51000"/>
-              </a:schemeClr>
-            </a:gs>
-            <a:gs pos="80000">
-              <a:schemeClr val="phClr">
-                <a:shade val="93000"/>
-              </a:schemeClr>
-            </a:gs>
-            <a:gs pos="100000">
-              <a:schemeClr val="phClr">
-                <a:shade val="94000"/>
-              </a:schemeClr>
-            </a:gs>
-          </a:gsLst>
-          <a:lin ang="16200000" scaled="0"/>
-          <a:tileRect l="0" t="0" r="0" b="0"/>
-        </a:gradFill>
+        <a:solidFill>
+          <a:schemeClr val="phClr"/>
+        </a:solidFill>
+        <a:solidFill>
+          <a:schemeClr val="phClr"/>
+        </a:solidFill>
       </a:fillStyleLst>
       <a:lnStyleLst>
-        <a:ln w="9525" cap="flat" cmpd="sng" algn="ctr">
+        <a:ln w="6350" cap="flat" cmpd="sng" algn="ctr">
           <a:prstDash val="solid"/>
+          <a:miter/>
         </a:ln>
-        <a:ln w="25400" cap="flat" cmpd="sng" algn="ctr">
+        <a:ln w="6350" cap="flat" cmpd="sng" algn="ctr">
           <a:prstDash val="solid"/>
+          <a:miter/>
         </a:ln>
-        <a:ln w="38100" cap="flat" cmpd="sng" algn="ctr">
+        <a:ln w="6350" cap="flat" cmpd="sng" algn="ctr">
           <a:prstDash val="solid"/>
+          <a:miter/>
         </a:ln>
       </a:lnStyleLst>
       <a:effectStyleLst>
@@ -6721,62 +5331,14 @@
         <a:solidFill>
           <a:schemeClr val="phClr"/>
         </a:solidFill>
-        <a:gradFill>
-          <a:gsLst>
-            <a:gs pos="0">
-              <a:schemeClr val="phClr">
-                <a:tint val="40000"/>
-              </a:schemeClr>
-            </a:gs>
-            <a:gs pos="40000">
-              <a:schemeClr val="phClr">
-                <a:tint val="45000"/>
-                <a:shade val="99000"/>
-              </a:schemeClr>
-            </a:gs>
-            <a:gs pos="100000">
-              <a:schemeClr val="phClr">
-                <a:shade val="20000"/>
-              </a:schemeClr>
-            </a:gs>
-          </a:gsLst>
-          <a:path path="circle">
-            <a:fillToRect l="50000" t="-80000" r="50000" b="180000"/>
-          </a:path>
-          <a:tileRect l="0" t="0" r="0" b="0"/>
-        </a:gradFill>
-        <a:gradFill>
-          <a:gsLst>
-            <a:gs pos="0">
-              <a:schemeClr val="phClr">
-                <a:tint val="80000"/>
-              </a:schemeClr>
-            </a:gs>
-            <a:gs pos="100000">
-              <a:schemeClr val="phClr">
-                <a:shade val="30000"/>
-              </a:schemeClr>
-            </a:gs>
-          </a:gsLst>
-          <a:path path="circle">
-            <a:fillToRect l="50000" t="50000" r="50000" b="50000"/>
-          </a:path>
-          <a:tileRect l="0" t="0" r="0" b="0"/>
-        </a:gradFill>
+        <a:solidFill>
+          <a:schemeClr val="phClr"/>
+        </a:solidFill>
+        <a:solidFill>
+          <a:schemeClr val="phClr"/>
+        </a:solidFill>
       </a:bgFillStyleLst>
     </a:fmtScheme>
   </a:themeElements>
 </a:theme>
-</file>
-
-<file path=customXml/item1.xml><?xml version="1.0" encoding="utf-8"?>
-<b:Sources xmlns:b="http://schemas.openxmlformats.org/officeDocument/2006/bibliography" xmlns="http://schemas.openxmlformats.org/officeDocument/2006/bibliography" SelectedStyle="\APA.XSL" StyleName="APA"/>
-</file>
-
-<file path=customXml/itemProps1.xml><?xml version="1.0" encoding="utf-8"?>
-<ds:datastoreItem xmlns:ds="http://schemas.openxmlformats.org/officeDocument/2006/customXml" ds:itemID="{730E43AA-591F-49DD-B968-AC480FE200E4}">
-  <ds:schemaRefs>
-    <ds:schemaRef ds:uri="http://schemas.openxmlformats.org/officeDocument/2006/bibliography"/>
-  </ds:schemaRefs>
-</ds:datastoreItem>
 </file>
--- a/document-merge-service/kt_ag/templatefiles/form.docx
+++ b/document-merge-service/kt_ag/templatefiles/form.docx
@@ -1,6 +1,6 @@
 
 <file path=word/document.xml><?xml version="1.0" encoding="utf-8"?>
-<w:document xmlns:o="urn:schemas-microsoft-com:office:office" xmlns:r="http://schemas.openxmlformats.org/officeDocument/2006/relationships" xmlns:v="urn:schemas-microsoft-com:vml" xmlns:w="http://schemas.openxmlformats.org/wordprocessingml/2006/main" xmlns:w10="urn:schemas-microsoft-com:office:word" xmlns:wp="http://schemas.openxmlformats.org/drawingml/2006/wordprocessingDrawing" xmlns:wps="http://schemas.microsoft.com/office/word/2010/wordprocessingShape" xmlns:wpg="http://schemas.microsoft.com/office/word/2010/wordprocessingGroup" xmlns:mc="http://schemas.openxmlformats.org/markup-compatibility/2006" xmlns:wp14="http://schemas.microsoft.com/office/word/2010/wordprocessingDrawing" xmlns:w14="http://schemas.microsoft.com/office/word/2010/wordml" xmlns:w15="http://schemas.microsoft.com/office/word/2012/wordml" mc:Ignorable="w14 wp14 w15">
+<w:document xmlns:o="urn:schemas-microsoft-com:office:office" xmlns:r="http://schemas.openxmlformats.org/officeDocument/2006/relationships" xmlns:v="urn:schemas-microsoft-com:vml" xmlns:w="http://schemas.openxmlformats.org/wordprocessingml/2006/main" xmlns:w10="urn:schemas-microsoft-com:office:word" xmlns:wp="http://schemas.openxmlformats.org/drawingml/2006/wordprocessingDrawing" xmlns:pic="http://schemas.openxmlformats.org/drawingml/2006/picture" xmlns:wps="http://schemas.microsoft.com/office/word/2010/wordprocessingShape" xmlns:wpg="http://schemas.microsoft.com/office/word/2010/wordprocessingGroup" xmlns:mc="http://schemas.openxmlformats.org/markup-compatibility/2006" xmlns:wp14="http://schemas.microsoft.com/office/word/2010/wordprocessingDrawing" xmlns:w14="http://schemas.microsoft.com/office/word/2010/wordml" xmlns:w15="http://schemas.microsoft.com/office/word/2012/wordml" mc:Ignorable="w14 wp14 w15">
   <w:body>
     <w:p>
       <w:pPr>
@@ -56,10 +56,10 @@
           </w:tcPr>
           <w:p>
             <w:pPr>
-              <w:pStyle w:val="TableHeading"/>
+              <w:pStyle w:val="Tabellenberschriftuser"/>
               <w:numPr>
                 <w:ilvl w:val="2"/>
-                <w:numId w:val="5"/>
+                <w:numId w:val="4"/>
               </w:numPr>
               <w:rPr/>
             </w:pPr>
@@ -80,10 +80,10 @@
           </w:tcPr>
           <w:p>
             <w:pPr>
-              <w:pStyle w:val="TableHeading"/>
+              <w:pStyle w:val="Tabellenberschriftuser"/>
               <w:numPr>
                 <w:ilvl w:val="2"/>
-                <w:numId w:val="5"/>
+                <w:numId w:val="4"/>
               </w:numPr>
               <w:rPr/>
             </w:pPr>
@@ -103,7 +103,7 @@
           </w:tcPr>
           <w:p>
             <w:pPr>
-              <w:pStyle w:val="TableContents"/>
+              <w:pStyle w:val="Tabelleninhaltuser"/>
               <w:rPr/>
             </w:pPr>
             <w:r>
@@ -123,7 +123,7 @@
           </w:tcPr>
           <w:p>
             <w:pPr>
-              <w:pStyle w:val="TableContents"/>
+              <w:pStyle w:val="Tabelleninhaltuser"/>
               <w:rPr/>
             </w:pPr>
             <w:r>
@@ -133,7 +133,7 @@
           </w:p>
           <w:p>
             <w:pPr>
-              <w:pStyle w:val="TableContents"/>
+              <w:pStyle w:val="Tabelleninhaltuser"/>
               <w:rPr/>
             </w:pPr>
             <w:r>
@@ -152,10 +152,10 @@
           </w:tcPr>
           <w:p>
             <w:pPr>
-              <w:pStyle w:val="TableHeading"/>
+              <w:pStyle w:val="Tabellenberschriftuser"/>
               <w:numPr>
                 <w:ilvl w:val="3"/>
-                <w:numId w:val="5"/>
+                <w:numId w:val="4"/>
               </w:numPr>
               <w:rPr/>
             </w:pPr>
@@ -176,10 +176,10 @@
           </w:tcPr>
           <w:p>
             <w:pPr>
-              <w:pStyle w:val="TableHeading"/>
+              <w:pStyle w:val="Tabellenberschriftuser"/>
               <w:numPr>
                 <w:ilvl w:val="3"/>
-                <w:numId w:val="5"/>
+                <w:numId w:val="4"/>
               </w:numPr>
               <w:rPr/>
             </w:pPr>
@@ -199,10 +199,10 @@
           </w:tcPr>
           <w:p>
             <w:pPr>
-              <w:pStyle w:val="TableContents"/>
+              <w:pStyle w:val="Tabelleninhaltuser"/>
               <w:numPr>
                 <w:ilvl w:val="3"/>
-                <w:numId w:val="5"/>
+                <w:numId w:val="4"/>
               </w:numPr>
               <w:rPr/>
             </w:pPr>
@@ -237,10 +237,10 @@
           </w:tcPr>
           <w:p>
             <w:pPr>
-              <w:pStyle w:val="TableContents"/>
+              <w:pStyle w:val="Tabelleninhaltuser"/>
               <w:numPr>
                 <w:ilvl w:val="3"/>
-                <w:numId w:val="5"/>
+                <w:numId w:val="4"/>
               </w:numPr>
               <w:rPr/>
             </w:pPr>
@@ -251,10 +251,10 @@
           </w:p>
           <w:p>
             <w:pPr>
-              <w:pStyle w:val="TableContents"/>
+              <w:pStyle w:val="Tabelleninhaltuser"/>
               <w:numPr>
                 <w:ilvl w:val="3"/>
-                <w:numId w:val="5"/>
+                <w:numId w:val="4"/>
               </w:numPr>
               <w:rPr/>
             </w:pPr>
@@ -274,10 +274,10 @@
           </w:tcPr>
           <w:p>
             <w:pPr>
-              <w:pStyle w:val="TableHeading"/>
+              <w:pStyle w:val="Tabellenberschriftuser"/>
               <w:numPr>
                 <w:ilvl w:val="2"/>
-                <w:numId w:val="5"/>
+                <w:numId w:val="4"/>
               </w:numPr>
               <w:rPr/>
             </w:pPr>
@@ -298,10 +298,10 @@
           </w:tcPr>
           <w:p>
             <w:pPr>
-              <w:pStyle w:val="TableHeading"/>
+              <w:pStyle w:val="Tabellenberschriftuser"/>
               <w:numPr>
                 <w:ilvl w:val="2"/>
-                <w:numId w:val="5"/>
+                <w:numId w:val="4"/>
               </w:numPr>
               <w:rPr/>
             </w:pPr>
@@ -321,10 +321,10 @@
           </w:tcPr>
           <w:p>
             <w:pPr>
-              <w:pStyle w:val="TableContents"/>
+              <w:pStyle w:val="Tabelleninhaltuser"/>
               <w:numPr>
                 <w:ilvl w:val="2"/>
-                <w:numId w:val="5"/>
+                <w:numId w:val="4"/>
               </w:numPr>
               <w:rPr/>
             </w:pPr>
@@ -345,10 +345,10 @@
           </w:tcPr>
           <w:p>
             <w:pPr>
-              <w:pStyle w:val="TableContents"/>
+              <w:pStyle w:val="Tabelleninhaltuser"/>
               <w:numPr>
                 <w:ilvl w:val="3"/>
-                <w:numId w:val="5"/>
+                <w:numId w:val="4"/>
               </w:numPr>
               <w:rPr/>
             </w:pPr>
@@ -359,10 +359,10 @@
           </w:p>
           <w:p>
             <w:pPr>
-              <w:pStyle w:val="TableContents"/>
+              <w:pStyle w:val="Tabelleninhaltuser"/>
               <w:numPr>
                 <w:ilvl w:val="3"/>
-                <w:numId w:val="5"/>
+                <w:numId w:val="4"/>
               </w:numPr>
               <w:rPr/>
             </w:pPr>
@@ -382,10 +382,10 @@
           </w:tcPr>
           <w:p>
             <w:pPr>
-              <w:pStyle w:val="TableHeading"/>
+              <w:pStyle w:val="Tabellenberschriftuser"/>
               <w:numPr>
                 <w:ilvl w:val="2"/>
-                <w:numId w:val="5"/>
+                <w:numId w:val="4"/>
               </w:numPr>
               <w:rPr/>
             </w:pPr>
@@ -406,10 +406,10 @@
           </w:tcPr>
           <w:p>
             <w:pPr>
-              <w:pStyle w:val="TableHeading"/>
+              <w:pStyle w:val="Tabellenberschriftuser"/>
               <w:numPr>
                 <w:ilvl w:val="2"/>
-                <w:numId w:val="5"/>
+                <w:numId w:val="4"/>
               </w:numPr>
               <w:rPr/>
             </w:pPr>
@@ -429,10 +429,10 @@
           </w:tcPr>
           <w:p>
             <w:pPr>
-              <w:pStyle w:val="TableContents"/>
+              <w:pStyle w:val="Tabelleninhaltuser"/>
               <w:numPr>
                 <w:ilvl w:val="3"/>
-                <w:numId w:val="5"/>
+                <w:numId w:val="4"/>
               </w:numPr>
               <w:rPr/>
             </w:pPr>
@@ -453,10 +453,10 @@
           </w:tcPr>
           <w:p>
             <w:pPr>
-              <w:pStyle w:val="TableContents"/>
+              <w:pStyle w:val="Tabelleninhaltuser"/>
               <w:numPr>
                 <w:ilvl w:val="0"/>
-                <w:numId w:val="5"/>
+                <w:numId w:val="4"/>
               </w:numPr>
               <w:rPr/>
             </w:pPr>
@@ -476,10 +476,10 @@
           </w:tcPr>
           <w:p>
             <w:pPr>
-              <w:pStyle w:val="TableHeading"/>
+              <w:pStyle w:val="Tabellenberschriftuser"/>
               <w:numPr>
                 <w:ilvl w:val="2"/>
-                <w:numId w:val="5"/>
+                <w:numId w:val="4"/>
               </w:numPr>
               <w:rPr/>
             </w:pPr>
@@ -500,7 +500,7 @@
           </w:tcPr>
           <w:p>
             <w:pPr>
-              <w:pStyle w:val="TableHeading"/>
+              <w:pStyle w:val="Tabellenberschriftuser"/>
               <w:rPr/>
             </w:pPr>
             <w:r>
@@ -519,10 +519,10 @@
           </w:tcPr>
           <w:p>
             <w:pPr>
-              <w:pStyle w:val="TableContents"/>
+              <w:pStyle w:val="Tabelleninhaltuser"/>
               <w:numPr>
                 <w:ilvl w:val="3"/>
-                <w:numId w:val="5"/>
+                <w:numId w:val="4"/>
               </w:numPr>
               <w:rPr/>
             </w:pPr>
@@ -543,10 +543,10 @@
           </w:tcPr>
           <w:p>
             <w:pPr>
-              <w:pStyle w:val="TableContents"/>
+              <w:pStyle w:val="Tabelleninhaltuser"/>
               <w:numPr>
                 <w:ilvl w:val="2"/>
-                <w:numId w:val="5"/>
+                <w:numId w:val="4"/>
               </w:numPr>
               <w:rPr/>
             </w:pPr>
@@ -746,7 +746,7 @@
         <w:pStyle w:val="Heading1"/>
         <w:numPr>
           <w:ilvl w:val="0"/>
-          <w:numId w:val="3"/>
+          <w:numId w:val="2"/>
         </w:numPr>
         <w:rPr>
           <w:rFonts w:ascii="Arial" w:hAnsi="Arial"/>
@@ -1090,7 +1090,7 @@
               <w:widowControl w:val="false"/>
               <w:numPr>
                 <w:ilvl w:val="2"/>
-                <w:numId w:val="4"/>
+                <w:numId w:val="3"/>
               </w:numPr>
               <w:suppressAutoHyphens w:val="true"/>
               <w:spacing w:before="0" w:after="0"/>
@@ -1305,6 +1305,51 @@
                 <w:sz w:val="18"/>
                 <w:szCs w:val="18"/>
                 <w:lang w:val="fr-CH"/>
+              </w:rPr>
+              <w:t>{{ subSection.value | emptystring }}</w:t>
+            </w:r>
+          </w:p>
+          <w:p>
+            <w:pPr>
+              <w:pStyle w:val="Normal"/>
+              <w:widowControl w:val="false"/>
+              <w:suppressAutoHyphens w:val="true"/>
+              <w:spacing w:before="0" w:after="0"/>
+              <w:jc w:val="left"/>
+              <w:rPr>
+                <w:sz w:val="20"/>
+              </w:rPr>
+            </w:pPr>
+            <w:r>
+              <w:rPr>
+                <w:rFonts w:eastAsia="Noto Sans CJK SC Regular" w:cs="Arial" w:ascii="Liberation Sans" w:hAnsi="Liberation Sans"/>
+                <w:kern w:val="2"/>
+                <w:sz w:val="18"/>
+                <w:szCs w:val="18"/>
+                <w:lang w:val="fr-CH" w:eastAsia="zh-CN" w:bidi="hi-IN"/>
+              </w:rPr>
+              <w:t>{%p elif subSection.type == "CalculatedFloatQuestion" %}</w:t>
+            </w:r>
+          </w:p>
+          <w:p>
+            <w:pPr>
+              <w:pStyle w:val="Normal"/>
+              <w:widowControl w:val="false"/>
+              <w:suppressAutoHyphens w:val="true"/>
+              <w:spacing w:before="0" w:after="0"/>
+              <w:jc w:val="left"/>
+              <w:rPr>
+                <w:sz w:val="20"/>
+              </w:rPr>
+            </w:pPr>
+            <w:r>
+              <w:rPr>
+                <w:rFonts w:eastAsia="Noto Sans CJK SC Regular" w:cs="Arial" w:ascii="Liberation Sans" w:hAnsi="Liberation Sans"/>
+                <w:color w:val="auto"/>
+                <w:kern w:val="2"/>
+                <w:sz w:val="18"/>
+                <w:szCs w:val="18"/>
+                <w:lang w:val="fr-CH" w:eastAsia="zh-CN" w:bidi="hi-IN"/>
               </w:rPr>
               <w:t>{{ subSection.value | emptystring }}</w:t>
             </w:r>
@@ -1405,6 +1450,7 @@
                           <a:prstGeom prst="rect">
                             <a:avLst/>
                           </a:prstGeom>
+                          <a:noFill/>
                         </pic:spPr>
                       </pic:pic>
                     </a:graphicData>
@@ -1455,6 +1501,7 @@
                           <a:prstGeom prst="rect">
                             <a:avLst/>
                           </a:prstGeom>
+                          <a:noFill/>
                         </pic:spPr>
                       </pic:pic>
                     </a:graphicData>
@@ -1592,6 +1639,7 @@
                           <a:prstGeom prst="rect">
                             <a:avLst/>
                           </a:prstGeom>
+                          <a:noFill/>
                         </pic:spPr>
                       </pic:pic>
                     </a:graphicData>
@@ -1642,6 +1690,7 @@
                           <a:prstGeom prst="rect">
                             <a:avLst/>
                           </a:prstGeom>
+                          <a:noFill/>
                         </pic:spPr>
                       </pic:pic>
                     </a:graphicData>
@@ -2218,7 +2267,7 @@
         <w:pStyle w:val="Heading2"/>
         <w:numPr>
           <w:ilvl w:val="1"/>
-          <w:numId w:val="3"/>
+          <w:numId w:val="2"/>
         </w:numPr>
         <w:rPr>
           <w:rFonts w:ascii="Arial" w:hAnsi="Arial"/>
@@ -2495,7 +2544,7 @@
               <w:widowControl w:val="false"/>
               <w:numPr>
                 <w:ilvl w:val="2"/>
-                <w:numId w:val="4"/>
+                <w:numId w:val="3"/>
               </w:numPr>
               <w:suppressAutoHyphens w:val="true"/>
               <w:spacing w:before="0" w:after="0"/>
@@ -2683,6 +2732,50 @@
                 <w:sz w:val="18"/>
                 <w:szCs w:val="18"/>
                 <w:lang w:val="fr-CH"/>
+              </w:rPr>
+              <w:t>{{ question.value | emptystring }}</w:t>
+            </w:r>
+          </w:p>
+          <w:p>
+            <w:pPr>
+              <w:pStyle w:val="Normal"/>
+              <w:widowControl w:val="false"/>
+              <w:suppressAutoHyphens w:val="true"/>
+              <w:spacing w:before="0" w:after="0"/>
+              <w:jc w:val="left"/>
+              <w:rPr>
+                <w:sz w:val="20"/>
+              </w:rPr>
+            </w:pPr>
+            <w:r>
+              <w:rPr>
+                <w:rFonts w:eastAsia="Noto Sans CJK SC Regular" w:cs="Arial" w:ascii="Liberation Sans" w:hAnsi="Liberation Sans"/>
+                <w:kern w:val="2"/>
+                <w:sz w:val="18"/>
+                <w:szCs w:val="18"/>
+                <w:lang w:val="fr-CH" w:eastAsia="zh-CN" w:bidi="hi-IN"/>
+              </w:rPr>
+              <w:t>{%p elif question.type == "CalculatedFloatQuestion" %}</w:t>
+            </w:r>
+          </w:p>
+          <w:p>
+            <w:pPr>
+              <w:pStyle w:val="Normal"/>
+              <w:widowControl w:val="false"/>
+              <w:suppressAutoHyphens w:val="true"/>
+              <w:spacing w:before="0" w:after="0"/>
+              <w:jc w:val="left"/>
+              <w:rPr>
+                <w:sz w:val="20"/>
+              </w:rPr>
+            </w:pPr>
+            <w:r>
+              <w:rPr>
+                <w:rFonts w:eastAsia="Noto Sans CJK SC Regular" w:cs="Arial" w:ascii="Liberation Sans" w:hAnsi="Liberation Sans"/>
+                <w:kern w:val="2"/>
+                <w:sz w:val="18"/>
+                <w:szCs w:val="18"/>
+                <w:lang w:val="fr-CH" w:eastAsia="zh-CN" w:bidi="hi-IN"/>
               </w:rPr>
               <w:t>{{ question.value | emptystring }}</w:t>
             </w:r>
@@ -2780,6 +2873,7 @@
                           <a:prstGeom prst="rect">
                             <a:avLst/>
                           </a:prstGeom>
+                          <a:noFill/>
                         </pic:spPr>
                       </pic:pic>
                     </a:graphicData>
@@ -2829,6 +2923,7 @@
                           <a:prstGeom prst="rect">
                             <a:avLst/>
                           </a:prstGeom>
+                          <a:noFill/>
                         </pic:spPr>
                       </pic:pic>
                     </a:graphicData>
@@ -2961,6 +3056,7 @@
                           <a:prstGeom prst="rect">
                             <a:avLst/>
                           </a:prstGeom>
+                          <a:noFill/>
                         </pic:spPr>
                       </pic:pic>
                     </a:graphicData>
@@ -3010,6 +3106,7 @@
                           <a:prstGeom prst="rect">
                             <a:avLst/>
                           </a:prstGeom>
+                          <a:noFill/>
                         </pic:spPr>
                       </pic:pic>
                     </a:graphicData>
@@ -3746,6 +3843,7 @@
                           <a:prstGeom prst="rect">
                             <a:avLst/>
                           </a:prstGeom>
+                          <a:noFill/>
                         </pic:spPr>
                       </pic:pic>
                     </a:graphicData>
@@ -3795,6 +3893,7 @@
                           <a:prstGeom prst="rect">
                             <a:avLst/>
                           </a:prstGeom>
+                          <a:noFill/>
                         </pic:spPr>
                       </pic:pic>
                     </a:graphicData>
@@ -3957,7 +4056,7 @@
 </file>
 
 <file path=word/footer1.xml><?xml version="1.0" encoding="utf-8"?>
-<w:ftr xmlns:o="urn:schemas-microsoft-com:office:office" xmlns:r="http://schemas.openxmlformats.org/officeDocument/2006/relationships" xmlns:v="urn:schemas-microsoft-com:vml" xmlns:w="http://schemas.openxmlformats.org/wordprocessingml/2006/main" xmlns:w10="urn:schemas-microsoft-com:office:word" xmlns:wp="http://schemas.openxmlformats.org/drawingml/2006/wordprocessingDrawing" xmlns:wps="http://schemas.microsoft.com/office/word/2010/wordprocessingShape" xmlns:wpg="http://schemas.microsoft.com/office/word/2010/wordprocessingGroup" xmlns:mc="http://schemas.openxmlformats.org/markup-compatibility/2006" xmlns:wp14="http://schemas.microsoft.com/office/word/2010/wordprocessingDrawing" xmlns:w14="http://schemas.microsoft.com/office/word/2010/wordml" xmlns:w15="http://schemas.microsoft.com/office/word/2012/wordml" mc:Ignorable="w14 wp14 w15">
+<w:ftr xmlns:o="urn:schemas-microsoft-com:office:office" xmlns:r="http://schemas.openxmlformats.org/officeDocument/2006/relationships" xmlns:v="urn:schemas-microsoft-com:vml" xmlns:w="http://schemas.openxmlformats.org/wordprocessingml/2006/main" xmlns:w10="urn:schemas-microsoft-com:office:word" xmlns:wp="http://schemas.openxmlformats.org/drawingml/2006/wordprocessingDrawing" xmlns:pic="http://schemas.openxmlformats.org/drawingml/2006/picture" xmlns:wps="http://schemas.microsoft.com/office/word/2010/wordprocessingShape" xmlns:wpg="http://schemas.microsoft.com/office/word/2010/wordprocessingGroup" xmlns:mc="http://schemas.openxmlformats.org/markup-compatibility/2006" xmlns:wp14="http://schemas.microsoft.com/office/word/2010/wordprocessingDrawing" xmlns:w14="http://schemas.microsoft.com/office/word/2010/wordml" xmlns:w15="http://schemas.microsoft.com/office/word/2012/wordml" mc:Ignorable="w14 wp14 w15">
   <w:p>
     <w:pPr>
       <w:pStyle w:val="Footer"/>
@@ -3971,7 +4070,7 @@
 </file>
 
 <file path=word/footer2.xml><?xml version="1.0" encoding="utf-8"?>
-<w:ftr xmlns:o="urn:schemas-microsoft-com:office:office" xmlns:r="http://schemas.openxmlformats.org/officeDocument/2006/relationships" xmlns:v="urn:schemas-microsoft-com:vml" xmlns:w="http://schemas.openxmlformats.org/wordprocessingml/2006/main" xmlns:w10="urn:schemas-microsoft-com:office:word" xmlns:wp="http://schemas.openxmlformats.org/drawingml/2006/wordprocessingDrawing" xmlns:wps="http://schemas.microsoft.com/office/word/2010/wordprocessingShape" xmlns:wpg="http://schemas.microsoft.com/office/word/2010/wordprocessingGroup" xmlns:mc="http://schemas.openxmlformats.org/markup-compatibility/2006" xmlns:wp14="http://schemas.microsoft.com/office/word/2010/wordprocessingDrawing" xmlns:w14="http://schemas.microsoft.com/office/word/2010/wordml" xmlns:w15="http://schemas.microsoft.com/office/word/2012/wordml" mc:Ignorable="w14 wp14 w15">
+<w:ftr xmlns:o="urn:schemas-microsoft-com:office:office" xmlns:r="http://schemas.openxmlformats.org/officeDocument/2006/relationships" xmlns:v="urn:schemas-microsoft-com:vml" xmlns:w="http://schemas.openxmlformats.org/wordprocessingml/2006/main" xmlns:w10="urn:schemas-microsoft-com:office:word" xmlns:wp="http://schemas.openxmlformats.org/drawingml/2006/wordprocessingDrawing" xmlns:pic="http://schemas.openxmlformats.org/drawingml/2006/picture" xmlns:wps="http://schemas.microsoft.com/office/word/2010/wordprocessingShape" xmlns:wpg="http://schemas.microsoft.com/office/word/2010/wordprocessingGroup" xmlns:mc="http://schemas.openxmlformats.org/markup-compatibility/2006" xmlns:wp14="http://schemas.microsoft.com/office/word/2010/wordprocessingDrawing" xmlns:w14="http://schemas.microsoft.com/office/word/2010/wordml" xmlns:w15="http://schemas.microsoft.com/office/word/2012/wordml" mc:Ignorable="w14 wp14 w15">
   <w:p>
     <w:pPr>
       <w:pStyle w:val="Footer"/>
@@ -3995,6 +4094,34 @@
     </w:r>
     <w:r>
       <w:rPr/>
+      <w:t>3</w:t>
+    </w:r>
+    <w:r>
+      <w:rPr/>
+      <w:fldChar w:fldCharType="end"/>
+    </w:r>
+    <w:r>
+      <w:rPr/>
+      <w:t xml:space="preserve"> </w:t>
+    </w:r>
+    <w:r>
+      <w:rPr/>
+      <w:t xml:space="preserve">/ </w:t>
+    </w:r>
+    <w:r>
+      <w:rPr/>
+      <w:fldChar w:fldCharType="begin"/>
+    </w:r>
+    <w:r>
+      <w:rPr/>
+      <w:instrText xml:space="preserve"> NUMPAGES </w:instrText>
+    </w:r>
+    <w:r>
+      <w:rPr/>
+      <w:fldChar w:fldCharType="separate"/>
+    </w:r>
+    <w:r>
+      <w:rPr/>
       <w:t>4</w:t>
     </w:r>
     <w:r>
@@ -4003,51 +4130,15 @@
     </w:r>
     <w:r>
       <w:rPr/>
-      <w:t xml:space="preserve"> </w:t>
-    </w:r>
-    <w:r>
-      <w:rPr/>
-      <w:t xml:space="preserve">/ </w:t>
-    </w:r>
-    <w:r>
-      <w:rPr/>
-      <w:fldChar w:fldCharType="begin"/>
-    </w:r>
-    <w:r>
-      <w:rPr/>
-      <w:instrText xml:space="preserve"> NUMPAGES </w:instrText>
-    </w:r>
-    <w:r>
-      <w:rPr/>
-      <w:fldChar w:fldCharType="separate"/>
-    </w:r>
-    <w:r>
-      <w:rPr/>
-      <w:t>4</w:t>
-    </w:r>
-    <w:r>
-      <w:rPr/>
-      <w:fldChar w:fldCharType="end"/>
-    </w:r>
-    <w:r>
-      <w:rPr/>
       <w:tab/>
-      <w:t>{{ caseType }} {{ doss</w:t>
-    </w:r>
-    <w:r>
-      <w:rPr/>
-      <w:t>i</w:t>
-    </w:r>
-    <w:r>
-      <w:rPr/>
-      <w:t>erNr }}</w:t>
+      <w:t>{{ caseType }} {{ dossierNr }}</w:t>
     </w:r>
   </w:p>
 </w:ftr>
 </file>
 
 <file path=word/footer3.xml><?xml version="1.0" encoding="utf-8"?>
-<w:ftr xmlns:o="urn:schemas-microsoft-com:office:office" xmlns:r="http://schemas.openxmlformats.org/officeDocument/2006/relationships" xmlns:v="urn:schemas-microsoft-com:vml" xmlns:w="http://schemas.openxmlformats.org/wordprocessingml/2006/main" xmlns:w10="urn:schemas-microsoft-com:office:word" xmlns:wp="http://schemas.openxmlformats.org/drawingml/2006/wordprocessingDrawing" xmlns:wps="http://schemas.microsoft.com/office/word/2010/wordprocessingShape" xmlns:wpg="http://schemas.microsoft.com/office/word/2010/wordprocessingGroup" xmlns:mc="http://schemas.openxmlformats.org/markup-compatibility/2006" xmlns:wp14="http://schemas.microsoft.com/office/word/2010/wordprocessingDrawing" xmlns:w14="http://schemas.microsoft.com/office/word/2010/wordml" xmlns:w15="http://schemas.microsoft.com/office/word/2012/wordml" mc:Ignorable="w14 wp14 w15">
+<w:ftr xmlns:o="urn:schemas-microsoft-com:office:office" xmlns:r="http://schemas.openxmlformats.org/officeDocument/2006/relationships" xmlns:v="urn:schemas-microsoft-com:vml" xmlns:w="http://schemas.openxmlformats.org/wordprocessingml/2006/main" xmlns:w10="urn:schemas-microsoft-com:office:word" xmlns:wp="http://schemas.openxmlformats.org/drawingml/2006/wordprocessingDrawing" xmlns:pic="http://schemas.openxmlformats.org/drawingml/2006/picture" xmlns:wps="http://schemas.microsoft.com/office/word/2010/wordprocessingShape" xmlns:wpg="http://schemas.microsoft.com/office/word/2010/wordprocessingGroup" xmlns:mc="http://schemas.openxmlformats.org/markup-compatibility/2006" xmlns:wp14="http://schemas.microsoft.com/office/word/2010/wordprocessingDrawing" xmlns:w14="http://schemas.microsoft.com/office/word/2010/wordml" xmlns:w15="http://schemas.microsoft.com/office/word/2012/wordml" mc:Ignorable="w14 wp14 w15">
   <w:p>
     <w:pPr>
       <w:pStyle w:val="Footer"/>
@@ -4071,6 +4162,34 @@
     </w:r>
     <w:r>
       <w:rPr/>
+      <w:t>3</w:t>
+    </w:r>
+    <w:r>
+      <w:rPr/>
+      <w:fldChar w:fldCharType="end"/>
+    </w:r>
+    <w:r>
+      <w:rPr/>
+      <w:t xml:space="preserve"> </w:t>
+    </w:r>
+    <w:r>
+      <w:rPr/>
+      <w:t xml:space="preserve">/ </w:t>
+    </w:r>
+    <w:r>
+      <w:rPr/>
+      <w:fldChar w:fldCharType="begin"/>
+    </w:r>
+    <w:r>
+      <w:rPr/>
+      <w:instrText xml:space="preserve"> NUMPAGES </w:instrText>
+    </w:r>
+    <w:r>
+      <w:rPr/>
+      <w:fldChar w:fldCharType="separate"/>
+    </w:r>
+    <w:r>
+      <w:rPr/>
       <w:t>4</w:t>
     </w:r>
     <w:r>
@@ -4079,51 +4198,15 @@
     </w:r>
     <w:r>
       <w:rPr/>
-      <w:t xml:space="preserve"> </w:t>
-    </w:r>
-    <w:r>
-      <w:rPr/>
-      <w:t xml:space="preserve">/ </w:t>
-    </w:r>
-    <w:r>
-      <w:rPr/>
-      <w:fldChar w:fldCharType="begin"/>
-    </w:r>
-    <w:r>
-      <w:rPr/>
-      <w:instrText xml:space="preserve"> NUMPAGES </w:instrText>
-    </w:r>
-    <w:r>
-      <w:rPr/>
-      <w:fldChar w:fldCharType="separate"/>
-    </w:r>
-    <w:r>
-      <w:rPr/>
-      <w:t>4</w:t>
-    </w:r>
-    <w:r>
-      <w:rPr/>
-      <w:fldChar w:fldCharType="end"/>
-    </w:r>
-    <w:r>
-      <w:rPr/>
       <w:tab/>
-      <w:t>{{ caseType }} {{ doss</w:t>
-    </w:r>
-    <w:r>
-      <w:rPr/>
-      <w:t>i</w:t>
-    </w:r>
-    <w:r>
-      <w:rPr/>
-      <w:t>erNr }}</w:t>
+      <w:t>{{ caseType }} {{ dossierNr }}</w:t>
     </w:r>
   </w:p>
 </w:ftr>
 </file>
 
 <file path=word/header1.xml><?xml version="1.0" encoding="utf-8"?>
-<w:hdr xmlns:o="urn:schemas-microsoft-com:office:office" xmlns:r="http://schemas.openxmlformats.org/officeDocument/2006/relationships" xmlns:v="urn:schemas-microsoft-com:vml" xmlns:w="http://schemas.openxmlformats.org/wordprocessingml/2006/main" xmlns:w10="urn:schemas-microsoft-com:office:word" xmlns:wp="http://schemas.openxmlformats.org/drawingml/2006/wordprocessingDrawing" xmlns:wps="http://schemas.microsoft.com/office/word/2010/wordprocessingShape" xmlns:wpg="http://schemas.microsoft.com/office/word/2010/wordprocessingGroup" xmlns:mc="http://schemas.openxmlformats.org/markup-compatibility/2006" xmlns:wp14="http://schemas.microsoft.com/office/word/2010/wordprocessingDrawing" xmlns:w14="http://schemas.microsoft.com/office/word/2010/wordml" xmlns:w15="http://schemas.microsoft.com/office/word/2012/wordml" mc:Ignorable="w14 wp14 w15">
+<w:hdr xmlns:o="urn:schemas-microsoft-com:office:office" xmlns:r="http://schemas.openxmlformats.org/officeDocument/2006/relationships" xmlns:v="urn:schemas-microsoft-com:vml" xmlns:w="http://schemas.openxmlformats.org/wordprocessingml/2006/main" xmlns:w10="urn:schemas-microsoft-com:office:word" xmlns:wp="http://schemas.openxmlformats.org/drawingml/2006/wordprocessingDrawing" xmlns:pic="http://schemas.openxmlformats.org/drawingml/2006/picture" xmlns:wps="http://schemas.microsoft.com/office/word/2010/wordprocessingShape" xmlns:wpg="http://schemas.microsoft.com/office/word/2010/wordprocessingGroup" xmlns:mc="http://schemas.openxmlformats.org/markup-compatibility/2006" xmlns:wp14="http://schemas.microsoft.com/office/word/2010/wordprocessingDrawing" xmlns:w14="http://schemas.microsoft.com/office/word/2010/wordml" xmlns:w15="http://schemas.microsoft.com/office/word/2012/wordml" mc:Ignorable="w14 wp14 w15">
   <w:p>
     <w:pPr>
       <w:pStyle w:val="Header"/>
@@ -4137,7 +4220,7 @@
 </file>
 
 <file path=word/header2.xml><?xml version="1.0" encoding="utf-8"?>
-<w:hdr xmlns:o="urn:schemas-microsoft-com:office:office" xmlns:r="http://schemas.openxmlformats.org/officeDocument/2006/relationships" xmlns:v="urn:schemas-microsoft-com:vml" xmlns:w="http://schemas.openxmlformats.org/wordprocessingml/2006/main" xmlns:w10="urn:schemas-microsoft-com:office:word" xmlns:wp="http://schemas.openxmlformats.org/drawingml/2006/wordprocessingDrawing" xmlns:wps="http://schemas.microsoft.com/office/word/2010/wordprocessingShape" xmlns:wpg="http://schemas.microsoft.com/office/word/2010/wordprocessingGroup" xmlns:mc="http://schemas.openxmlformats.org/markup-compatibility/2006" xmlns:wp14="http://schemas.microsoft.com/office/word/2010/wordprocessingDrawing" xmlns:w14="http://schemas.microsoft.com/office/word/2010/wordml" xmlns:w15="http://schemas.microsoft.com/office/word/2012/wordml" mc:Ignorable="w14 wp14 w15">
+<w:hdr xmlns:o="urn:schemas-microsoft-com:office:office" xmlns:r="http://schemas.openxmlformats.org/officeDocument/2006/relationships" xmlns:v="urn:schemas-microsoft-com:vml" xmlns:w="http://schemas.openxmlformats.org/wordprocessingml/2006/main" xmlns:w10="urn:schemas-microsoft-com:office:word" xmlns:wp="http://schemas.openxmlformats.org/drawingml/2006/wordprocessingDrawing" xmlns:pic="http://schemas.openxmlformats.org/drawingml/2006/picture" xmlns:wps="http://schemas.microsoft.com/office/word/2010/wordprocessingShape" xmlns:wpg="http://schemas.microsoft.com/office/word/2010/wordprocessingGroup" xmlns:mc="http://schemas.openxmlformats.org/markup-compatibility/2006" xmlns:wp14="http://schemas.microsoft.com/office/word/2010/wordprocessingDrawing" xmlns:w14="http://schemas.microsoft.com/office/word/2010/wordml" xmlns:w15="http://schemas.microsoft.com/office/word/2012/wordml" mc:Ignorable="w14 wp14 w15">
   <w:p>
     <w:pPr>
       <w:pStyle w:val="Header"/>
@@ -4151,7 +4234,7 @@
     <w:r>
       <w:rPr/>
       <w:drawing>
-        <wp:anchor behindDoc="1" distT="0" distB="0" distL="0" distR="0" simplePos="0" locked="0" layoutInCell="0" allowOverlap="1" relativeHeight="14">
+        <wp:anchor behindDoc="1" distT="0" distB="0" distL="0" distR="0" simplePos="0" locked="0" layoutInCell="0" allowOverlap="1" relativeHeight="15">
           <wp:simplePos x="0" y="0"/>
           <wp:positionH relativeFrom="column">
             <wp:align>left</wp:align>
@@ -4189,6 +4272,7 @@
                   <a:prstGeom prst="rect">
                     <a:avLst/>
                   </a:prstGeom>
+                  <a:noFill/>
                 </pic:spPr>
               </pic:pic>
             </a:graphicData>
@@ -4201,7 +4285,7 @@
 </file>
 
 <file path=word/header3.xml><?xml version="1.0" encoding="utf-8"?>
-<w:hdr xmlns:o="urn:schemas-microsoft-com:office:office" xmlns:r="http://schemas.openxmlformats.org/officeDocument/2006/relationships" xmlns:v="urn:schemas-microsoft-com:vml" xmlns:w="http://schemas.openxmlformats.org/wordprocessingml/2006/main" xmlns:w10="urn:schemas-microsoft-com:office:word" xmlns:wp="http://schemas.openxmlformats.org/drawingml/2006/wordprocessingDrawing" xmlns:wps="http://schemas.microsoft.com/office/word/2010/wordprocessingShape" xmlns:wpg="http://schemas.microsoft.com/office/word/2010/wordprocessingGroup" xmlns:mc="http://schemas.openxmlformats.org/markup-compatibility/2006" xmlns:wp14="http://schemas.microsoft.com/office/word/2010/wordprocessingDrawing" xmlns:w14="http://schemas.microsoft.com/office/word/2010/wordml" xmlns:w15="http://schemas.microsoft.com/office/word/2012/wordml" mc:Ignorable="w14 wp14 w15">
+<w:hdr xmlns:o="urn:schemas-microsoft-com:office:office" xmlns:r="http://schemas.openxmlformats.org/officeDocument/2006/relationships" xmlns:v="urn:schemas-microsoft-com:vml" xmlns:w="http://schemas.openxmlformats.org/wordprocessingml/2006/main" xmlns:w10="urn:schemas-microsoft-com:office:word" xmlns:wp="http://schemas.openxmlformats.org/drawingml/2006/wordprocessingDrawing" xmlns:pic="http://schemas.openxmlformats.org/drawingml/2006/picture" xmlns:wps="http://schemas.microsoft.com/office/word/2010/wordprocessingShape" xmlns:wpg="http://schemas.microsoft.com/office/word/2010/wordprocessingGroup" xmlns:mc="http://schemas.openxmlformats.org/markup-compatibility/2006" xmlns:wp14="http://schemas.microsoft.com/office/word/2010/wordprocessingDrawing" xmlns:w14="http://schemas.microsoft.com/office/word/2010/wordml" xmlns:w15="http://schemas.microsoft.com/office/word/2012/wordml" mc:Ignorable="w14 wp14 w15">
   <w:p>
     <w:pPr>
       <w:pStyle w:val="Header"/>
@@ -4215,7 +4299,7 @@
     <w:r>
       <w:rPr/>
       <w:drawing>
-        <wp:anchor behindDoc="1" distT="0" distB="0" distL="0" distR="0" simplePos="0" locked="0" layoutInCell="0" allowOverlap="1" relativeHeight="14">
+        <wp:anchor behindDoc="1" distT="0" distB="0" distL="0" distR="0" simplePos="0" locked="0" layoutInCell="0" allowOverlap="1" relativeHeight="15">
           <wp:simplePos x="0" y="0"/>
           <wp:positionH relativeFrom="column">
             <wp:align>left</wp:align>
@@ -4253,6 +4337,7 @@
                   <a:prstGeom prst="rect">
                     <a:avLst/>
                   </a:prstGeom>
+                  <a:noFill/>
                 </pic:spPr>
               </pic:pic>
             </a:graphicData>
@@ -4279,6 +4364,7 @@
         </w:tabs>
         <w:ind w:left="0" w:hanging="0"/>
       </w:pPr>
+      <w:rPr/>
     </w:lvl>
     <w:lvl w:ilvl="1">
       <w:start w:val="1"/>
@@ -4292,6 +4378,7 @@
         </w:tabs>
         <w:ind w:left="0" w:hanging="0"/>
       </w:pPr>
+      <w:rPr/>
     </w:lvl>
     <w:lvl w:ilvl="2">
       <w:start w:val="1"/>
@@ -4305,6 +4392,7 @@
         </w:tabs>
         <w:ind w:left="0" w:hanging="0"/>
       </w:pPr>
+      <w:rPr/>
     </w:lvl>
     <w:lvl w:ilvl="3">
       <w:start w:val="1"/>
@@ -4318,6 +4406,7 @@
         </w:tabs>
         <w:ind w:left="0" w:hanging="0"/>
       </w:pPr>
+      <w:rPr/>
     </w:lvl>
     <w:lvl w:ilvl="4">
       <w:start w:val="1"/>
@@ -4331,6 +4420,7 @@
         </w:tabs>
         <w:ind w:left="0" w:hanging="0"/>
       </w:pPr>
+      <w:rPr/>
     </w:lvl>
     <w:lvl w:ilvl="5">
       <w:start w:val="1"/>
@@ -4344,6 +4434,7 @@
         </w:tabs>
         <w:ind w:left="0" w:hanging="0"/>
       </w:pPr>
+      <w:rPr/>
     </w:lvl>
     <w:lvl w:ilvl="6">
       <w:start w:val="1"/>
@@ -4357,6 +4448,7 @@
         </w:tabs>
         <w:ind w:left="0" w:hanging="0"/>
       </w:pPr>
+      <w:rPr/>
     </w:lvl>
     <w:lvl w:ilvl="7">
       <w:start w:val="1"/>
@@ -4370,6 +4462,7 @@
         </w:tabs>
         <w:ind w:left="0" w:hanging="0"/>
       </w:pPr>
+      <w:rPr/>
     </w:lvl>
     <w:lvl w:ilvl="8">
       <w:start w:val="1"/>
@@ -4383,6 +4476,7 @@
         </w:tabs>
         <w:ind w:left="0" w:hanging="0"/>
       </w:pPr>
+      <w:rPr/>
     </w:lvl>
   </w:abstractNum>
   <w:abstractNum w:abstractNumId="2">
@@ -4782,7 +4876,6 @@
         </w:tabs>
         <w:ind w:left="0" w:hanging="0"/>
       </w:pPr>
-      <w:rPr/>
     </w:lvl>
     <w:lvl w:ilvl="1">
       <w:start w:val="1"/>
@@ -4796,7 +4889,6 @@
         </w:tabs>
         <w:ind w:left="0" w:hanging="0"/>
       </w:pPr>
-      <w:rPr/>
     </w:lvl>
     <w:lvl w:ilvl="2">
       <w:start w:val="1"/>
@@ -4810,7 +4902,6 @@
         </w:tabs>
         <w:ind w:left="0" w:hanging="0"/>
       </w:pPr>
-      <w:rPr/>
     </w:lvl>
     <w:lvl w:ilvl="3">
       <w:start w:val="1"/>
@@ -4824,7 +4915,6 @@
         </w:tabs>
         <w:ind w:left="0" w:hanging="0"/>
       </w:pPr>
-      <w:rPr/>
     </w:lvl>
     <w:lvl w:ilvl="4">
       <w:start w:val="1"/>
@@ -4838,7 +4928,6 @@
         </w:tabs>
         <w:ind w:left="0" w:hanging="0"/>
       </w:pPr>
-      <w:rPr/>
     </w:lvl>
     <w:lvl w:ilvl="5">
       <w:start w:val="1"/>
@@ -4852,7 +4941,6 @@
         </w:tabs>
         <w:ind w:left="0" w:hanging="0"/>
       </w:pPr>
-      <w:rPr/>
     </w:lvl>
     <w:lvl w:ilvl="6">
       <w:start w:val="1"/>
@@ -4866,7 +4954,6 @@
         </w:tabs>
         <w:ind w:left="0" w:hanging="0"/>
       </w:pPr>
-      <w:rPr/>
     </w:lvl>
     <w:lvl w:ilvl="7">
       <w:start w:val="1"/>
@@ -4880,7 +4967,6 @@
         </w:tabs>
         <w:ind w:left="0" w:hanging="0"/>
       </w:pPr>
-      <w:rPr/>
     </w:lvl>
     <w:lvl w:ilvl="8">
       <w:start w:val="1"/>
@@ -4894,7 +4980,6 @@
         </w:tabs>
         <w:ind w:left="0" w:hanging="0"/>
       </w:pPr>
-      <w:rPr/>
     </w:lvl>
   </w:abstractNum>
   <w:num w:numId="1">
@@ -4953,14 +5038,14 @@
     </w:rPr>
   </w:style>
   <w:style w:type="paragraph" w:styleId="Heading1">
-    <w:name w:val="Heading 1"/>
-    <w:basedOn w:val="Heading"/>
+    <w:name w:val="heading 1"/>
+    <w:basedOn w:val="berschriftuser"/>
     <w:next w:val="BodyText"/>
     <w:qFormat/>
     <w:pPr>
       <w:numPr>
         <w:ilvl w:val="0"/>
-        <w:numId w:val="4"/>
+        <w:numId w:val="3"/>
       </w:numPr>
       <w:spacing w:before="1440" w:after="720"/>
       <w:outlineLvl w:val="0"/>
@@ -4973,14 +5058,14 @@
     </w:rPr>
   </w:style>
   <w:style w:type="paragraph" w:styleId="Heading2">
-    <w:name w:val="Heading 2"/>
-    <w:basedOn w:val="Heading"/>
+    <w:name w:val="heading 2"/>
+    <w:basedOn w:val="berschriftuser"/>
     <w:next w:val="BodyText"/>
     <w:qFormat/>
     <w:pPr>
       <w:numPr>
         <w:ilvl w:val="1"/>
-        <w:numId w:val="2"/>
+        <w:numId w:val="1"/>
       </w:numPr>
       <w:spacing w:before="283" w:after="283"/>
       <w:outlineLvl w:val="1"/>
@@ -4993,14 +5078,14 @@
     </w:rPr>
   </w:style>
   <w:style w:type="paragraph" w:styleId="Heading3">
-    <w:name w:val="Heading 3"/>
-    <w:basedOn w:val="Heading"/>
+    <w:name w:val="heading 3"/>
+    <w:basedOn w:val="berschriftuser"/>
     <w:qFormat/>
     <w:pPr>
       <w:widowControl w:val="false"/>
       <w:numPr>
         <w:ilvl w:val="2"/>
-        <w:numId w:val="5"/>
+        <w:numId w:val="4"/>
       </w:numPr>
       <w:suppressAutoHyphens w:val="true"/>
       <w:spacing w:before="0" w:after="0"/>
@@ -5014,14 +5099,14 @@
     </w:rPr>
   </w:style>
   <w:style w:type="paragraph" w:styleId="Heading4">
-    <w:name w:val="Heading 4"/>
-    <w:basedOn w:val="Heading"/>
+    <w:name w:val="heading 4"/>
+    <w:basedOn w:val="berschriftuser"/>
     <w:next w:val="BodyText"/>
     <w:qFormat/>
     <w:pPr>
       <w:numPr>
         <w:ilvl w:val="3"/>
-        <w:numId w:val="3"/>
+        <w:numId w:val="2"/>
       </w:numPr>
       <w:spacing w:before="120" w:after="120"/>
       <w:outlineLvl w:val="3"/>
@@ -5035,8 +5120,8 @@
       <w:szCs w:val="26"/>
     </w:rPr>
   </w:style>
-  <w:style w:type="paragraph" w:styleId="Heading">
-    <w:name w:val="Heading"/>
+  <w:style w:type="paragraph" w:styleId="berschrift">
+    <w:name w:val="Überschrift"/>
     <w:basedOn w:val="Normal"/>
     <w:next w:val="BodyText"/>
     <w:qFormat/>
@@ -5045,8 +5130,7 @@
       <w:spacing w:before="240" w:after="120"/>
     </w:pPr>
     <w:rPr>
-      <w:rFonts w:ascii="Arial" w:hAnsi="Arial" w:eastAsia="Noto Sans CJK SC" w:cs="Lohit Devanagari"/>
-      <w:b/>
+      <w:rFonts w:ascii="Liberation Sans" w:hAnsi="Liberation Sans" w:eastAsia="Noto Sans CJK SC" w:cs="Noto Sans Devanagari"/>
       <w:sz w:val="28"/>
       <w:szCs w:val="28"/>
     </w:rPr>
@@ -5068,7 +5152,7 @@
     </w:rPr>
   </w:style>
   <w:style w:type="paragraph" w:styleId="Caption">
-    <w:name w:val="Caption"/>
+    <w:name w:val="caption"/>
     <w:basedOn w:val="Normal"/>
     <w:qFormat/>
     <w:pPr>
@@ -5083,8 +5167,35 @@
       <w:szCs w:val="24"/>
     </w:rPr>
   </w:style>
-  <w:style w:type="paragraph" w:styleId="Index">
-    <w:name w:val="Index"/>
+  <w:style w:type="paragraph" w:styleId="Verzeichnis">
+    <w:name w:val="Verzeichnis"/>
+    <w:basedOn w:val="Normal"/>
+    <w:qFormat/>
+    <w:pPr>
+      <w:suppressLineNumbers/>
+    </w:pPr>
+    <w:rPr>
+      <w:rFonts w:cs="Noto Sans Devanagari"/>
+    </w:rPr>
+  </w:style>
+  <w:style w:type="paragraph" w:styleId="berschriftuser">
+    <w:name w:val="Überschrift (user)"/>
+    <w:basedOn w:val="Normal"/>
+    <w:next w:val="BodyText"/>
+    <w:qFormat/>
+    <w:pPr>
+      <w:keepNext w:val="true"/>
+      <w:spacing w:before="240" w:after="120"/>
+    </w:pPr>
+    <w:rPr>
+      <w:rFonts w:ascii="Arial" w:hAnsi="Arial" w:eastAsia="Noto Sans CJK SC" w:cs="Lohit Devanagari"/>
+      <w:b/>
+      <w:sz w:val="28"/>
+      <w:szCs w:val="28"/>
+    </w:rPr>
+  </w:style>
+  <w:style w:type="paragraph" w:styleId="Verzeichnisuser">
+    <w:name w:val="Verzeichnis (user)"/>
     <w:basedOn w:val="Normal"/>
     <w:qFormat/>
     <w:pPr>
@@ -5094,8 +5205,8 @@
       <w:rFonts w:cs="Lohit Devanagari"/>
     </w:rPr>
   </w:style>
-  <w:style w:type="paragraph" w:styleId="ListContents">
-    <w:name w:val="List Contents"/>
+  <w:style w:type="paragraph" w:styleId="Listeninhaltuser">
+    <w:name w:val="Listeninhalt (user)"/>
     <w:basedOn w:val="Normal"/>
     <w:qFormat/>
     <w:pPr>
@@ -5103,10 +5214,10 @@
     </w:pPr>
     <w:rPr/>
   </w:style>
-  <w:style w:type="paragraph" w:styleId="ListHeading">
-    <w:name w:val="List Heading"/>
+  <w:style w:type="paragraph" w:styleId="Listenkopfuser">
+    <w:name w:val="Listenkopf (user)"/>
     <w:basedOn w:val="Normal"/>
-    <w:next w:val="ListContents"/>
+    <w:next w:val="Listeninhaltuser"/>
     <w:qFormat/>
     <w:pPr>
       <w:ind w:hanging="0"/>
@@ -5124,7 +5235,7 @@
     <w:rPr/>
   </w:style>
   <w:style w:type="paragraph" w:styleId="EnvelopeReturn">
-    <w:name w:val="Envelope Return"/>
+    <w:name w:val="envelope return"/>
     <w:basedOn w:val="Normal"/>
     <w:qFormat/>
     <w:pPr>
@@ -5133,8 +5244,8 @@
     </w:pPr>
     <w:rPr/>
   </w:style>
-  <w:style w:type="paragraph" w:styleId="TableContents">
-    <w:name w:val="Table Contents"/>
+  <w:style w:type="paragraph" w:styleId="Tabelleninhaltuser">
+    <w:name w:val="Tabelleninhalt (user)"/>
     <w:basedOn w:val="Normal"/>
     <w:qFormat/>
     <w:pPr>
@@ -5145,7 +5256,7 @@
   </w:style>
   <w:style w:type="paragraph" w:styleId="Subtitle">
     <w:name w:val="Subtitle"/>
-    <w:basedOn w:val="Heading"/>
+    <w:basedOn w:val="berschriftuser"/>
     <w:next w:val="BodyText"/>
     <w:qFormat/>
     <w:pPr>
@@ -5162,7 +5273,7 @@
   </w:style>
   <w:style w:type="paragraph" w:styleId="Title">
     <w:name w:val="Title"/>
-    <w:basedOn w:val="Heading"/>
+    <w:basedOn w:val="berschriftuser"/>
     <w:next w:val="BodyText"/>
     <w:qFormat/>
     <w:pPr>
@@ -5176,9 +5287,9 @@
       <w:szCs w:val="56"/>
     </w:rPr>
   </w:style>
-  <w:style w:type="paragraph" w:styleId="TableHeading">
-    <w:name w:val="Table Heading"/>
-    <w:basedOn w:val="TableContents"/>
+  <w:style w:type="paragraph" w:styleId="Tabellenberschriftuser">
+    <w:name w:val="Tabellenüberschrift (user)"/>
+    <w:basedOn w:val="Tabelleninhaltuser"/>
     <w:qFormat/>
     <w:pPr>
       <w:suppressLineNumbers/>
@@ -5189,8 +5300,8 @@
       <w:bCs/>
     </w:rPr>
   </w:style>
-  <w:style w:type="paragraph" w:styleId="HeaderandFooter">
-    <w:name w:val="Header and Footer"/>
+  <w:style w:type="paragraph" w:styleId="Kopf-Fuzeileuser">
+    <w:name w:val="Kopf-/Fußzeile (user)"/>
     <w:basedOn w:val="Normal"/>
     <w:qFormat/>
     <w:pPr>
@@ -5203,17 +5314,24 @@
     </w:pPr>
     <w:rPr/>
   </w:style>
+  <w:style w:type="paragraph" w:styleId="Kopf-Fuzeile">
+    <w:name w:val="Kopf-/Fußzeile"/>
+    <w:basedOn w:val="Normal"/>
+    <w:qFormat/>
+    <w:pPr/>
+    <w:rPr/>
+  </w:style>
   <w:style w:type="paragraph" w:styleId="Header">
-    <w:name w:val="Header"/>
-    <w:basedOn w:val="HeaderandFooter"/>
+    <w:name w:val="header"/>
+    <w:basedOn w:val="Kopf-Fuzeileuser"/>
     <w:pPr>
       <w:suppressLineNumbers/>
     </w:pPr>
     <w:rPr/>
   </w:style>
   <w:style w:type="paragraph" w:styleId="Footer">
-    <w:name w:val="Footer"/>
-    <w:basedOn w:val="HeaderandFooter"/>
+    <w:name w:val="footer"/>
+    <w:basedOn w:val="Kopf-Fuzeileuser"/>
     <w:pPr>
       <w:suppressLineNumbers/>
     </w:pPr>
